--- a/Etapa Elaboración - Iteración 2/Plantillas/Plantilla Plan de Estimacion.docx
+++ b/Etapa Elaboración - Iteración 2/Plantillas/Plantilla Plan de Estimacion.docx
@@ -1007,12 +1007,12 @@
             <wp:extent cx="1200150" cy="1200150"/>
             <wp:effectExtent b="0" l="0" r="0" t="0"/>
             <wp:wrapSquare wrapText="bothSides" distB="0" distT="0" distL="114300" distR="114300"/>
-            <wp:docPr descr="psi-negro.png" id="17" name="image1.png"/>
+            <wp:docPr descr="psi-negro.png" id="17" name="image2.png"/>
             <a:graphic>
               <a:graphicData uri="http://schemas.openxmlformats.org/drawingml/2006/picture">
                 <pic:pic>
                   <pic:nvPicPr>
-                    <pic:cNvPr descr="psi-negro.png" id="0" name="image1.png"/>
+                    <pic:cNvPr descr="psi-negro.png" id="0" name="image2.png"/>
                     <pic:cNvPicPr preferRelativeResize="0"/>
                   </pic:nvPicPr>
                   <pic:blipFill>
@@ -1062,12 +1062,12 @@
             <wp:extent cx="1304925" cy="2019300"/>
             <wp:effectExtent b="0" l="0" r="0" t="0"/>
             <wp:wrapSquare wrapText="bothSides" distB="0" distT="0" distL="114300" distR="114300"/>
-            <wp:docPr descr="UNPA.JPG" id="15" name="image2.jpg"/>
+            <wp:docPr descr="UNPA.JPG" id="15" name="image1.jpg"/>
             <a:graphic>
               <a:graphicData uri="http://schemas.openxmlformats.org/drawingml/2006/picture">
                 <pic:pic>
                   <pic:nvPicPr>
-                    <pic:cNvPr descr="UNPA.JPG" id="0" name="image2.jpg"/>
+                    <pic:cNvPr descr="UNPA.JPG" id="0" name="image1.jpg"/>
                     <pic:cNvPicPr preferRelativeResize="0"/>
                   </pic:nvPicPr>
                   <pic:blipFill>
@@ -1720,12 +1720,12 @@
             <wp:extent cx="1200150" cy="1200150"/>
             <wp:effectExtent b="0" l="0" r="0" t="0"/>
             <wp:wrapSquare wrapText="bothSides" distB="0" distT="0" distL="114300" distR="114300"/>
-            <wp:docPr descr="psi-negro.png" id="14" name="image1.png"/>
+            <wp:docPr descr="psi-negro.png" id="14" name="image2.png"/>
             <a:graphic>
               <a:graphicData uri="http://schemas.openxmlformats.org/drawingml/2006/picture">
                 <pic:pic>
                   <pic:nvPicPr>
-                    <pic:cNvPr descr="psi-negro.png" id="0" name="image1.png"/>
+                    <pic:cNvPr descr="psi-negro.png" id="0" name="image2.png"/>
                     <pic:cNvPicPr preferRelativeResize="0"/>
                   </pic:nvPicPr>
                   <pic:blipFill>
@@ -1823,7 +1823,7 @@
     </w:p>
     <w:sdt>
       <w:sdtPr>
-        <w:id w:val="1663110662"/>
+        <w:id w:val="1943124460"/>
         <w:docPartObj>
           <w:docPartGallery w:val="Table of Contents"/>
           <w:docPartUnique w:val="1"/>
@@ -16330,12 +16330,12 @@
           <wp:extent cx="669290" cy="669290"/>
           <wp:effectExtent b="0" l="0" r="0" t="0"/>
           <wp:wrapSquare wrapText="bothSides" distB="0" distT="0" distL="114300" distR="114300"/>
-          <wp:docPr descr="psi-negro.png" id="16" name="image1.png"/>
+          <wp:docPr descr="psi-negro.png" id="16" name="image2.png"/>
           <a:graphic>
             <a:graphicData uri="http://schemas.openxmlformats.org/drawingml/2006/picture">
               <pic:pic>
                 <pic:nvPicPr>
-                  <pic:cNvPr descr="psi-negro.png" id="0" name="image1.png"/>
+                  <pic:cNvPr descr="psi-negro.png" id="0" name="image2.png"/>
                   <pic:cNvPicPr preferRelativeResize="0"/>
                 </pic:nvPicPr>
                 <pic:blipFill>
@@ -16385,12 +16385,12 @@
           <wp:extent cx="425450" cy="666750"/>
           <wp:effectExtent b="0" l="0" r="0" t="0"/>
           <wp:wrapSquare wrapText="bothSides" distB="0" distT="0" distL="114300" distR="114300"/>
-          <wp:docPr descr="UNPA.JPG" id="13" name="image2.jpg"/>
+          <wp:docPr descr="UNPA.JPG" id="13" name="image1.jpg"/>
           <a:graphic>
             <a:graphicData uri="http://schemas.openxmlformats.org/drawingml/2006/picture">
               <pic:pic>
                 <pic:nvPicPr>
-                  <pic:cNvPr descr="UNPA.JPG" id="0" name="image2.jpg"/>
+                  <pic:cNvPr descr="UNPA.JPG" id="0" name="image1.jpg"/>
                   <pic:cNvPicPr preferRelativeResize="0"/>
                 </pic:nvPicPr>
                 <pic:blipFill>

--- a/Etapa Elaboración - Iteración 2/Plantillas/Plantilla Plan de Estimacion.docx
+++ b/Etapa Elaboración - Iteración 2/Plantillas/Plantilla Plan de Estimacion.docx
@@ -1007,12 +1007,12 @@
             <wp:extent cx="1200150" cy="1200150"/>
             <wp:effectExtent b="0" l="0" r="0" t="0"/>
             <wp:wrapSquare wrapText="bothSides" distB="0" distT="0" distL="114300" distR="114300"/>
-            <wp:docPr descr="psi-negro.png" id="17" name="image2.png"/>
+            <wp:docPr descr="psi-negro.png" id="17" name="image1.png"/>
             <a:graphic>
               <a:graphicData uri="http://schemas.openxmlformats.org/drawingml/2006/picture">
                 <pic:pic>
                   <pic:nvPicPr>
-                    <pic:cNvPr descr="psi-negro.png" id="0" name="image2.png"/>
+                    <pic:cNvPr descr="psi-negro.png" id="0" name="image1.png"/>
                     <pic:cNvPicPr preferRelativeResize="0"/>
                   </pic:nvPicPr>
                   <pic:blipFill>
@@ -1062,12 +1062,12 @@
             <wp:extent cx="1304925" cy="2019300"/>
             <wp:effectExtent b="0" l="0" r="0" t="0"/>
             <wp:wrapSquare wrapText="bothSides" distB="0" distT="0" distL="114300" distR="114300"/>
-            <wp:docPr descr="UNPA.JPG" id="15" name="image1.jpg"/>
+            <wp:docPr descr="UNPA.JPG" id="15" name="image2.jpg"/>
             <a:graphic>
               <a:graphicData uri="http://schemas.openxmlformats.org/drawingml/2006/picture">
                 <pic:pic>
                   <pic:nvPicPr>
-                    <pic:cNvPr descr="UNPA.JPG" id="0" name="image1.jpg"/>
+                    <pic:cNvPr descr="UNPA.JPG" id="0" name="image2.jpg"/>
                     <pic:cNvPicPr preferRelativeResize="0"/>
                   </pic:nvPicPr>
                   <pic:blipFill>
@@ -1720,12 +1720,12 @@
             <wp:extent cx="1200150" cy="1200150"/>
             <wp:effectExtent b="0" l="0" r="0" t="0"/>
             <wp:wrapSquare wrapText="bothSides" distB="0" distT="0" distL="114300" distR="114300"/>
-            <wp:docPr descr="psi-negro.png" id="14" name="image2.png"/>
+            <wp:docPr descr="psi-negro.png" id="14" name="image1.png"/>
             <a:graphic>
               <a:graphicData uri="http://schemas.openxmlformats.org/drawingml/2006/picture">
                 <pic:pic>
                   <pic:nvPicPr>
-                    <pic:cNvPr descr="psi-negro.png" id="0" name="image2.png"/>
+                    <pic:cNvPr descr="psi-negro.png" id="0" name="image1.png"/>
                     <pic:cNvPicPr preferRelativeResize="0"/>
                   </pic:nvPicPr>
                   <pic:blipFill>
@@ -1823,7 +1823,7 @@
     </w:p>
     <w:sdt>
       <w:sdtPr>
-        <w:id w:val="1943124460"/>
+        <w:id w:val="2116356785"/>
         <w:docPartObj>
           <w:docPartGallery w:val="Table of Contents"/>
           <w:docPartUnique w:val="1"/>
@@ -16330,12 +16330,12 @@
           <wp:extent cx="669290" cy="669290"/>
           <wp:effectExtent b="0" l="0" r="0" t="0"/>
           <wp:wrapSquare wrapText="bothSides" distB="0" distT="0" distL="114300" distR="114300"/>
-          <wp:docPr descr="psi-negro.png" id="16" name="image2.png"/>
+          <wp:docPr descr="psi-negro.png" id="16" name="image1.png"/>
           <a:graphic>
             <a:graphicData uri="http://schemas.openxmlformats.org/drawingml/2006/picture">
               <pic:pic>
                 <pic:nvPicPr>
-                  <pic:cNvPr descr="psi-negro.png" id="0" name="image2.png"/>
+                  <pic:cNvPr descr="psi-negro.png" id="0" name="image1.png"/>
                   <pic:cNvPicPr preferRelativeResize="0"/>
                 </pic:nvPicPr>
                 <pic:blipFill>
@@ -16385,12 +16385,12 @@
           <wp:extent cx="425450" cy="666750"/>
           <wp:effectExtent b="0" l="0" r="0" t="0"/>
           <wp:wrapSquare wrapText="bothSides" distB="0" distT="0" distL="114300" distR="114300"/>
-          <wp:docPr descr="UNPA.JPG" id="13" name="image1.jpg"/>
+          <wp:docPr descr="UNPA.JPG" id="13" name="image2.jpg"/>
           <a:graphic>
             <a:graphicData uri="http://schemas.openxmlformats.org/drawingml/2006/picture">
               <pic:pic>
                 <pic:nvPicPr>
-                  <pic:cNvPr descr="UNPA.JPG" id="0" name="image1.jpg"/>
+                  <pic:cNvPr descr="UNPA.JPG" id="0" name="image2.jpg"/>
                   <pic:cNvPicPr preferRelativeResize="0"/>
                 </pic:nvPicPr>
                 <pic:blipFill>

--- a/Etapa Elaboración - Iteración 2/Plantillas/Plantilla Plan de Estimacion.docx
+++ b/Etapa Elaboración - Iteración 2/Plantillas/Plantilla Plan de Estimacion.docx
@@ -1823,7 +1823,7 @@
     </w:p>
     <w:sdt>
       <w:sdtPr>
-        <w:id w:val="2116356785"/>
+        <w:id w:val="721942763"/>
         <w:docPartObj>
           <w:docPartGallery w:val="Table of Contents"/>
           <w:docPartUnique w:val="1"/>

--- a/Etapa Elaboración - Iteración 2/Plantillas/Plantilla Plan de Estimacion.docx
+++ b/Etapa Elaboración - Iteración 2/Plantillas/Plantilla Plan de Estimacion.docx
@@ -1823,7 +1823,7 @@
     </w:p>
     <w:sdt>
       <w:sdtPr>
-        <w:id w:val="721942763"/>
+        <w:id w:val="831173912"/>
         <w:docPartObj>
           <w:docPartGallery w:val="Table of Contents"/>
           <w:docPartUnique w:val="1"/>

--- a/Etapa Elaboración - Iteración 2/Plantillas/Plantilla Plan de Estimacion.docx
+++ b/Etapa Elaboración - Iteración 2/Plantillas/Plantilla Plan de Estimacion.docx
@@ -1823,7 +1823,7 @@
     </w:p>
     <w:sdt>
       <w:sdtPr>
-        <w:id w:val="831173912"/>
+        <w:id w:val="-806507845"/>
         <w:docPartObj>
           <w:docPartGallery w:val="Table of Contents"/>
           <w:docPartUnique w:val="1"/>

--- a/Etapa Elaboración - Iteración 2/Plantillas/Plantilla Plan de Estimacion.docx
+++ b/Etapa Elaboración - Iteración 2/Plantillas/Plantilla Plan de Estimacion.docx
@@ -1823,7 +1823,7 @@
     </w:p>
     <w:sdt>
       <w:sdtPr>
-        <w:id w:val="-806507845"/>
+        <w:id w:val="450666583"/>
         <w:docPartObj>
           <w:docPartGallery w:val="Table of Contents"/>
           <w:docPartUnique w:val="1"/>

--- a/Etapa Elaboración - Iteración 2/Plantillas/Plantilla Plan de Estimacion.docx
+++ b/Etapa Elaboración - Iteración 2/Plantillas/Plantilla Plan de Estimacion.docx
@@ -1823,7 +1823,7 @@
     </w:p>
     <w:sdt>
       <w:sdtPr>
-        <w:id w:val="450666583"/>
+        <w:id w:val="454355513"/>
         <w:docPartObj>
           <w:docPartGallery w:val="Table of Contents"/>
           <w:docPartUnique w:val="1"/>

--- a/Etapa Elaboración - Iteración 2/Plantillas/Plantilla Plan de Estimacion.docx
+++ b/Etapa Elaboración - Iteración 2/Plantillas/Plantilla Plan de Estimacion.docx
@@ -1823,7 +1823,7 @@
     </w:p>
     <w:sdt>
       <w:sdtPr>
-        <w:id w:val="454355513"/>
+        <w:id w:val="-568671736"/>
         <w:docPartObj>
           <w:docPartGallery w:val="Table of Contents"/>
           <w:docPartUnique w:val="1"/>

--- a/Etapa Elaboración - Iteración 2/Plantillas/Plantilla Plan de Estimacion.docx
+++ b/Etapa Elaboración - Iteración 2/Plantillas/Plantilla Plan de Estimacion.docx
@@ -1823,7 +1823,7 @@
     </w:p>
     <w:sdt>
       <w:sdtPr>
-        <w:id w:val="-568671736"/>
+        <w:id w:val="1112620365"/>
         <w:docPartObj>
           <w:docPartGallery w:val="Table of Contents"/>
           <w:docPartUnique w:val="1"/>

--- a/Etapa Elaboración - Iteración 2/Plantillas/Plantilla Plan de Estimacion.docx
+++ b/Etapa Elaboración - Iteración 2/Plantillas/Plantilla Plan de Estimacion.docx
@@ -1823,7 +1823,7 @@
     </w:p>
     <w:sdt>
       <w:sdtPr>
-        <w:id w:val="1112620365"/>
+        <w:id w:val="-1460266454"/>
         <w:docPartObj>
           <w:docPartGallery w:val="Table of Contents"/>
           <w:docPartUnique w:val="1"/>

--- a/Etapa Elaboración - Iteración 2/Plantillas/Plantilla Plan de Estimacion.docx
+++ b/Etapa Elaboración - Iteración 2/Plantillas/Plantilla Plan de Estimacion.docx
@@ -22,7 +22,9 @@
         <w:rPr>
           <w:rFonts w:ascii="Cambria" w:cs="Cambria" w:eastAsia="Cambria" w:hAnsi="Cambria"/>
           <w:b w:val="0"/>
-          <w:i w:val="0"/>
+          <w:bCs w:val="0"/>
+          <w:i w:val="0"/>
+          <w:iCs w:val="0"/>
           <w:smallCaps w:val="0"/>
           <w:strike w:val="0"/>
           <w:color w:val="000000"/>
@@ -59,7 +61,9 @@
         <w:rPr>
           <w:rFonts w:ascii="Cambria" w:cs="Cambria" w:eastAsia="Cambria" w:hAnsi="Cambria"/>
           <w:b w:val="0"/>
-          <w:i w:val="0"/>
+          <w:bCs w:val="0"/>
+          <w:i w:val="0"/>
+          <w:iCs w:val="0"/>
           <w:smallCaps w:val="0"/>
           <w:strike w:val="0"/>
           <w:color w:val="000000"/>
@@ -96,7 +100,9 @@
         <w:rPr>
           <w:rFonts w:ascii="Cambria" w:cs="Cambria" w:eastAsia="Cambria" w:hAnsi="Cambria"/>
           <w:b w:val="0"/>
-          <w:i w:val="0"/>
+          <w:bCs w:val="0"/>
+          <w:i w:val="0"/>
+          <w:iCs w:val="0"/>
           <w:smallCaps w:val="0"/>
           <w:strike w:val="0"/>
           <w:color w:val="000000"/>
@@ -111,7 +117,9 @@
         <w:rPr>
           <w:rFonts w:ascii="Calibri" w:cs="Calibri" w:eastAsia="Calibri" w:hAnsi="Calibri"/>
           <w:b w:val="0"/>
-          <w:i w:val="0"/>
+          <w:bCs w:val="0"/>
+          <w:i w:val="0"/>
+          <w:iCs w:val="0"/>
           <w:smallCaps w:val="0"/>
           <w:strike w:val="0"/>
           <w:color w:val="000000"/>
@@ -231,7 +239,9 @@
         <w:rPr>
           <w:rFonts w:ascii="Calibri" w:cs="Calibri" w:eastAsia="Calibri" w:hAnsi="Calibri"/>
           <w:b w:val="0"/>
-          <w:i w:val="0"/>
+          <w:bCs w:val="0"/>
+          <w:i w:val="0"/>
+          <w:iCs w:val="0"/>
           <w:smallCaps w:val="0"/>
           <w:strike w:val="0"/>
           <w:color w:val="000000"/>
@@ -351,7 +361,9 @@
         <w:rPr>
           <w:rFonts w:ascii="Calibri" w:cs="Calibri" w:eastAsia="Calibri" w:hAnsi="Calibri"/>
           <w:b w:val="0"/>
-          <w:i w:val="0"/>
+          <w:bCs w:val="0"/>
+          <w:i w:val="0"/>
+          <w:iCs w:val="0"/>
           <w:smallCaps w:val="0"/>
           <w:strike w:val="0"/>
           <w:color w:val="000000"/>
@@ -471,7 +483,9 @@
         <w:rPr>
           <w:rFonts w:ascii="Calibri" w:cs="Calibri" w:eastAsia="Calibri" w:hAnsi="Calibri"/>
           <w:b w:val="0"/>
-          <w:i w:val="0"/>
+          <w:bCs w:val="0"/>
+          <w:i w:val="0"/>
+          <w:iCs w:val="0"/>
           <w:smallCaps w:val="0"/>
           <w:strike w:val="0"/>
           <w:color w:val="000000"/>
@@ -613,7 +627,9 @@
         <w:rPr>
           <w:rFonts w:ascii="Cambria" w:cs="Cambria" w:eastAsia="Cambria" w:hAnsi="Cambria"/>
           <w:b w:val="0"/>
-          <w:i w:val="0"/>
+          <w:bCs w:val="0"/>
+          <w:i w:val="0"/>
+          <w:iCs w:val="0"/>
           <w:smallCaps w:val="0"/>
           <w:strike w:val="0"/>
           <w:color w:val="000000"/>
@@ -628,7 +644,9 @@
         <w:rPr>
           <w:rFonts w:ascii="Cambria" w:cs="Cambria" w:eastAsia="Cambria" w:hAnsi="Cambria"/>
           <w:b w:val="0"/>
-          <w:i w:val="0"/>
+          <w:bCs w:val="0"/>
+          <w:i w:val="0"/>
+          <w:iCs w:val="0"/>
           <w:smallCaps w:val="0"/>
           <w:strike w:val="0"/>
           <w:color w:val="000000"/>
@@ -662,7 +680,9 @@
         <w:rPr>
           <w:rFonts w:ascii="Cambria" w:cs="Cambria" w:eastAsia="Cambria" w:hAnsi="Cambria"/>
           <w:b w:val="0"/>
-          <w:i w:val="0"/>
+          <w:bCs w:val="0"/>
+          <w:i w:val="0"/>
+          <w:iCs w:val="0"/>
           <w:smallCaps w:val="0"/>
           <w:strike w:val="0"/>
           <w:color w:val="000000"/>
@@ -677,7 +697,9 @@
         <w:rPr>
           <w:rFonts w:ascii="Cambria" w:cs="Cambria" w:eastAsia="Cambria" w:hAnsi="Cambria"/>
           <w:b w:val="0"/>
-          <w:i w:val="0"/>
+          <w:bCs w:val="0"/>
+          <w:i w:val="0"/>
+          <w:iCs w:val="0"/>
           <w:smallCaps w:val="0"/>
           <w:strike w:val="0"/>
           <w:color w:val="000000"/>
@@ -711,7 +733,9 @@
         <w:rPr>
           <w:rFonts w:ascii="Calibri" w:cs="Calibri" w:eastAsia="Calibri" w:hAnsi="Calibri"/>
           <w:b w:val="0"/>
-          <w:i w:val="0"/>
+          <w:bCs w:val="0"/>
+          <w:i w:val="0"/>
+          <w:iCs w:val="0"/>
           <w:smallCaps w:val="0"/>
           <w:strike w:val="0"/>
           <w:color w:val="000000"/>
@@ -748,7 +772,9 @@
         <w:rPr>
           <w:rFonts w:ascii="Calibri" w:cs="Calibri" w:eastAsia="Calibri" w:hAnsi="Calibri"/>
           <w:b w:val="0"/>
-          <w:i w:val="0"/>
+          <w:bCs w:val="0"/>
+          <w:i w:val="0"/>
+          <w:iCs w:val="0"/>
           <w:smallCaps w:val="0"/>
           <w:strike w:val="0"/>
           <w:color w:val="000000"/>
@@ -785,7 +811,9 @@
         <w:rPr>
           <w:rFonts w:ascii="Calibri" w:cs="Calibri" w:eastAsia="Calibri" w:hAnsi="Calibri"/>
           <w:b w:val="0"/>
-          <w:i w:val="0"/>
+          <w:bCs w:val="0"/>
+          <w:i w:val="0"/>
+          <w:iCs w:val="0"/>
           <w:smallCaps w:val="0"/>
           <w:strike w:val="0"/>
           <w:color w:val="000000"/>
@@ -822,7 +850,9 @@
         <w:rPr>
           <w:rFonts w:ascii="Calibri" w:cs="Calibri" w:eastAsia="Calibri" w:hAnsi="Calibri"/>
           <w:b w:val="0"/>
-          <w:i w:val="0"/>
+          <w:bCs w:val="0"/>
+          <w:i w:val="0"/>
+          <w:iCs w:val="0"/>
           <w:smallCaps w:val="0"/>
           <w:strike w:val="0"/>
           <w:color w:val="000000"/>
@@ -859,7 +889,9 @@
         <w:rPr>
           <w:rFonts w:ascii="Calibri" w:cs="Calibri" w:eastAsia="Calibri" w:hAnsi="Calibri"/>
           <w:b w:val="0"/>
-          <w:i w:val="0"/>
+          <w:bCs w:val="0"/>
+          <w:i w:val="0"/>
+          <w:iCs w:val="0"/>
           <w:smallCaps w:val="0"/>
           <w:strike w:val="0"/>
           <w:color w:val="000000"/>
@@ -874,7 +906,9 @@
         <w:rPr>
           <w:rFonts w:ascii="Calibri" w:cs="Calibri" w:eastAsia="Calibri" w:hAnsi="Calibri"/>
           <w:b w:val="0"/>
-          <w:i w:val="0"/>
+          <w:bCs w:val="0"/>
+          <w:i w:val="0"/>
+          <w:iCs w:val="0"/>
           <w:smallCaps w:val="0"/>
           <w:strike w:val="0"/>
           <w:color w:val="000000"/>
@@ -908,7 +942,9 @@
         <w:rPr>
           <w:rFonts w:ascii="Calibri" w:cs="Calibri" w:eastAsia="Calibri" w:hAnsi="Calibri"/>
           <w:b w:val="0"/>
-          <w:i w:val="0"/>
+          <w:bCs w:val="0"/>
+          <w:i w:val="0"/>
+          <w:iCs w:val="0"/>
           <w:smallCaps w:val="0"/>
           <w:strike w:val="0"/>
           <w:color w:val="000000"/>
@@ -923,7 +959,9 @@
         <w:rPr>
           <w:rFonts w:ascii="Calibri" w:cs="Calibri" w:eastAsia="Calibri" w:hAnsi="Calibri"/>
           <w:b w:val="0"/>
-          <w:i w:val="0"/>
+          <w:bCs w:val="0"/>
+          <w:i w:val="0"/>
+          <w:iCs w:val="0"/>
           <w:smallCaps w:val="0"/>
           <w:strike w:val="0"/>
           <w:color w:val="000000"/>
@@ -970,7 +1008,9 @@
         <w:rPr>
           <w:rFonts w:ascii="Calibri" w:cs="Calibri" w:eastAsia="Calibri" w:hAnsi="Calibri"/>
           <w:b w:val="0"/>
+          <w:bCs w:val="0"/>
           <w:i w:val="1"/>
+          <w:iCs w:val="1"/>
           <w:smallCaps w:val="0"/>
           <w:strike w:val="0"/>
           <w:color w:val="548dd4"/>
@@ -985,7 +1025,9 @@
         <w:rPr>
           <w:rFonts w:ascii="Calibri" w:cs="Calibri" w:eastAsia="Calibri" w:hAnsi="Calibri"/>
           <w:b w:val="0"/>
+          <w:bCs w:val="0"/>
           <w:i w:val="1"/>
+          <w:iCs w:val="1"/>
           <w:smallCaps w:val="0"/>
           <w:strike w:val="0"/>
           <w:color w:val="548dd4"/>
@@ -1040,7 +1082,9 @@
         <w:rPr>
           <w:rFonts w:ascii="Calibri" w:cs="Calibri" w:eastAsia="Calibri" w:hAnsi="Calibri"/>
           <w:b w:val="0"/>
+          <w:bCs w:val="0"/>
           <w:i w:val="1"/>
+          <w:iCs w:val="1"/>
           <w:smallCaps w:val="0"/>
           <w:strike w:val="0"/>
           <w:color w:val="548dd4"/>
@@ -1123,7 +1167,9 @@
         <w:rPr>
           <w:rFonts w:ascii="Calibri" w:cs="Calibri" w:eastAsia="Calibri" w:hAnsi="Calibri"/>
           <w:b w:val="0"/>
+          <w:bCs w:val="0"/>
           <w:i w:val="1"/>
+          <w:iCs w:val="1"/>
           <w:smallCaps w:val="0"/>
           <w:strike w:val="0"/>
           <w:color w:val="548dd4"/>
@@ -1138,7 +1184,9 @@
         <w:rPr>
           <w:rFonts w:ascii="Calibri" w:cs="Calibri" w:eastAsia="Calibri" w:hAnsi="Calibri"/>
           <w:b w:val="0"/>
+          <w:bCs w:val="0"/>
           <w:i w:val="1"/>
+          <w:iCs w:val="1"/>
           <w:smallCaps w:val="0"/>
           <w:strike w:val="0"/>
           <w:color w:val="548dd4"/>
@@ -1346,7 +1394,9 @@
         <w:rPr>
           <w:rFonts w:ascii="Calibri" w:cs="Calibri" w:eastAsia="Calibri" w:hAnsi="Calibri"/>
           <w:b w:val="0"/>
+          <w:bCs w:val="0"/>
           <w:i w:val="1"/>
+          <w:iCs w:val="1"/>
           <w:smallCaps w:val="0"/>
           <w:strike w:val="0"/>
           <w:color w:val="548dd4"/>
@@ -1361,7 +1411,9 @@
         <w:rPr>
           <w:rFonts w:ascii="Calibri" w:cs="Calibri" w:eastAsia="Calibri" w:hAnsi="Calibri"/>
           <w:b w:val="0"/>
+          <w:bCs w:val="0"/>
           <w:i w:val="1"/>
+          <w:iCs w:val="1"/>
           <w:smallCaps w:val="0"/>
           <w:strike w:val="0"/>
           <w:color w:val="548dd4"/>
@@ -1398,7 +1450,9 @@
         <w:rPr>
           <w:rFonts w:ascii="Calibri" w:cs="Calibri" w:eastAsia="Calibri" w:hAnsi="Calibri"/>
           <w:b w:val="0"/>
+          <w:bCs w:val="0"/>
           <w:i w:val="1"/>
+          <w:iCs w:val="1"/>
           <w:smallCaps w:val="0"/>
           <w:strike w:val="0"/>
           <w:color w:val="548dd4"/>
@@ -1413,7 +1467,9 @@
         <w:rPr>
           <w:rFonts w:ascii="Calibri" w:cs="Calibri" w:eastAsia="Calibri" w:hAnsi="Calibri"/>
           <w:b w:val="0"/>
+          <w:bCs w:val="0"/>
           <w:i w:val="1"/>
+          <w:iCs w:val="1"/>
           <w:smallCaps w:val="0"/>
           <w:strike w:val="0"/>
           <w:color w:val="548dd4"/>
@@ -1533,7 +1589,9 @@
         <w:rPr>
           <w:rFonts w:ascii="Calibri" w:cs="Calibri" w:eastAsia="Calibri" w:hAnsi="Calibri"/>
           <w:b w:val="0"/>
+          <w:bCs w:val="0"/>
           <w:i w:val="1"/>
+          <w:iCs w:val="1"/>
           <w:smallCaps w:val="0"/>
           <w:strike w:val="0"/>
           <w:color w:val="548dd4"/>
@@ -1570,7 +1628,9 @@
         <w:rPr>
           <w:rFonts w:ascii="Calibri" w:cs="Calibri" w:eastAsia="Calibri" w:hAnsi="Calibri"/>
           <w:b w:val="0"/>
+          <w:bCs w:val="0"/>
           <w:i w:val="1"/>
+          <w:iCs w:val="1"/>
           <w:smallCaps w:val="0"/>
           <w:strike w:val="0"/>
           <w:color w:val="548dd4"/>
@@ -1585,7 +1645,9 @@
         <w:rPr>
           <w:rFonts w:ascii="Calibri" w:cs="Calibri" w:eastAsia="Calibri" w:hAnsi="Calibri"/>
           <w:b w:val="0"/>
+          <w:bCs w:val="0"/>
           <w:i w:val="1"/>
+          <w:iCs w:val="1"/>
           <w:smallCaps w:val="0"/>
           <w:strike w:val="0"/>
           <w:color w:val="548dd4"/>
@@ -1622,7 +1684,9 @@
         <w:rPr>
           <w:rFonts w:ascii="Calibri" w:cs="Calibri" w:eastAsia="Calibri" w:hAnsi="Calibri"/>
           <w:b w:val="0"/>
+          <w:bCs w:val="0"/>
           <w:i w:val="1"/>
+          <w:iCs w:val="1"/>
           <w:smallCaps w:val="0"/>
           <w:strike w:val="0"/>
           <w:color w:val="548dd4"/>
@@ -1637,7 +1701,9 @@
         <w:rPr>
           <w:rFonts w:ascii="Calibri" w:cs="Calibri" w:eastAsia="Calibri" w:hAnsi="Calibri"/>
           <w:b w:val="0"/>
+          <w:bCs w:val="0"/>
           <w:i w:val="1"/>
+          <w:iCs w:val="1"/>
           <w:smallCaps w:val="0"/>
           <w:strike w:val="0"/>
           <w:color w:val="548dd4"/>
@@ -1674,7 +1740,9 @@
         <w:rPr>
           <w:rFonts w:ascii="Calibri" w:cs="Calibri" w:eastAsia="Calibri" w:hAnsi="Calibri"/>
           <w:b w:val="0"/>
+          <w:bCs w:val="0"/>
           <w:i w:val="1"/>
+          <w:iCs w:val="1"/>
           <w:smallCaps w:val="0"/>
           <w:strike w:val="0"/>
           <w:color w:val="548dd4"/>
@@ -1792,7 +1860,9 @@
         <w:rPr>
           <w:rFonts w:ascii="Cambria" w:cs="Cambria" w:eastAsia="Cambria" w:hAnsi="Cambria"/>
           <w:b w:val="1"/>
-          <w:i w:val="0"/>
+          <w:bCs w:val="1"/>
+          <w:i w:val="0"/>
+          <w:iCs w:val="0"/>
           <w:smallCaps w:val="0"/>
           <w:strike w:val="0"/>
           <w:color w:val="366091"/>
@@ -1807,7 +1877,9 @@
         <w:rPr>
           <w:rFonts w:ascii="Cambria" w:cs="Cambria" w:eastAsia="Cambria" w:hAnsi="Cambria"/>
           <w:b w:val="1"/>
-          <w:i w:val="0"/>
+          <w:bCs w:val="1"/>
+          <w:i w:val="0"/>
+          <w:iCs w:val="0"/>
           <w:smallCaps w:val="0"/>
           <w:strike w:val="0"/>
           <w:color w:val="366091"/>
@@ -1823,7 +1895,7 @@
     </w:p>
     <w:sdt>
       <w:sdtPr>
-        <w:id w:val="-1460266454"/>
+        <w:id w:val="-1709437655"/>
         <w:docPartObj>
           <w:docPartGallery w:val="Table of Contents"/>
           <w:docPartUnique w:val="1"/>
@@ -1853,7 +1925,9 @@
             <w:rPr>
               <w:rFonts w:ascii="Calibri" w:cs="Calibri" w:eastAsia="Calibri" w:hAnsi="Calibri"/>
               <w:b w:val="0"/>
+              <w:bCs w:val="0"/>
               <w:i w:val="0"/>
+              <w:iCs w:val="0"/>
               <w:smallCaps w:val="0"/>
               <w:strike w:val="0"/>
               <w:color w:val="000000"/>
@@ -1874,7 +1948,9 @@
               <w:rPr>
                 <w:rFonts w:ascii="Calibri" w:cs="Calibri" w:eastAsia="Calibri" w:hAnsi="Calibri"/>
                 <w:b w:val="1"/>
-                <w:i w:val="0"/>
+                <w:bCs w:val="1"/>
+                <w:i w:val="0"/>
+                <w:iCs w:val="0"/>
                 <w:smallCaps w:val="0"/>
                 <w:strike w:val="0"/>
                 <w:color w:val="000000"/>
@@ -1919,7 +1995,9 @@
             <w:rPr>
               <w:rFonts w:ascii="Calibri" w:cs="Calibri" w:eastAsia="Calibri" w:hAnsi="Calibri"/>
               <w:b w:val="0"/>
+              <w:bCs w:val="0"/>
               <w:i w:val="0"/>
+              <w:iCs w:val="0"/>
               <w:smallCaps w:val="0"/>
               <w:strike w:val="0"/>
               <w:color w:val="000000"/>
@@ -1935,7 +2013,9 @@
               <w:rPr>
                 <w:rFonts w:ascii="Calibri" w:cs="Calibri" w:eastAsia="Calibri" w:hAnsi="Calibri"/>
                 <w:b w:val="0"/>
+                <w:bCs w:val="0"/>
                 <w:i w:val="1"/>
+                <w:iCs w:val="1"/>
                 <w:smallCaps w:val="0"/>
                 <w:strike w:val="0"/>
                 <w:color w:val="000000"/>
@@ -1980,7 +2060,9 @@
             <w:rPr>
               <w:rFonts w:ascii="Calibri" w:cs="Calibri" w:eastAsia="Calibri" w:hAnsi="Calibri"/>
               <w:b w:val="0"/>
+              <w:bCs w:val="0"/>
               <w:i w:val="0"/>
+              <w:iCs w:val="0"/>
               <w:smallCaps w:val="0"/>
               <w:strike w:val="0"/>
               <w:color w:val="000000"/>
@@ -1996,7 +2078,9 @@
               <w:rPr>
                 <w:rFonts w:ascii="Calibri" w:cs="Calibri" w:eastAsia="Calibri" w:hAnsi="Calibri"/>
                 <w:b w:val="0"/>
+                <w:bCs w:val="0"/>
                 <w:i w:val="1"/>
+                <w:iCs w:val="1"/>
                 <w:smallCaps w:val="0"/>
                 <w:strike w:val="0"/>
                 <w:color w:val="000000"/>
@@ -2041,7 +2125,9 @@
             <w:rPr>
               <w:rFonts w:ascii="Calibri" w:cs="Calibri" w:eastAsia="Calibri" w:hAnsi="Calibri"/>
               <w:b w:val="0"/>
+              <w:bCs w:val="0"/>
               <w:i w:val="0"/>
+              <w:iCs w:val="0"/>
               <w:smallCaps w:val="0"/>
               <w:strike w:val="0"/>
               <w:color w:val="000000"/>
@@ -2057,7 +2143,9 @@
               <w:rPr>
                 <w:rFonts w:ascii="Calibri" w:cs="Calibri" w:eastAsia="Calibri" w:hAnsi="Calibri"/>
                 <w:b w:val="0"/>
+                <w:bCs w:val="0"/>
                 <w:i w:val="1"/>
+                <w:iCs w:val="1"/>
                 <w:smallCaps w:val="0"/>
                 <w:strike w:val="0"/>
                 <w:color w:val="000000"/>
@@ -2102,7 +2190,9 @@
             <w:rPr>
               <w:rFonts w:ascii="Calibri" w:cs="Calibri" w:eastAsia="Calibri" w:hAnsi="Calibri"/>
               <w:b w:val="0"/>
+              <w:bCs w:val="0"/>
               <w:i w:val="0"/>
+              <w:iCs w:val="0"/>
               <w:smallCaps w:val="0"/>
               <w:strike w:val="0"/>
               <w:color w:val="000000"/>
@@ -2118,7 +2208,9 @@
               <w:rPr>
                 <w:rFonts w:ascii="Calibri" w:cs="Calibri" w:eastAsia="Calibri" w:hAnsi="Calibri"/>
                 <w:b w:val="0"/>
+                <w:bCs w:val="0"/>
                 <w:i w:val="1"/>
+                <w:iCs w:val="1"/>
                 <w:smallCaps w:val="0"/>
                 <w:strike w:val="0"/>
                 <w:color w:val="000000"/>
@@ -2163,7 +2255,9 @@
             <w:rPr>
               <w:rFonts w:ascii="Calibri" w:cs="Calibri" w:eastAsia="Calibri" w:hAnsi="Calibri"/>
               <w:b w:val="0"/>
+              <w:bCs w:val="0"/>
               <w:i w:val="0"/>
+              <w:iCs w:val="0"/>
               <w:smallCaps w:val="0"/>
               <w:strike w:val="0"/>
               <w:color w:val="000000"/>
@@ -2179,7 +2273,9 @@
               <w:rPr>
                 <w:rFonts w:ascii="Calibri" w:cs="Calibri" w:eastAsia="Calibri" w:hAnsi="Calibri"/>
                 <w:b w:val="0"/>
+                <w:bCs w:val="0"/>
                 <w:i w:val="1"/>
+                <w:iCs w:val="1"/>
                 <w:smallCaps w:val="0"/>
                 <w:strike w:val="0"/>
                 <w:color w:val="000000"/>
@@ -2224,7 +2320,9 @@
             <w:rPr>
               <w:rFonts w:ascii="Calibri" w:cs="Calibri" w:eastAsia="Calibri" w:hAnsi="Calibri"/>
               <w:b w:val="0"/>
+              <w:bCs w:val="0"/>
               <w:i w:val="0"/>
+              <w:iCs w:val="0"/>
               <w:smallCaps w:val="0"/>
               <w:strike w:val="0"/>
               <w:color w:val="000000"/>
@@ -2240,7 +2338,9 @@
               <w:rPr>
                 <w:rFonts w:ascii="Calibri" w:cs="Calibri" w:eastAsia="Calibri" w:hAnsi="Calibri"/>
                 <w:b w:val="1"/>
-                <w:i w:val="0"/>
+                <w:bCs w:val="1"/>
+                <w:i w:val="0"/>
+                <w:iCs w:val="0"/>
                 <w:smallCaps w:val="0"/>
                 <w:strike w:val="0"/>
                 <w:color w:val="000000"/>
@@ -2285,7 +2385,9 @@
             <w:rPr>
               <w:rFonts w:ascii="Calibri" w:cs="Calibri" w:eastAsia="Calibri" w:hAnsi="Calibri"/>
               <w:b w:val="0"/>
+              <w:bCs w:val="0"/>
               <w:i w:val="0"/>
+              <w:iCs w:val="0"/>
               <w:smallCaps w:val="0"/>
               <w:strike w:val="0"/>
               <w:color w:val="000000"/>
@@ -2301,7 +2403,9 @@
               <w:rPr>
                 <w:rFonts w:ascii="Calibri" w:cs="Calibri" w:eastAsia="Calibri" w:hAnsi="Calibri"/>
                 <w:b w:val="0"/>
+                <w:bCs w:val="0"/>
                 <w:i w:val="1"/>
+                <w:iCs w:val="1"/>
                 <w:smallCaps w:val="0"/>
                 <w:strike w:val="0"/>
                 <w:color w:val="000000"/>
@@ -2346,7 +2450,9 @@
             <w:rPr>
               <w:rFonts w:ascii="Calibri" w:cs="Calibri" w:eastAsia="Calibri" w:hAnsi="Calibri"/>
               <w:b w:val="0"/>
+              <w:bCs w:val="0"/>
               <w:i w:val="0"/>
+              <w:iCs w:val="0"/>
               <w:smallCaps w:val="0"/>
               <w:strike w:val="0"/>
               <w:color w:val="000000"/>
@@ -2362,7 +2468,9 @@
               <w:rPr>
                 <w:rFonts w:ascii="Calibri" w:cs="Calibri" w:eastAsia="Calibri" w:hAnsi="Calibri"/>
                 <w:b w:val="0"/>
-                <w:i w:val="0"/>
+                <w:bCs w:val="0"/>
+                <w:i w:val="0"/>
+                <w:iCs w:val="0"/>
                 <w:smallCaps w:val="0"/>
                 <w:strike w:val="0"/>
                 <w:color w:val="000000"/>
@@ -2407,7 +2515,9 @@
             <w:rPr>
               <w:rFonts w:ascii="Calibri" w:cs="Calibri" w:eastAsia="Calibri" w:hAnsi="Calibri"/>
               <w:b w:val="0"/>
+              <w:bCs w:val="0"/>
               <w:i w:val="0"/>
+              <w:iCs w:val="0"/>
               <w:smallCaps w:val="0"/>
               <w:strike w:val="0"/>
               <w:color w:val="000000"/>
@@ -2423,7 +2533,9 @@
               <w:rPr>
                 <w:rFonts w:ascii="Calibri" w:cs="Calibri" w:eastAsia="Calibri" w:hAnsi="Calibri"/>
                 <w:b w:val="0"/>
-                <w:i w:val="0"/>
+                <w:bCs w:val="0"/>
+                <w:i w:val="0"/>
+                <w:iCs w:val="0"/>
                 <w:smallCaps w:val="0"/>
                 <w:strike w:val="0"/>
                 <w:color w:val="000000"/>
@@ -2468,7 +2580,9 @@
             <w:rPr>
               <w:rFonts w:ascii="Calibri" w:cs="Calibri" w:eastAsia="Calibri" w:hAnsi="Calibri"/>
               <w:b w:val="0"/>
+              <w:bCs w:val="0"/>
               <w:i w:val="0"/>
+              <w:iCs w:val="0"/>
               <w:smallCaps w:val="0"/>
               <w:strike w:val="0"/>
               <w:color w:val="000000"/>
@@ -2484,7 +2598,9 @@
               <w:rPr>
                 <w:rFonts w:ascii="Calibri" w:cs="Calibri" w:eastAsia="Calibri" w:hAnsi="Calibri"/>
                 <w:b w:val="0"/>
-                <w:i w:val="0"/>
+                <w:bCs w:val="0"/>
+                <w:i w:val="0"/>
+                <w:iCs w:val="0"/>
                 <w:smallCaps w:val="0"/>
                 <w:strike w:val="0"/>
                 <w:color w:val="000000"/>
@@ -2529,7 +2645,9 @@
             <w:rPr>
               <w:rFonts w:ascii="Calibri" w:cs="Calibri" w:eastAsia="Calibri" w:hAnsi="Calibri"/>
               <w:b w:val="0"/>
+              <w:bCs w:val="0"/>
               <w:i w:val="0"/>
+              <w:iCs w:val="0"/>
               <w:smallCaps w:val="0"/>
               <w:strike w:val="0"/>
               <w:color w:val="000000"/>
@@ -2545,7 +2663,9 @@
               <w:rPr>
                 <w:rFonts w:ascii="Calibri" w:cs="Calibri" w:eastAsia="Calibri" w:hAnsi="Calibri"/>
                 <w:b w:val="0"/>
+                <w:bCs w:val="0"/>
                 <w:i w:val="1"/>
+                <w:iCs w:val="1"/>
                 <w:smallCaps w:val="0"/>
                 <w:strike w:val="0"/>
                 <w:color w:val="000000"/>
@@ -2590,7 +2710,9 @@
             <w:rPr>
               <w:rFonts w:ascii="Calibri" w:cs="Calibri" w:eastAsia="Calibri" w:hAnsi="Calibri"/>
               <w:b w:val="0"/>
+              <w:bCs w:val="0"/>
               <w:i w:val="0"/>
+              <w:iCs w:val="0"/>
               <w:smallCaps w:val="0"/>
               <w:strike w:val="0"/>
               <w:color w:val="000000"/>
@@ -2606,7 +2728,9 @@
               <w:rPr>
                 <w:rFonts w:ascii="Calibri" w:cs="Calibri" w:eastAsia="Calibri" w:hAnsi="Calibri"/>
                 <w:b w:val="0"/>
-                <w:i w:val="0"/>
+                <w:bCs w:val="0"/>
+                <w:i w:val="0"/>
+                <w:iCs w:val="0"/>
                 <w:smallCaps w:val="0"/>
                 <w:strike w:val="0"/>
                 <w:color w:val="000000"/>
@@ -2651,7 +2775,9 @@
             <w:rPr>
               <w:rFonts w:ascii="Calibri" w:cs="Calibri" w:eastAsia="Calibri" w:hAnsi="Calibri"/>
               <w:b w:val="0"/>
+              <w:bCs w:val="0"/>
               <w:i w:val="0"/>
+              <w:iCs w:val="0"/>
               <w:smallCaps w:val="0"/>
               <w:strike w:val="0"/>
               <w:color w:val="000000"/>
@@ -2667,7 +2793,9 @@
               <w:rPr>
                 <w:rFonts w:ascii="Calibri" w:cs="Calibri" w:eastAsia="Calibri" w:hAnsi="Calibri"/>
                 <w:b w:val="0"/>
-                <w:i w:val="0"/>
+                <w:bCs w:val="0"/>
+                <w:i w:val="0"/>
+                <w:iCs w:val="0"/>
                 <w:smallCaps w:val="0"/>
                 <w:strike w:val="0"/>
                 <w:color w:val="000000"/>
@@ -2712,7 +2840,9 @@
             <w:rPr>
               <w:rFonts w:ascii="Calibri" w:cs="Calibri" w:eastAsia="Calibri" w:hAnsi="Calibri"/>
               <w:b w:val="0"/>
+              <w:bCs w:val="0"/>
               <w:i w:val="0"/>
+              <w:iCs w:val="0"/>
               <w:smallCaps w:val="0"/>
               <w:strike w:val="0"/>
               <w:color w:val="000000"/>
@@ -2728,7 +2858,9 @@
               <w:rPr>
                 <w:rFonts w:ascii="Calibri" w:cs="Calibri" w:eastAsia="Calibri" w:hAnsi="Calibri"/>
                 <w:b w:val="0"/>
-                <w:i w:val="0"/>
+                <w:bCs w:val="0"/>
+                <w:i w:val="0"/>
+                <w:iCs w:val="0"/>
                 <w:smallCaps w:val="0"/>
                 <w:strike w:val="0"/>
                 <w:color w:val="000000"/>
@@ -2773,7 +2905,9 @@
             <w:rPr>
               <w:rFonts w:ascii="Calibri" w:cs="Calibri" w:eastAsia="Calibri" w:hAnsi="Calibri"/>
               <w:b w:val="0"/>
+              <w:bCs w:val="0"/>
               <w:i w:val="0"/>
+              <w:iCs w:val="0"/>
               <w:smallCaps w:val="0"/>
               <w:strike w:val="0"/>
               <w:color w:val="000000"/>
@@ -2789,7 +2923,9 @@
               <w:rPr>
                 <w:rFonts w:ascii="Calibri" w:cs="Calibri" w:eastAsia="Calibri" w:hAnsi="Calibri"/>
                 <w:b w:val="0"/>
+                <w:bCs w:val="0"/>
                 <w:i w:val="1"/>
+                <w:iCs w:val="1"/>
                 <w:smallCaps w:val="0"/>
                 <w:strike w:val="0"/>
                 <w:color w:val="000000"/>
@@ -2834,7 +2970,9 @@
             <w:rPr>
               <w:rFonts w:ascii="Calibri" w:cs="Calibri" w:eastAsia="Calibri" w:hAnsi="Calibri"/>
               <w:b w:val="0"/>
+              <w:bCs w:val="0"/>
               <w:i w:val="0"/>
+              <w:iCs w:val="0"/>
               <w:smallCaps w:val="0"/>
               <w:strike w:val="0"/>
               <w:color w:val="000000"/>
@@ -2850,7 +2988,9 @@
               <w:rPr>
                 <w:rFonts w:ascii="Calibri" w:cs="Calibri" w:eastAsia="Calibri" w:hAnsi="Calibri"/>
                 <w:b w:val="0"/>
+                <w:bCs w:val="0"/>
                 <w:i w:val="1"/>
+                <w:iCs w:val="1"/>
                 <w:smallCaps w:val="0"/>
                 <w:strike w:val="0"/>
                 <w:color w:val="000000"/>
@@ -2934,7 +3074,9 @@
         <w:rPr>
           <w:rFonts w:ascii="Cambria" w:cs="Cambria" w:eastAsia="Cambria" w:hAnsi="Cambria"/>
           <w:b w:val="0"/>
-          <w:i w:val="0"/>
+          <w:bCs w:val="0"/>
+          <w:i w:val="0"/>
+          <w:iCs w:val="0"/>
           <w:smallCaps w:val="0"/>
           <w:strike w:val="0"/>
           <w:color w:val="17365d"/>
@@ -2949,7 +3091,9 @@
         <w:rPr>
           <w:rFonts w:ascii="Cambria" w:cs="Cambria" w:eastAsia="Cambria" w:hAnsi="Cambria"/>
           <w:b w:val="0"/>
-          <w:i w:val="0"/>
+          <w:bCs w:val="0"/>
+          <w:i w:val="0"/>
+          <w:iCs w:val="0"/>
           <w:smallCaps w:val="0"/>
           <w:strike w:val="0"/>
           <w:color w:val="17365d"/>
@@ -2983,7 +3127,9 @@
         <w:rPr>
           <w:rFonts w:ascii="Calibri" w:cs="Calibri" w:eastAsia="Calibri" w:hAnsi="Calibri"/>
           <w:b w:val="0"/>
-          <w:i w:val="0"/>
+          <w:bCs w:val="0"/>
+          <w:i w:val="0"/>
+          <w:iCs w:val="0"/>
           <w:smallCaps w:val="0"/>
           <w:strike w:val="0"/>
           <w:color w:val="000000"/>
@@ -3025,7 +3171,9 @@
         <w:rPr>
           <w:rFonts w:ascii="Cambria" w:cs="Cambria" w:eastAsia="Cambria" w:hAnsi="Cambria"/>
           <w:b w:val="1"/>
-          <w:i w:val="0"/>
+          <w:bCs w:val="1"/>
+          <w:i w:val="0"/>
+          <w:iCs w:val="0"/>
           <w:smallCaps w:val="0"/>
           <w:strike w:val="0"/>
           <w:color w:val="366091"/>
@@ -3042,7 +3190,9 @@
         <w:rPr>
           <w:rFonts w:ascii="Cambria" w:cs="Cambria" w:eastAsia="Cambria" w:hAnsi="Cambria"/>
           <w:b w:val="1"/>
-          <w:i w:val="0"/>
+          <w:bCs w:val="1"/>
+          <w:i w:val="0"/>
+          <w:iCs w:val="0"/>
           <w:smallCaps w:val="0"/>
           <w:strike w:val="0"/>
           <w:color w:val="366091"/>
@@ -3076,7 +3226,9 @@
         <w:rPr>
           <w:rFonts w:ascii="Calibri" w:cs="Calibri" w:eastAsia="Calibri" w:hAnsi="Calibri"/>
           <w:b w:val="0"/>
-          <w:i w:val="0"/>
+          <w:bCs w:val="0"/>
+          <w:i w:val="0"/>
+          <w:iCs w:val="0"/>
           <w:smallCaps w:val="0"/>
           <w:strike w:val="0"/>
           <w:color w:val="000000"/>
@@ -3091,7 +3243,9 @@
         <w:rPr>
           <w:rFonts w:ascii="Calibri" w:cs="Calibri" w:eastAsia="Calibri" w:hAnsi="Calibri"/>
           <w:b w:val="0"/>
-          <w:i w:val="0"/>
+          <w:bCs w:val="0"/>
+          <w:i w:val="0"/>
+          <w:iCs w:val="0"/>
           <w:smallCaps w:val="0"/>
           <w:strike w:val="0"/>
           <w:color w:val="000000"/>
@@ -3125,7 +3279,9 @@
         <w:rPr>
           <w:rFonts w:ascii="Calibri" w:cs="Calibri" w:eastAsia="Calibri" w:hAnsi="Calibri"/>
           <w:b w:val="0"/>
-          <w:i w:val="0"/>
+          <w:bCs w:val="0"/>
+          <w:i w:val="0"/>
+          <w:iCs w:val="0"/>
           <w:smallCaps w:val="0"/>
           <w:strike w:val="0"/>
           <w:color w:val="000000"/>
@@ -3140,7 +3296,9 @@
         <w:rPr>
           <w:rFonts w:ascii="Calibri" w:cs="Calibri" w:eastAsia="Calibri" w:hAnsi="Calibri"/>
           <w:b w:val="0"/>
-          <w:i w:val="0"/>
+          <w:bCs w:val="0"/>
+          <w:i w:val="0"/>
+          <w:iCs w:val="0"/>
           <w:smallCaps w:val="0"/>
           <w:strike w:val="0"/>
           <w:color w:val="000000"/>
@@ -3174,7 +3332,9 @@
         <w:rPr>
           <w:rFonts w:ascii="Calibri" w:cs="Calibri" w:eastAsia="Calibri" w:hAnsi="Calibri"/>
           <w:b w:val="0"/>
-          <w:i w:val="0"/>
+          <w:bCs w:val="0"/>
+          <w:i w:val="0"/>
+          <w:iCs w:val="0"/>
           <w:smallCaps w:val="0"/>
           <w:strike w:val="0"/>
           <w:color w:val="000000"/>
@@ -3189,7 +3349,9 @@
         <w:rPr>
           <w:rFonts w:ascii="Calibri" w:cs="Calibri" w:eastAsia="Calibri" w:hAnsi="Calibri"/>
           <w:b w:val="0"/>
-          <w:i w:val="0"/>
+          <w:bCs w:val="0"/>
+          <w:i w:val="0"/>
+          <w:iCs w:val="0"/>
           <w:smallCaps w:val="0"/>
           <w:strike w:val="0"/>
           <w:color w:val="000000"/>
@@ -3233,7 +3395,9 @@
         <w:rPr>
           <w:rFonts w:ascii="Cambria" w:cs="Cambria" w:eastAsia="Cambria" w:hAnsi="Cambria"/>
           <w:b w:val="1"/>
-          <w:i w:val="0"/>
+          <w:bCs w:val="1"/>
+          <w:i w:val="0"/>
+          <w:iCs w:val="0"/>
           <w:smallCaps w:val="0"/>
           <w:strike w:val="0"/>
           <w:color w:val="4f81bd"/>
@@ -3250,7 +3414,9 @@
         <w:rPr>
           <w:rFonts w:ascii="Cambria" w:cs="Cambria" w:eastAsia="Cambria" w:hAnsi="Cambria"/>
           <w:b w:val="1"/>
-          <w:i w:val="0"/>
+          <w:bCs w:val="1"/>
+          <w:i w:val="0"/>
+          <w:iCs w:val="0"/>
           <w:smallCaps w:val="0"/>
           <w:strike w:val="0"/>
           <w:color w:val="4f81bd"/>
@@ -3284,7 +3450,9 @@
         <w:rPr>
           <w:rFonts w:ascii="Calibri" w:cs="Calibri" w:eastAsia="Calibri" w:hAnsi="Calibri"/>
           <w:b w:val="0"/>
-          <w:i w:val="0"/>
+          <w:bCs w:val="0"/>
+          <w:i w:val="0"/>
+          <w:iCs w:val="0"/>
           <w:smallCaps w:val="0"/>
           <w:strike w:val="0"/>
           <w:color w:val="000000"/>
@@ -3299,7 +3467,9 @@
         <w:rPr>
           <w:rFonts w:ascii="Calibri" w:cs="Calibri" w:eastAsia="Calibri" w:hAnsi="Calibri"/>
           <w:b w:val="0"/>
-          <w:i w:val="0"/>
+          <w:bCs w:val="0"/>
+          <w:i w:val="0"/>
+          <w:iCs w:val="0"/>
           <w:smallCaps w:val="0"/>
           <w:strike w:val="0"/>
           <w:color w:val="000000"/>
@@ -3340,7 +3510,9 @@
         <w:rPr>
           <w:rFonts w:ascii="Calibri" w:cs="Calibri" w:eastAsia="Calibri" w:hAnsi="Calibri"/>
           <w:b w:val="0"/>
-          <w:i w:val="0"/>
+          <w:bCs w:val="0"/>
+          <w:i w:val="0"/>
+          <w:iCs w:val="0"/>
           <w:smallCaps w:val="0"/>
           <w:strike w:val="0"/>
           <w:color w:val="000000"/>
@@ -3381,7 +3553,9 @@
         <w:rPr>
           <w:rFonts w:ascii="Calibri" w:cs="Calibri" w:eastAsia="Calibri" w:hAnsi="Calibri"/>
           <w:b w:val="0"/>
-          <w:i w:val="0"/>
+          <w:bCs w:val="0"/>
+          <w:i w:val="0"/>
+          <w:iCs w:val="0"/>
           <w:smallCaps w:val="0"/>
           <w:strike w:val="0"/>
           <w:color w:val="000000"/>
@@ -3415,7 +3589,9 @@
         <w:rPr>
           <w:rFonts w:ascii="Calibri" w:cs="Calibri" w:eastAsia="Calibri" w:hAnsi="Calibri"/>
           <w:b w:val="0"/>
-          <w:i w:val="0"/>
+          <w:bCs w:val="0"/>
+          <w:i w:val="0"/>
+          <w:iCs w:val="0"/>
           <w:smallCaps w:val="0"/>
           <w:strike w:val="0"/>
           <w:color w:val="000000"/>
@@ -3452,7 +3628,9 @@
         <w:rPr>
           <w:rFonts w:ascii="Calibri" w:cs="Calibri" w:eastAsia="Calibri" w:hAnsi="Calibri"/>
           <w:b w:val="0"/>
-          <w:i w:val="0"/>
+          <w:bCs w:val="0"/>
+          <w:i w:val="0"/>
+          <w:iCs w:val="0"/>
           <w:smallCaps w:val="0"/>
           <w:strike w:val="0"/>
           <w:color w:val="000000"/>
@@ -3467,7 +3645,9 @@
         <w:rPr>
           <w:rFonts w:ascii="Calibri" w:cs="Calibri" w:eastAsia="Calibri" w:hAnsi="Calibri"/>
           <w:b w:val="0"/>
-          <w:i w:val="0"/>
+          <w:bCs w:val="0"/>
+          <w:i w:val="0"/>
+          <w:iCs w:val="0"/>
           <w:smallCaps w:val="0"/>
           <w:strike w:val="0"/>
           <w:color w:val="000000"/>
@@ -3508,7 +3688,9 @@
         <w:rPr>
           <w:rFonts w:ascii="Calibri" w:cs="Calibri" w:eastAsia="Calibri" w:hAnsi="Calibri"/>
           <w:b w:val="0"/>
-          <w:i w:val="0"/>
+          <w:bCs w:val="0"/>
+          <w:i w:val="0"/>
+          <w:iCs w:val="0"/>
           <w:smallCaps w:val="0"/>
           <w:strike w:val="0"/>
           <w:color w:val="000000"/>
@@ -3549,7 +3731,9 @@
         <w:rPr>
           <w:rFonts w:ascii="Calibri" w:cs="Calibri" w:eastAsia="Calibri" w:hAnsi="Calibri"/>
           <w:b w:val="0"/>
-          <w:i w:val="0"/>
+          <w:bCs w:val="0"/>
+          <w:i w:val="0"/>
+          <w:iCs w:val="0"/>
           <w:smallCaps w:val="0"/>
           <w:strike w:val="0"/>
           <w:color w:val="000000"/>
@@ -3590,7 +3774,9 @@
         <w:rPr>
           <w:rFonts w:ascii="Calibri" w:cs="Calibri" w:eastAsia="Calibri" w:hAnsi="Calibri"/>
           <w:b w:val="0"/>
-          <w:i w:val="0"/>
+          <w:bCs w:val="0"/>
+          <w:i w:val="0"/>
+          <w:iCs w:val="0"/>
           <w:smallCaps w:val="0"/>
           <w:strike w:val="0"/>
           <w:color w:val="000000"/>
@@ -3631,7 +3817,9 @@
         <w:rPr>
           <w:rFonts w:ascii="Calibri" w:cs="Calibri" w:eastAsia="Calibri" w:hAnsi="Calibri"/>
           <w:b w:val="0"/>
-          <w:i w:val="0"/>
+          <w:bCs w:val="0"/>
+          <w:i w:val="0"/>
+          <w:iCs w:val="0"/>
           <w:smallCaps w:val="0"/>
           <w:strike w:val="0"/>
           <w:color w:val="000000"/>
@@ -3672,7 +3860,9 @@
         <w:rPr>
           <w:rFonts w:ascii="Calibri" w:cs="Calibri" w:eastAsia="Calibri" w:hAnsi="Calibri"/>
           <w:b w:val="0"/>
-          <w:i w:val="0"/>
+          <w:bCs w:val="0"/>
+          <w:i w:val="0"/>
+          <w:iCs w:val="0"/>
           <w:smallCaps w:val="0"/>
           <w:strike w:val="0"/>
           <w:color w:val="000000"/>
@@ -3706,7 +3896,9 @@
         <w:rPr>
           <w:rFonts w:ascii="Calibri" w:cs="Calibri" w:eastAsia="Calibri" w:hAnsi="Calibri"/>
           <w:b w:val="0"/>
-          <w:i w:val="0"/>
+          <w:bCs w:val="0"/>
+          <w:i w:val="0"/>
+          <w:iCs w:val="0"/>
           <w:smallCaps w:val="0"/>
           <w:strike w:val="0"/>
           <w:color w:val="000000"/>
@@ -3721,7 +3913,9 @@
         <w:rPr>
           <w:rFonts w:ascii="Calibri" w:cs="Calibri" w:eastAsia="Calibri" w:hAnsi="Calibri"/>
           <w:b w:val="0"/>
-          <w:i w:val="0"/>
+          <w:bCs w:val="0"/>
+          <w:i w:val="0"/>
+          <w:iCs w:val="0"/>
           <w:smallCaps w:val="0"/>
           <w:strike w:val="0"/>
           <w:color w:val="000000"/>
@@ -3756,7 +3950,9 @@
         <w:rPr>
           <w:rFonts w:ascii="Calibri" w:cs="Calibri" w:eastAsia="Calibri" w:hAnsi="Calibri"/>
           <w:b w:val="0"/>
-          <w:i w:val="0"/>
+          <w:bCs w:val="0"/>
+          <w:i w:val="0"/>
+          <w:iCs w:val="0"/>
           <w:smallCaps w:val="0"/>
           <w:strike w:val="0"/>
           <w:color w:val="000000"/>
@@ -3793,7 +3989,9 @@
         <w:rPr>
           <w:rFonts w:ascii="Cambria" w:cs="Cambria" w:eastAsia="Cambria" w:hAnsi="Cambria"/>
           <w:b w:val="1"/>
-          <w:i w:val="0"/>
+          <w:bCs w:val="1"/>
+          <w:i w:val="0"/>
+          <w:iCs w:val="0"/>
           <w:smallCaps w:val="0"/>
           <w:strike w:val="0"/>
           <w:color w:val="4f81bd"/>
@@ -3810,7 +4008,9 @@
         <w:rPr>
           <w:rFonts w:ascii="Cambria" w:cs="Cambria" w:eastAsia="Cambria" w:hAnsi="Cambria"/>
           <w:b w:val="1"/>
-          <w:i w:val="0"/>
+          <w:bCs w:val="1"/>
+          <w:i w:val="0"/>
+          <w:iCs w:val="0"/>
           <w:smallCaps w:val="0"/>
           <w:strike w:val="0"/>
           <w:color w:val="4f81bd"/>
@@ -3844,7 +4044,9 @@
         <w:rPr>
           <w:rFonts w:ascii="Calibri" w:cs="Calibri" w:eastAsia="Calibri" w:hAnsi="Calibri"/>
           <w:b w:val="0"/>
-          <w:i w:val="0"/>
+          <w:bCs w:val="0"/>
+          <w:i w:val="0"/>
+          <w:iCs w:val="0"/>
           <w:smallCaps w:val="0"/>
           <w:strike w:val="0"/>
           <w:color w:val="000000"/>
@@ -3859,7 +4061,9 @@
         <w:rPr>
           <w:rFonts w:ascii="Calibri" w:cs="Calibri" w:eastAsia="Calibri" w:hAnsi="Calibri"/>
           <w:b w:val="0"/>
-          <w:i w:val="0"/>
+          <w:bCs w:val="0"/>
+          <w:i w:val="0"/>
+          <w:iCs w:val="0"/>
           <w:smallCaps w:val="0"/>
           <w:strike w:val="0"/>
           <w:color w:val="000000"/>
@@ -3893,7 +4097,9 @@
         <w:rPr>
           <w:rFonts w:ascii="Calibri" w:cs="Calibri" w:eastAsia="Calibri" w:hAnsi="Calibri"/>
           <w:b w:val="0"/>
-          <w:i w:val="0"/>
+          <w:bCs w:val="0"/>
+          <w:i w:val="0"/>
+          <w:iCs w:val="0"/>
           <w:smallCaps w:val="0"/>
           <w:strike w:val="0"/>
           <w:color w:val="000000"/>
@@ -3908,7 +4114,9 @@
         <w:rPr>
           <w:rFonts w:ascii="Calibri" w:cs="Calibri" w:eastAsia="Calibri" w:hAnsi="Calibri"/>
           <w:b w:val="0"/>
-          <w:i w:val="0"/>
+          <w:bCs w:val="0"/>
+          <w:i w:val="0"/>
+          <w:iCs w:val="0"/>
           <w:smallCaps w:val="0"/>
           <w:strike w:val="0"/>
           <w:color w:val="000000"/>
@@ -3943,7 +4151,9 @@
         <w:rPr>
           <w:rFonts w:ascii="Cambria" w:cs="Cambria" w:eastAsia="Cambria" w:hAnsi="Cambria"/>
           <w:b w:val="1"/>
-          <w:i w:val="0"/>
+          <w:bCs w:val="1"/>
+          <w:i w:val="0"/>
+          <w:iCs w:val="0"/>
           <w:smallCaps w:val="0"/>
           <w:strike w:val="0"/>
           <w:color w:val="4f81bd"/>
@@ -3960,7 +4170,9 @@
         <w:rPr>
           <w:rFonts w:ascii="Cambria" w:cs="Cambria" w:eastAsia="Cambria" w:hAnsi="Cambria"/>
           <w:b w:val="1"/>
-          <w:i w:val="0"/>
+          <w:bCs w:val="1"/>
+          <w:i w:val="0"/>
+          <w:iCs w:val="0"/>
           <w:smallCaps w:val="0"/>
           <w:strike w:val="0"/>
           <w:color w:val="4f81bd"/>
@@ -3994,7 +4206,9 @@
         <w:rPr>
           <w:rFonts w:ascii="Calibri" w:cs="Calibri" w:eastAsia="Calibri" w:hAnsi="Calibri"/>
           <w:b w:val="0"/>
-          <w:i w:val="0"/>
+          <w:bCs w:val="0"/>
+          <w:i w:val="0"/>
+          <w:iCs w:val="0"/>
           <w:smallCaps w:val="0"/>
           <w:strike w:val="0"/>
           <w:color w:val="000000"/>
@@ -4009,7 +4223,9 @@
         <w:rPr>
           <w:rFonts w:ascii="Calibri" w:cs="Calibri" w:eastAsia="Calibri" w:hAnsi="Calibri"/>
           <w:b w:val="0"/>
-          <w:i w:val="0"/>
+          <w:bCs w:val="0"/>
+          <w:i w:val="0"/>
+          <w:iCs w:val="0"/>
           <w:smallCaps w:val="0"/>
           <w:strike w:val="0"/>
           <w:color w:val="000000"/>
@@ -4050,7 +4266,9 @@
         <w:rPr>
           <w:rFonts w:ascii="Calibri" w:cs="Calibri" w:eastAsia="Calibri" w:hAnsi="Calibri"/>
           <w:b w:val="0"/>
-          <w:i w:val="0"/>
+          <w:bCs w:val="0"/>
+          <w:i w:val="0"/>
+          <w:iCs w:val="0"/>
           <w:smallCaps w:val="0"/>
           <w:strike w:val="0"/>
           <w:color w:val="000000"/>
@@ -4091,7 +4309,9 @@
         <w:rPr>
           <w:rFonts w:ascii="Calibri" w:cs="Calibri" w:eastAsia="Calibri" w:hAnsi="Calibri"/>
           <w:b w:val="0"/>
-          <w:i w:val="0"/>
+          <w:bCs w:val="0"/>
+          <w:i w:val="0"/>
+          <w:iCs w:val="0"/>
           <w:smallCaps w:val="0"/>
           <w:strike w:val="0"/>
           <w:color w:val="000000"/>
@@ -4132,7 +4352,9 @@
         <w:rPr>
           <w:rFonts w:ascii="Calibri" w:cs="Calibri" w:eastAsia="Calibri" w:hAnsi="Calibri"/>
           <w:b w:val="0"/>
-          <w:i w:val="0"/>
+          <w:bCs w:val="0"/>
+          <w:i w:val="0"/>
+          <w:iCs w:val="0"/>
           <w:smallCaps w:val="0"/>
           <w:strike w:val="0"/>
           <w:color w:val="000000"/>
@@ -4173,7 +4395,9 @@
         <w:rPr>
           <w:rFonts w:ascii="Calibri" w:cs="Calibri" w:eastAsia="Calibri" w:hAnsi="Calibri"/>
           <w:b w:val="0"/>
-          <w:i w:val="0"/>
+          <w:bCs w:val="0"/>
+          <w:i w:val="0"/>
+          <w:iCs w:val="0"/>
           <w:smallCaps w:val="0"/>
           <w:strike w:val="0"/>
           <w:color w:val="000000"/>
@@ -4207,7 +4431,9 @@
         <w:rPr>
           <w:rFonts w:ascii="Calibri" w:cs="Calibri" w:eastAsia="Calibri" w:hAnsi="Calibri"/>
           <w:b w:val="0"/>
-          <w:i w:val="0"/>
+          <w:bCs w:val="0"/>
+          <w:i w:val="0"/>
+          <w:iCs w:val="0"/>
           <w:smallCaps w:val="0"/>
           <w:strike w:val="0"/>
           <w:color w:val="000000"/>
@@ -4244,7 +4470,9 @@
         <w:rPr>
           <w:rFonts w:ascii="Cambria" w:cs="Cambria" w:eastAsia="Cambria" w:hAnsi="Cambria"/>
           <w:b w:val="1"/>
-          <w:i w:val="0"/>
+          <w:bCs w:val="1"/>
+          <w:i w:val="0"/>
+          <w:iCs w:val="0"/>
           <w:smallCaps w:val="0"/>
           <w:strike w:val="0"/>
           <w:color w:val="4f81bd"/>
@@ -4261,7 +4489,9 @@
         <w:rPr>
           <w:rFonts w:ascii="Cambria" w:cs="Cambria" w:eastAsia="Cambria" w:hAnsi="Cambria"/>
           <w:b w:val="1"/>
-          <w:i w:val="0"/>
+          <w:bCs w:val="1"/>
+          <w:i w:val="0"/>
+          <w:iCs w:val="0"/>
           <w:smallCaps w:val="0"/>
           <w:strike w:val="0"/>
           <w:color w:val="4f81bd"/>
@@ -4295,7 +4525,9 @@
         <w:rPr>
           <w:rFonts w:ascii="Calibri" w:cs="Calibri" w:eastAsia="Calibri" w:hAnsi="Calibri"/>
           <w:b w:val="0"/>
-          <w:i w:val="0"/>
+          <w:bCs w:val="0"/>
+          <w:i w:val="0"/>
+          <w:iCs w:val="0"/>
           <w:smallCaps w:val="0"/>
           <w:strike w:val="0"/>
           <w:color w:val="000000"/>
@@ -4310,7 +4542,9 @@
         <w:rPr>
           <w:rFonts w:ascii="Calibri" w:cs="Calibri" w:eastAsia="Calibri" w:hAnsi="Calibri"/>
           <w:b w:val="0"/>
-          <w:i w:val="0"/>
+          <w:bCs w:val="0"/>
+          <w:i w:val="0"/>
+          <w:iCs w:val="0"/>
           <w:smallCaps w:val="0"/>
           <w:strike w:val="0"/>
           <w:color w:val="000000"/>
@@ -4344,7 +4578,9 @@
         <w:rPr>
           <w:rFonts w:ascii="Calibri" w:cs="Calibri" w:eastAsia="Calibri" w:hAnsi="Calibri"/>
           <w:b w:val="0"/>
-          <w:i w:val="0"/>
+          <w:bCs w:val="0"/>
+          <w:i w:val="0"/>
+          <w:iCs w:val="0"/>
           <w:smallCaps w:val="0"/>
           <w:strike w:val="0"/>
           <w:color w:val="000000"/>
@@ -4381,7 +4617,9 @@
         <w:rPr>
           <w:rFonts w:ascii="Cambria" w:cs="Cambria" w:eastAsia="Cambria" w:hAnsi="Cambria"/>
           <w:b w:val="1"/>
-          <w:i w:val="0"/>
+          <w:bCs w:val="1"/>
+          <w:i w:val="0"/>
+          <w:iCs w:val="0"/>
           <w:smallCaps w:val="0"/>
           <w:strike w:val="0"/>
           <w:color w:val="4f81bd"/>
@@ -4398,7 +4636,9 @@
         <w:rPr>
           <w:rFonts w:ascii="Cambria" w:cs="Cambria" w:eastAsia="Cambria" w:hAnsi="Cambria"/>
           <w:b w:val="1"/>
-          <w:i w:val="0"/>
+          <w:bCs w:val="1"/>
+          <w:i w:val="0"/>
+          <w:iCs w:val="0"/>
           <w:smallCaps w:val="0"/>
           <w:strike w:val="0"/>
           <w:color w:val="4f81bd"/>
@@ -4432,7 +4672,9 @@
         <w:rPr>
           <w:rFonts w:ascii="Cambria" w:cs="Cambria" w:eastAsia="Cambria" w:hAnsi="Cambria"/>
           <w:b w:val="1"/>
+          <w:bCs w:val="1"/>
           <w:i w:val="1"/>
+          <w:iCs w:val="1"/>
           <w:smallCaps w:val="0"/>
           <w:strike w:val="0"/>
           <w:color w:val="4f81bd"/>
@@ -4447,7 +4689,9 @@
         <w:rPr>
           <w:rFonts w:ascii="Cambria" w:cs="Cambria" w:eastAsia="Cambria" w:hAnsi="Cambria"/>
           <w:b w:val="1"/>
+          <w:bCs w:val="1"/>
           <w:i w:val="1"/>
+          <w:iCs w:val="1"/>
           <w:smallCaps w:val="0"/>
           <w:strike w:val="0"/>
           <w:color w:val="4f81bd"/>
@@ -4531,7 +4775,9 @@
         <w:rPr>
           <w:rFonts w:ascii="Cambria" w:cs="Cambria" w:eastAsia="Cambria" w:hAnsi="Cambria"/>
           <w:b w:val="1"/>
+          <w:bCs w:val="1"/>
           <w:i w:val="1"/>
+          <w:iCs w:val="1"/>
           <w:smallCaps w:val="0"/>
           <w:strike w:val="0"/>
           <w:color w:val="4f81bd"/>
@@ -4546,7 +4792,9 @@
         <w:rPr>
           <w:rFonts w:ascii="Cambria" w:cs="Cambria" w:eastAsia="Cambria" w:hAnsi="Cambria"/>
           <w:b w:val="1"/>
+          <w:bCs w:val="1"/>
           <w:i w:val="1"/>
+          <w:iCs w:val="1"/>
           <w:smallCaps w:val="0"/>
           <w:strike w:val="0"/>
           <w:color w:val="4f81bd"/>
@@ -4596,7 +4844,9 @@
         <w:rPr>
           <w:rFonts w:ascii="Cambria" w:cs="Cambria" w:eastAsia="Cambria" w:hAnsi="Cambria"/>
           <w:b w:val="1"/>
+          <w:bCs w:val="1"/>
           <w:i w:val="1"/>
+          <w:iCs w:val="1"/>
           <w:smallCaps w:val="0"/>
           <w:strike w:val="0"/>
           <w:color w:val="4f81bd"/>
@@ -4611,7 +4861,9 @@
         <w:rPr>
           <w:rFonts w:ascii="Cambria" w:cs="Cambria" w:eastAsia="Cambria" w:hAnsi="Cambria"/>
           <w:b w:val="1"/>
+          <w:bCs w:val="1"/>
           <w:i w:val="1"/>
+          <w:iCs w:val="1"/>
           <w:smallCaps w:val="0"/>
           <w:strike w:val="0"/>
           <w:color w:val="4f81bd"/>
@@ -4659,7 +4911,9 @@
         <w:rPr>
           <w:rFonts w:ascii="Calibri" w:cs="Calibri" w:eastAsia="Calibri" w:hAnsi="Calibri"/>
           <w:b w:val="0"/>
-          <w:i w:val="0"/>
+          <w:bCs w:val="0"/>
+          <w:i w:val="0"/>
+          <w:iCs w:val="0"/>
           <w:smallCaps w:val="0"/>
           <w:strike w:val="0"/>
           <w:color w:val="000000"/>
@@ -4674,7 +4928,9 @@
         <w:rPr>
           <w:rFonts w:ascii="Calibri" w:cs="Calibri" w:eastAsia="Calibri" w:hAnsi="Calibri"/>
           <w:b w:val="0"/>
-          <w:i w:val="0"/>
+          <w:bCs w:val="0"/>
+          <w:i w:val="0"/>
+          <w:iCs w:val="0"/>
           <w:smallCaps w:val="0"/>
           <w:strike w:val="0"/>
           <w:color w:val="000000"/>
@@ -4708,7 +4964,9 @@
         <w:rPr>
           <w:rFonts w:ascii="Times New Roman" w:cs="Times New Roman" w:eastAsia="Times New Roman" w:hAnsi="Times New Roman"/>
           <w:b w:val="0"/>
-          <w:i w:val="0"/>
+          <w:bCs w:val="0"/>
+          <w:i w:val="0"/>
+          <w:iCs w:val="0"/>
           <w:smallCaps w:val="0"/>
           <w:strike w:val="0"/>
           <w:color w:val="000000"/>
@@ -4748,7 +5006,9 @@
         <w:rPr>
           <w:rFonts w:ascii="Cambria" w:cs="Cambria" w:eastAsia="Cambria" w:hAnsi="Cambria"/>
           <w:b w:val="1"/>
-          <w:i w:val="0"/>
+          <w:bCs w:val="1"/>
+          <w:i w:val="0"/>
+          <w:iCs w:val="0"/>
           <w:smallCaps w:val="0"/>
           <w:strike w:val="0"/>
           <w:color w:val="366091"/>
@@ -4765,7 +5025,9 @@
         <w:rPr>
           <w:rFonts w:ascii="Cambria" w:cs="Cambria" w:eastAsia="Cambria" w:hAnsi="Cambria"/>
           <w:b w:val="1"/>
-          <w:i w:val="0"/>
+          <w:bCs w:val="1"/>
+          <w:i w:val="0"/>
+          <w:iCs w:val="0"/>
           <w:smallCaps w:val="0"/>
           <w:strike w:val="0"/>
           <w:color w:val="366091"/>
@@ -4801,7 +5063,9 @@
         <w:rPr>
           <w:rFonts w:ascii="Cambria" w:cs="Cambria" w:eastAsia="Cambria" w:hAnsi="Cambria"/>
           <w:b w:val="1"/>
-          <w:i w:val="0"/>
+          <w:bCs w:val="1"/>
+          <w:i w:val="0"/>
+          <w:iCs w:val="0"/>
           <w:smallCaps w:val="0"/>
           <w:strike w:val="0"/>
           <w:color w:val="4f81bd"/>
@@ -4818,7 +5082,9 @@
         <w:rPr>
           <w:rFonts w:ascii="Cambria" w:cs="Cambria" w:eastAsia="Cambria" w:hAnsi="Cambria"/>
           <w:b w:val="1"/>
-          <w:i w:val="0"/>
+          <w:bCs w:val="1"/>
+          <w:i w:val="0"/>
+          <w:iCs w:val="0"/>
           <w:smallCaps w:val="0"/>
           <w:strike w:val="0"/>
           <w:color w:val="4f81bd"/>
@@ -4852,7 +5118,9 @@
         <w:rPr>
           <w:rFonts w:ascii="Calibri" w:cs="Calibri" w:eastAsia="Calibri" w:hAnsi="Calibri"/>
           <w:b w:val="0"/>
-          <w:i w:val="0"/>
+          <w:bCs w:val="0"/>
+          <w:i w:val="0"/>
+          <w:iCs w:val="0"/>
           <w:smallCaps w:val="0"/>
           <w:strike w:val="0"/>
           <w:color w:val="000000"/>
@@ -4867,7 +5135,9 @@
         <w:rPr>
           <w:rFonts w:ascii="Calibri" w:cs="Calibri" w:eastAsia="Calibri" w:hAnsi="Calibri"/>
           <w:b w:val="0"/>
-          <w:i w:val="0"/>
+          <w:bCs w:val="0"/>
+          <w:i w:val="0"/>
+          <w:iCs w:val="0"/>
           <w:smallCaps w:val="0"/>
           <w:strike w:val="0"/>
           <w:color w:val="000000"/>
@@ -4901,7 +5171,9 @@
         <w:rPr>
           <w:rFonts w:ascii="Calibri" w:cs="Calibri" w:eastAsia="Calibri" w:hAnsi="Calibri"/>
           <w:b w:val="0"/>
-          <w:i w:val="0"/>
+          <w:bCs w:val="0"/>
+          <w:i w:val="0"/>
+          <w:iCs w:val="0"/>
           <w:smallCaps w:val="0"/>
           <w:strike w:val="0"/>
           <w:color w:val="000000"/>
@@ -4938,7 +5210,9 @@
         <w:rPr>
           <w:rFonts w:ascii="Cambria" w:cs="Cambria" w:eastAsia="Cambria" w:hAnsi="Cambria"/>
           <w:b w:val="1"/>
-          <w:i w:val="0"/>
+          <w:bCs w:val="1"/>
+          <w:i w:val="0"/>
+          <w:iCs w:val="0"/>
           <w:smallCaps w:val="0"/>
           <w:strike w:val="0"/>
           <w:color w:val="4f81bd"/>
@@ -4955,7 +5229,9 @@
         <w:rPr>
           <w:rFonts w:ascii="Cambria" w:cs="Cambria" w:eastAsia="Cambria" w:hAnsi="Cambria"/>
           <w:b w:val="1"/>
-          <w:i w:val="0"/>
+          <w:bCs w:val="1"/>
+          <w:i w:val="0"/>
+          <w:iCs w:val="0"/>
           <w:smallCaps w:val="0"/>
           <w:strike w:val="0"/>
           <w:color w:val="4f81bd"/>
@@ -4989,7 +5265,9 @@
         <w:rPr>
           <w:rFonts w:ascii="Calibri" w:cs="Calibri" w:eastAsia="Calibri" w:hAnsi="Calibri"/>
           <w:b w:val="0"/>
-          <w:i w:val="0"/>
+          <w:bCs w:val="0"/>
+          <w:i w:val="0"/>
+          <w:iCs w:val="0"/>
           <w:smallCaps w:val="0"/>
           <w:strike w:val="0"/>
           <w:color w:val="000000"/>
@@ -5004,7 +5282,9 @@
         <w:rPr>
           <w:rFonts w:ascii="Calibri" w:cs="Calibri" w:eastAsia="Calibri" w:hAnsi="Calibri"/>
           <w:b w:val="0"/>
-          <w:i w:val="0"/>
+          <w:bCs w:val="0"/>
+          <w:i w:val="0"/>
+          <w:iCs w:val="0"/>
           <w:smallCaps w:val="0"/>
           <w:strike w:val="0"/>
           <w:color w:val="000000"/>
@@ -5065,11 +5345,13 @@
             <w:pPr>
               <w:rPr>
                 <w:b w:val="1"/>
+                <w:bCs w:val="1"/>
               </w:rPr>
             </w:pPr>
             <w:r>
               <w:rPr>
                 <w:b w:val="1"/>
+                <w:bCs w:val="1"/>
                 <w:rtl w:val="0"/>
               </w:rPr>
               <w:t xml:space="preserve">Tipo de Actor</w:t>
@@ -5090,11 +5372,13 @@
             <w:pPr>
               <w:rPr>
                 <w:b w:val="1"/>
+                <w:bCs w:val="1"/>
               </w:rPr>
             </w:pPr>
             <w:r>
               <w:rPr>
                 <w:b w:val="1"/>
+                <w:bCs w:val="1"/>
                 <w:rtl w:val="0"/>
               </w:rPr>
               <w:t xml:space="preserve">Descripción</w:t>
@@ -5135,7 +5419,9 @@
               <w:rPr>
                 <w:rFonts w:ascii="Calibri" w:cs="Calibri" w:eastAsia="Calibri" w:hAnsi="Calibri"/>
                 <w:b w:val="0"/>
-                <w:i w:val="0"/>
+                <w:bCs w:val="0"/>
+                <w:i w:val="0"/>
+                <w:iCs w:val="0"/>
                 <w:smallCaps w:val="0"/>
                 <w:strike w:val="0"/>
                 <w:color w:val="000000"/>
@@ -5150,7 +5436,9 @@
               <w:rPr>
                 <w:rFonts w:ascii="Calibri" w:cs="Calibri" w:eastAsia="Calibri" w:hAnsi="Calibri"/>
                 <w:b w:val="0"/>
-                <w:i w:val="0"/>
+                <w:bCs w:val="0"/>
+                <w:i w:val="0"/>
+                <w:iCs w:val="0"/>
                 <w:smallCaps w:val="0"/>
                 <w:strike w:val="0"/>
                 <w:color w:val="000000"/>
@@ -5193,7 +5481,9 @@
               <w:rPr>
                 <w:rFonts w:ascii="Calibri" w:cs="Calibri" w:eastAsia="Calibri" w:hAnsi="Calibri"/>
                 <w:b w:val="0"/>
-                <w:i w:val="0"/>
+                <w:bCs w:val="0"/>
+                <w:i w:val="0"/>
+                <w:iCs w:val="0"/>
                 <w:smallCaps w:val="0"/>
                 <w:strike w:val="0"/>
                 <w:color w:val="000000"/>
@@ -5208,7 +5498,9 @@
               <w:rPr>
                 <w:rFonts w:ascii="Calibri" w:cs="Calibri" w:eastAsia="Calibri" w:hAnsi="Calibri"/>
                 <w:b w:val="0"/>
-                <w:i w:val="0"/>
+                <w:bCs w:val="0"/>
+                <w:i w:val="0"/>
+                <w:iCs w:val="0"/>
                 <w:smallCaps w:val="0"/>
                 <w:strike w:val="0"/>
                 <w:color w:val="000000"/>
@@ -5257,7 +5549,9 @@
               <w:rPr>
                 <w:rFonts w:ascii="Calibri" w:cs="Calibri" w:eastAsia="Calibri" w:hAnsi="Calibri"/>
                 <w:b w:val="0"/>
-                <w:i w:val="0"/>
+                <w:bCs w:val="0"/>
+                <w:i w:val="0"/>
+                <w:iCs w:val="0"/>
                 <w:smallCaps w:val="0"/>
                 <w:strike w:val="0"/>
                 <w:color w:val="000000"/>
@@ -5272,7 +5566,9 @@
               <w:rPr>
                 <w:rFonts w:ascii="Calibri" w:cs="Calibri" w:eastAsia="Calibri" w:hAnsi="Calibri"/>
                 <w:b w:val="0"/>
-                <w:i w:val="0"/>
+                <w:bCs w:val="0"/>
+                <w:i w:val="0"/>
+                <w:iCs w:val="0"/>
                 <w:smallCaps w:val="0"/>
                 <w:strike w:val="0"/>
                 <w:color w:val="000000"/>
@@ -5315,7 +5611,9 @@
               <w:rPr>
                 <w:rFonts w:ascii="Calibri" w:cs="Calibri" w:eastAsia="Calibri" w:hAnsi="Calibri"/>
                 <w:b w:val="0"/>
-                <w:i w:val="0"/>
+                <w:bCs w:val="0"/>
+                <w:i w:val="0"/>
+                <w:iCs w:val="0"/>
                 <w:smallCaps w:val="0"/>
                 <w:strike w:val="0"/>
                 <w:color w:val="000000"/>
@@ -5330,7 +5628,9 @@
               <w:rPr>
                 <w:rFonts w:ascii="Calibri" w:cs="Calibri" w:eastAsia="Calibri" w:hAnsi="Calibri"/>
                 <w:b w:val="0"/>
-                <w:i w:val="0"/>
+                <w:bCs w:val="0"/>
+                <w:i w:val="0"/>
+                <w:iCs w:val="0"/>
                 <w:smallCaps w:val="0"/>
                 <w:strike w:val="0"/>
                 <w:color w:val="000000"/>
@@ -5379,7 +5679,9 @@
               <w:rPr>
                 <w:rFonts w:ascii="Calibri" w:cs="Calibri" w:eastAsia="Calibri" w:hAnsi="Calibri"/>
                 <w:b w:val="0"/>
-                <w:i w:val="0"/>
+                <w:bCs w:val="0"/>
+                <w:i w:val="0"/>
+                <w:iCs w:val="0"/>
                 <w:smallCaps w:val="0"/>
                 <w:strike w:val="0"/>
                 <w:color w:val="000000"/>
@@ -5394,7 +5696,9 @@
               <w:rPr>
                 <w:rFonts w:ascii="Calibri" w:cs="Calibri" w:eastAsia="Calibri" w:hAnsi="Calibri"/>
                 <w:b w:val="0"/>
-                <w:i w:val="0"/>
+                <w:bCs w:val="0"/>
+                <w:i w:val="0"/>
+                <w:iCs w:val="0"/>
                 <w:smallCaps w:val="0"/>
                 <w:strike w:val="0"/>
                 <w:color w:val="000000"/>
@@ -5437,7 +5741,9 @@
               <w:rPr>
                 <w:rFonts w:ascii="Calibri" w:cs="Calibri" w:eastAsia="Calibri" w:hAnsi="Calibri"/>
                 <w:b w:val="0"/>
-                <w:i w:val="0"/>
+                <w:bCs w:val="0"/>
+                <w:i w:val="0"/>
+                <w:iCs w:val="0"/>
                 <w:smallCaps w:val="0"/>
                 <w:strike w:val="0"/>
                 <w:color w:val="000000"/>
@@ -5452,7 +5758,9 @@
               <w:rPr>
                 <w:rFonts w:ascii="Calibri" w:cs="Calibri" w:eastAsia="Calibri" w:hAnsi="Calibri"/>
                 <w:b w:val="0"/>
-                <w:i w:val="0"/>
+                <w:bCs w:val="0"/>
+                <w:i w:val="0"/>
+                <w:iCs w:val="0"/>
                 <w:smallCaps w:val="0"/>
                 <w:strike w:val="0"/>
                 <w:color w:val="000000"/>
@@ -5500,7 +5808,9 @@
         <w:rPr>
           <w:rFonts w:ascii="Calibri" w:cs="Calibri" w:eastAsia="Calibri" w:hAnsi="Calibri"/>
           <w:b w:val="0"/>
-          <w:i w:val="0"/>
+          <w:bCs w:val="0"/>
+          <w:i w:val="0"/>
+          <w:iCs w:val="0"/>
           <w:smallCaps w:val="0"/>
           <w:strike w:val="0"/>
           <w:color w:val="000000"/>
@@ -5515,7 +5825,9 @@
         <w:rPr>
           <w:rFonts w:ascii="Calibri" w:cs="Calibri" w:eastAsia="Calibri" w:hAnsi="Calibri"/>
           <w:b w:val="0"/>
-          <w:i w:val="0"/>
+          <w:bCs w:val="0"/>
+          <w:i w:val="0"/>
+          <w:iCs w:val="0"/>
           <w:smallCaps w:val="0"/>
           <w:strike w:val="0"/>
           <w:color w:val="000000"/>
@@ -5549,7 +5861,9 @@
         <w:rPr>
           <w:rFonts w:ascii="Calibri" w:cs="Calibri" w:eastAsia="Calibri" w:hAnsi="Calibri"/>
           <w:b w:val="0"/>
-          <w:i w:val="0"/>
+          <w:bCs w:val="0"/>
+          <w:i w:val="0"/>
+          <w:iCs w:val="0"/>
           <w:smallCaps w:val="0"/>
           <w:strike w:val="0"/>
           <w:color w:val="000000"/>
@@ -5564,7 +5878,9 @@
         <w:rPr>
           <w:rFonts w:ascii="Calibri" w:cs="Calibri" w:eastAsia="Calibri" w:hAnsi="Calibri"/>
           <w:b w:val="0"/>
-          <w:i w:val="0"/>
+          <w:bCs w:val="0"/>
+          <w:i w:val="0"/>
+          <w:iCs w:val="0"/>
           <w:smallCaps w:val="0"/>
           <w:strike w:val="0"/>
           <w:color w:val="000000"/>
@@ -5598,7 +5914,9 @@
         <w:rPr>
           <w:rFonts w:ascii="Calibri" w:cs="Calibri" w:eastAsia="Calibri" w:hAnsi="Calibri"/>
           <w:b w:val="0"/>
-          <w:i w:val="0"/>
+          <w:bCs w:val="0"/>
+          <w:i w:val="0"/>
+          <w:iCs w:val="0"/>
           <w:smallCaps w:val="0"/>
           <w:strike w:val="0"/>
           <w:color w:val="000000"/>
@@ -5635,7 +5953,9 @@
         <w:rPr>
           <w:rFonts w:ascii="Calibri" w:cs="Calibri" w:eastAsia="Calibri" w:hAnsi="Calibri"/>
           <w:b w:val="0"/>
-          <w:i w:val="0"/>
+          <w:bCs w:val="0"/>
+          <w:i w:val="0"/>
+          <w:iCs w:val="0"/>
           <w:smallCaps w:val="0"/>
           <w:strike w:val="0"/>
           <w:color w:val="000000"/>
@@ -5698,11 +6018,13 @@
             <w:pPr>
               <w:rPr>
                 <w:b w:val="1"/>
+                <w:bCs w:val="1"/>
               </w:rPr>
             </w:pPr>
             <w:r>
               <w:rPr>
                 <w:b w:val="1"/>
+                <w:bCs w:val="1"/>
                 <w:rtl w:val="0"/>
               </w:rPr>
               <w:t xml:space="preserve">Tipo de Actor</w:t>
@@ -5725,11 +6047,13 @@
               <w:jc w:val="center"/>
               <w:rPr>
                 <w:b w:val="1"/>
+                <w:bCs w:val="1"/>
               </w:rPr>
             </w:pPr>
             <w:r>
               <w:rPr>
                 <w:b w:val="1"/>
+                <w:bCs w:val="1"/>
                 <w:rtl w:val="0"/>
               </w:rPr>
               <w:t xml:space="preserve">Peso</w:t>
@@ -5770,7 +6094,9 @@
               <w:rPr>
                 <w:rFonts w:ascii="Calibri" w:cs="Calibri" w:eastAsia="Calibri" w:hAnsi="Calibri"/>
                 <w:b w:val="0"/>
-                <w:i w:val="0"/>
+                <w:bCs w:val="0"/>
+                <w:i w:val="0"/>
+                <w:iCs w:val="0"/>
                 <w:smallCaps w:val="0"/>
                 <w:strike w:val="0"/>
                 <w:color w:val="000000"/>
@@ -5785,7 +6111,9 @@
               <w:rPr>
                 <w:rFonts w:ascii="Calibri" w:cs="Calibri" w:eastAsia="Calibri" w:hAnsi="Calibri"/>
                 <w:b w:val="0"/>
-                <w:i w:val="0"/>
+                <w:bCs w:val="0"/>
+                <w:i w:val="0"/>
+                <w:iCs w:val="0"/>
                 <w:smallCaps w:val="0"/>
                 <w:strike w:val="0"/>
                 <w:color w:val="000000"/>
@@ -5829,7 +6157,9 @@
               <w:rPr>
                 <w:rFonts w:ascii="Calibri" w:cs="Calibri" w:eastAsia="Calibri" w:hAnsi="Calibri"/>
                 <w:b w:val="0"/>
-                <w:i w:val="0"/>
+                <w:bCs w:val="0"/>
+                <w:i w:val="0"/>
+                <w:iCs w:val="0"/>
                 <w:smallCaps w:val="0"/>
                 <w:strike w:val="0"/>
                 <w:color w:val="000000"/>
@@ -5844,7 +6174,9 @@
               <w:rPr>
                 <w:rFonts w:ascii="Calibri" w:cs="Calibri" w:eastAsia="Calibri" w:hAnsi="Calibri"/>
                 <w:b w:val="0"/>
-                <w:i w:val="0"/>
+                <w:bCs w:val="0"/>
+                <w:i w:val="0"/>
+                <w:iCs w:val="0"/>
                 <w:smallCaps w:val="0"/>
                 <w:strike w:val="0"/>
                 <w:color w:val="000000"/>
@@ -5893,7 +6225,9 @@
               <w:rPr>
                 <w:rFonts w:ascii="Calibri" w:cs="Calibri" w:eastAsia="Calibri" w:hAnsi="Calibri"/>
                 <w:b w:val="0"/>
-                <w:i w:val="0"/>
+                <w:bCs w:val="0"/>
+                <w:i w:val="0"/>
+                <w:iCs w:val="0"/>
                 <w:smallCaps w:val="0"/>
                 <w:strike w:val="0"/>
                 <w:color w:val="000000"/>
@@ -5908,7 +6242,9 @@
               <w:rPr>
                 <w:rFonts w:ascii="Calibri" w:cs="Calibri" w:eastAsia="Calibri" w:hAnsi="Calibri"/>
                 <w:b w:val="0"/>
-                <w:i w:val="0"/>
+                <w:bCs w:val="0"/>
+                <w:i w:val="0"/>
+                <w:iCs w:val="0"/>
                 <w:smallCaps w:val="0"/>
                 <w:strike w:val="0"/>
                 <w:color w:val="000000"/>
@@ -5952,7 +6288,9 @@
               <w:rPr>
                 <w:rFonts w:ascii="Calibri" w:cs="Calibri" w:eastAsia="Calibri" w:hAnsi="Calibri"/>
                 <w:b w:val="0"/>
-                <w:i w:val="0"/>
+                <w:bCs w:val="0"/>
+                <w:i w:val="0"/>
+                <w:iCs w:val="0"/>
                 <w:smallCaps w:val="0"/>
                 <w:strike w:val="0"/>
                 <w:color w:val="000000"/>
@@ -5967,7 +6305,9 @@
               <w:rPr>
                 <w:rFonts w:ascii="Calibri" w:cs="Calibri" w:eastAsia="Calibri" w:hAnsi="Calibri"/>
                 <w:b w:val="0"/>
-                <w:i w:val="0"/>
+                <w:bCs w:val="0"/>
+                <w:i w:val="0"/>
+                <w:iCs w:val="0"/>
                 <w:smallCaps w:val="0"/>
                 <w:strike w:val="0"/>
                 <w:color w:val="000000"/>
@@ -6016,7 +6356,9 @@
               <w:rPr>
                 <w:rFonts w:ascii="Calibri" w:cs="Calibri" w:eastAsia="Calibri" w:hAnsi="Calibri"/>
                 <w:b w:val="0"/>
-                <w:i w:val="0"/>
+                <w:bCs w:val="0"/>
+                <w:i w:val="0"/>
+                <w:iCs w:val="0"/>
                 <w:smallCaps w:val="0"/>
                 <w:strike w:val="0"/>
                 <w:color w:val="000000"/>
@@ -6031,7 +6373,9 @@
               <w:rPr>
                 <w:rFonts w:ascii="Calibri" w:cs="Calibri" w:eastAsia="Calibri" w:hAnsi="Calibri"/>
                 <w:b w:val="0"/>
-                <w:i w:val="0"/>
+                <w:bCs w:val="0"/>
+                <w:i w:val="0"/>
+                <w:iCs w:val="0"/>
                 <w:smallCaps w:val="0"/>
                 <w:strike w:val="0"/>
                 <w:color w:val="000000"/>
@@ -6075,7 +6419,9 @@
               <w:rPr>
                 <w:rFonts w:ascii="Calibri" w:cs="Calibri" w:eastAsia="Calibri" w:hAnsi="Calibri"/>
                 <w:b w:val="0"/>
-                <w:i w:val="0"/>
+                <w:bCs w:val="0"/>
+                <w:i w:val="0"/>
+                <w:iCs w:val="0"/>
                 <w:smallCaps w:val="0"/>
                 <w:strike w:val="0"/>
                 <w:color w:val="000000"/>
@@ -6090,7 +6436,9 @@
               <w:rPr>
                 <w:rFonts w:ascii="Calibri" w:cs="Calibri" w:eastAsia="Calibri" w:hAnsi="Calibri"/>
                 <w:b w:val="0"/>
-                <w:i w:val="0"/>
+                <w:bCs w:val="0"/>
+                <w:i w:val="0"/>
+                <w:iCs w:val="0"/>
                 <w:smallCaps w:val="0"/>
                 <w:strike w:val="0"/>
                 <w:color w:val="000000"/>
@@ -6137,7 +6485,9 @@
         <w:rPr>
           <w:rFonts w:ascii="Calibri" w:cs="Calibri" w:eastAsia="Calibri" w:hAnsi="Calibri"/>
           <w:b w:val="0"/>
-          <w:i w:val="0"/>
+          <w:bCs w:val="0"/>
+          <w:i w:val="0"/>
+          <w:iCs w:val="0"/>
           <w:smallCaps w:val="0"/>
           <w:strike w:val="0"/>
           <w:color w:val="000000"/>
@@ -6152,7 +6502,9 @@
         <w:rPr>
           <w:rFonts w:ascii="Calibri" w:cs="Calibri" w:eastAsia="Calibri" w:hAnsi="Calibri"/>
           <w:b w:val="0"/>
-          <w:i w:val="0"/>
+          <w:bCs w:val="0"/>
+          <w:i w:val="0"/>
+          <w:iCs w:val="0"/>
           <w:smallCaps w:val="0"/>
           <w:strike w:val="0"/>
           <w:color w:val="000000"/>
@@ -6198,7 +6550,9 @@
         <w:rPr>
           <w:rFonts w:ascii="Cambria" w:cs="Cambria" w:eastAsia="Cambria" w:hAnsi="Cambria"/>
           <w:b w:val="1"/>
-          <w:i w:val="0"/>
+          <w:bCs w:val="1"/>
+          <w:i w:val="0"/>
+          <w:iCs w:val="0"/>
           <w:smallCaps w:val="0"/>
           <w:strike w:val="0"/>
           <w:color w:val="4f81bd"/>
@@ -6215,7 +6569,9 @@
         <w:rPr>
           <w:rFonts w:ascii="Cambria" w:cs="Cambria" w:eastAsia="Cambria" w:hAnsi="Cambria"/>
           <w:b w:val="1"/>
-          <w:i w:val="0"/>
+          <w:bCs w:val="1"/>
+          <w:i w:val="0"/>
+          <w:iCs w:val="0"/>
           <w:smallCaps w:val="0"/>
           <w:strike w:val="0"/>
           <w:color w:val="4f81bd"/>
@@ -6249,7 +6605,9 @@
         <w:rPr>
           <w:rFonts w:ascii="Calibri" w:cs="Calibri" w:eastAsia="Calibri" w:hAnsi="Calibri"/>
           <w:b w:val="0"/>
-          <w:i w:val="0"/>
+          <w:bCs w:val="0"/>
+          <w:i w:val="0"/>
+          <w:iCs w:val="0"/>
           <w:smallCaps w:val="0"/>
           <w:strike w:val="0"/>
           <w:color w:val="000000"/>
@@ -6264,7 +6622,9 @@
         <w:rPr>
           <w:rFonts w:ascii="Calibri" w:cs="Calibri" w:eastAsia="Calibri" w:hAnsi="Calibri"/>
           <w:b w:val="0"/>
-          <w:i w:val="0"/>
+          <w:bCs w:val="0"/>
+          <w:i w:val="0"/>
+          <w:iCs w:val="0"/>
           <w:smallCaps w:val="0"/>
           <w:strike w:val="0"/>
           <w:color w:val="000000"/>
@@ -6298,7 +6658,9 @@
         <w:rPr>
           <w:rFonts w:ascii="Calibri" w:cs="Calibri" w:eastAsia="Calibri" w:hAnsi="Calibri"/>
           <w:b w:val="0"/>
-          <w:i w:val="0"/>
+          <w:bCs w:val="0"/>
+          <w:i w:val="0"/>
+          <w:iCs w:val="0"/>
           <w:smallCaps w:val="0"/>
           <w:strike w:val="0"/>
           <w:color w:val="000000"/>
@@ -6313,7 +6675,9 @@
         <w:rPr>
           <w:rFonts w:ascii="Calibri" w:cs="Calibri" w:eastAsia="Calibri" w:hAnsi="Calibri"/>
           <w:b w:val="0"/>
-          <w:i w:val="0"/>
+          <w:bCs w:val="0"/>
+          <w:i w:val="0"/>
+          <w:iCs w:val="0"/>
           <w:smallCaps w:val="0"/>
           <w:strike w:val="0"/>
           <w:color w:val="000000"/>
@@ -6354,7 +6718,9 @@
         <w:rPr>
           <w:rFonts w:ascii="Calibri" w:cs="Calibri" w:eastAsia="Calibri" w:hAnsi="Calibri"/>
           <w:b w:val="0"/>
-          <w:i w:val="0"/>
+          <w:bCs w:val="0"/>
+          <w:i w:val="0"/>
+          <w:iCs w:val="0"/>
           <w:smallCaps w:val="0"/>
           <w:strike w:val="0"/>
           <w:color w:val="000000"/>
@@ -6395,7 +6761,9 @@
         <w:rPr>
           <w:rFonts w:ascii="Calibri" w:cs="Calibri" w:eastAsia="Calibri" w:hAnsi="Calibri"/>
           <w:b w:val="0"/>
-          <w:i w:val="0"/>
+          <w:bCs w:val="0"/>
+          <w:i w:val="0"/>
+          <w:iCs w:val="0"/>
           <w:smallCaps w:val="0"/>
           <w:strike w:val="0"/>
           <w:color w:val="000000"/>
@@ -6440,7 +6808,9 @@
         <w:rPr>
           <w:rFonts w:ascii="Cambria" w:cs="Cambria" w:eastAsia="Cambria" w:hAnsi="Cambria"/>
           <w:b w:val="1"/>
+          <w:bCs w:val="1"/>
           <w:i w:val="1"/>
+          <w:iCs w:val="1"/>
           <w:smallCaps w:val="0"/>
           <w:strike w:val="0"/>
           <w:color w:val="4f81bd"/>
@@ -6457,7 +6827,9 @@
         <w:rPr>
           <w:rFonts w:ascii="Cambria" w:cs="Cambria" w:eastAsia="Cambria" w:hAnsi="Cambria"/>
           <w:b w:val="1"/>
+          <w:bCs w:val="1"/>
           <w:i w:val="1"/>
+          <w:iCs w:val="1"/>
           <w:smallCaps w:val="0"/>
           <w:strike w:val="0"/>
           <w:color w:val="4f81bd"/>
@@ -6491,7 +6863,9 @@
         <w:rPr>
           <w:rFonts w:ascii="Calibri" w:cs="Calibri" w:eastAsia="Calibri" w:hAnsi="Calibri"/>
           <w:b w:val="0"/>
-          <w:i w:val="0"/>
+          <w:bCs w:val="0"/>
+          <w:i w:val="0"/>
+          <w:iCs w:val="0"/>
           <w:smallCaps w:val="0"/>
           <w:strike w:val="0"/>
           <w:color w:val="000000"/>
@@ -6506,7 +6880,9 @@
         <w:rPr>
           <w:rFonts w:ascii="Calibri" w:cs="Calibri" w:eastAsia="Calibri" w:hAnsi="Calibri"/>
           <w:b w:val="0"/>
-          <w:i w:val="0"/>
+          <w:bCs w:val="0"/>
+          <w:i w:val="0"/>
+          <w:iCs w:val="0"/>
           <w:smallCaps w:val="0"/>
           <w:strike w:val="0"/>
           <w:color w:val="000000"/>
@@ -6540,7 +6916,9 @@
         <w:rPr>
           <w:rFonts w:ascii="Calibri" w:cs="Calibri" w:eastAsia="Calibri" w:hAnsi="Calibri"/>
           <w:b w:val="0"/>
-          <w:i w:val="0"/>
+          <w:bCs w:val="0"/>
+          <w:i w:val="0"/>
+          <w:iCs w:val="0"/>
           <w:smallCaps w:val="0"/>
           <w:strike w:val="0"/>
           <w:color w:val="000000"/>
@@ -6555,7 +6933,9 @@
         <w:rPr>
           <w:rFonts w:ascii="Calibri" w:cs="Calibri" w:eastAsia="Calibri" w:hAnsi="Calibri"/>
           <w:b w:val="0"/>
-          <w:i w:val="0"/>
+          <w:bCs w:val="0"/>
+          <w:i w:val="0"/>
+          <w:iCs w:val="0"/>
           <w:smallCaps w:val="0"/>
           <w:strike w:val="0"/>
           <w:color w:val="000000"/>
@@ -6618,11 +6998,13 @@
             <w:pPr>
               <w:rPr>
                 <w:b w:val="1"/>
+                <w:bCs w:val="1"/>
               </w:rPr>
             </w:pPr>
             <w:r>
               <w:rPr>
                 <w:b w:val="1"/>
+                <w:bCs w:val="1"/>
                 <w:rtl w:val="0"/>
               </w:rPr>
               <w:t xml:space="preserve">Tipo de Caso de uso</w:t>
@@ -6642,11 +7024,13 @@
             <w:pPr>
               <w:rPr>
                 <w:b w:val="1"/>
+                <w:bCs w:val="1"/>
               </w:rPr>
             </w:pPr>
             <w:r>
               <w:rPr>
                 <w:b w:val="1"/>
+                <w:bCs w:val="1"/>
                 <w:rtl w:val="0"/>
               </w:rPr>
               <w:t xml:space="preserve">Descripción – Compuesto por</w:t>
@@ -6669,11 +7053,13 @@
               <w:jc w:val="center"/>
               <w:rPr>
                 <w:b w:val="1"/>
+                <w:bCs w:val="1"/>
               </w:rPr>
             </w:pPr>
             <w:r>
               <w:rPr>
                 <w:b w:val="1"/>
+                <w:bCs w:val="1"/>
                 <w:rtl w:val="0"/>
               </w:rPr>
               <w:t xml:space="preserve">Factor</w:t>
@@ -6714,7 +7100,9 @@
               <w:rPr>
                 <w:rFonts w:ascii="Calibri" w:cs="Calibri" w:eastAsia="Calibri" w:hAnsi="Calibri"/>
                 <w:b w:val="0"/>
-                <w:i w:val="0"/>
+                <w:bCs w:val="0"/>
+                <w:i w:val="0"/>
+                <w:iCs w:val="0"/>
                 <w:smallCaps w:val="0"/>
                 <w:strike w:val="0"/>
                 <w:color w:val="000000"/>
@@ -6729,7 +7117,9 @@
               <w:rPr>
                 <w:rFonts w:ascii="Calibri" w:cs="Calibri" w:eastAsia="Calibri" w:hAnsi="Calibri"/>
                 <w:b w:val="0"/>
-                <w:i w:val="0"/>
+                <w:bCs w:val="0"/>
+                <w:i w:val="0"/>
+                <w:iCs w:val="0"/>
                 <w:smallCaps w:val="0"/>
                 <w:strike w:val="0"/>
                 <w:color w:val="000000"/>
@@ -6771,7 +7161,9 @@
               <w:rPr>
                 <w:rFonts w:ascii="Calibri" w:cs="Calibri" w:eastAsia="Calibri" w:hAnsi="Calibri"/>
                 <w:b w:val="0"/>
-                <w:i w:val="0"/>
+                <w:bCs w:val="0"/>
+                <w:i w:val="0"/>
+                <w:iCs w:val="0"/>
                 <w:smallCaps w:val="0"/>
                 <w:strike w:val="0"/>
                 <w:color w:val="000000"/>
@@ -6786,7 +7178,9 @@
               <w:rPr>
                 <w:rFonts w:ascii="Calibri" w:cs="Calibri" w:eastAsia="Calibri" w:hAnsi="Calibri"/>
                 <w:b w:val="0"/>
-                <w:i w:val="0"/>
+                <w:bCs w:val="0"/>
+                <w:i w:val="0"/>
+                <w:iCs w:val="0"/>
                 <w:smallCaps w:val="0"/>
                 <w:strike w:val="0"/>
                 <w:color w:val="000000"/>
@@ -6830,7 +7224,9 @@
               <w:rPr>
                 <w:rFonts w:ascii="Calibri" w:cs="Calibri" w:eastAsia="Calibri" w:hAnsi="Calibri"/>
                 <w:b w:val="0"/>
-                <w:i w:val="0"/>
+                <w:bCs w:val="0"/>
+                <w:i w:val="0"/>
+                <w:iCs w:val="0"/>
                 <w:smallCaps w:val="0"/>
                 <w:strike w:val="0"/>
                 <w:color w:val="000000"/>
@@ -6845,7 +7241,9 @@
               <w:rPr>
                 <w:rFonts w:ascii="Calibri" w:cs="Calibri" w:eastAsia="Calibri" w:hAnsi="Calibri"/>
                 <w:b w:val="0"/>
-                <w:i w:val="0"/>
+                <w:bCs w:val="0"/>
+                <w:i w:val="0"/>
+                <w:iCs w:val="0"/>
                 <w:smallCaps w:val="0"/>
                 <w:strike w:val="0"/>
                 <w:color w:val="000000"/>
@@ -6894,7 +7292,9 @@
               <w:rPr>
                 <w:rFonts w:ascii="Calibri" w:cs="Calibri" w:eastAsia="Calibri" w:hAnsi="Calibri"/>
                 <w:b w:val="0"/>
-                <w:i w:val="0"/>
+                <w:bCs w:val="0"/>
+                <w:i w:val="0"/>
+                <w:iCs w:val="0"/>
                 <w:smallCaps w:val="0"/>
                 <w:strike w:val="0"/>
                 <w:color w:val="000000"/>
@@ -6909,7 +7309,9 @@
               <w:rPr>
                 <w:rFonts w:ascii="Calibri" w:cs="Calibri" w:eastAsia="Calibri" w:hAnsi="Calibri"/>
                 <w:b w:val="0"/>
-                <w:i w:val="0"/>
+                <w:bCs w:val="0"/>
+                <w:i w:val="0"/>
+                <w:iCs w:val="0"/>
                 <w:smallCaps w:val="0"/>
                 <w:strike w:val="0"/>
                 <w:color w:val="000000"/>
@@ -6951,7 +7353,9 @@
               <w:rPr>
                 <w:rFonts w:ascii="Calibri" w:cs="Calibri" w:eastAsia="Calibri" w:hAnsi="Calibri"/>
                 <w:b w:val="0"/>
-                <w:i w:val="0"/>
+                <w:bCs w:val="0"/>
+                <w:i w:val="0"/>
+                <w:iCs w:val="0"/>
                 <w:smallCaps w:val="0"/>
                 <w:strike w:val="0"/>
                 <w:color w:val="000000"/>
@@ -6966,7 +7370,9 @@
               <w:rPr>
                 <w:rFonts w:ascii="Calibri" w:cs="Calibri" w:eastAsia="Calibri" w:hAnsi="Calibri"/>
                 <w:b w:val="0"/>
-                <w:i w:val="0"/>
+                <w:bCs w:val="0"/>
+                <w:i w:val="0"/>
+                <w:iCs w:val="0"/>
                 <w:smallCaps w:val="0"/>
                 <w:strike w:val="0"/>
                 <w:color w:val="000000"/>
@@ -7010,7 +7416,9 @@
               <w:rPr>
                 <w:rFonts w:ascii="Calibri" w:cs="Calibri" w:eastAsia="Calibri" w:hAnsi="Calibri"/>
                 <w:b w:val="0"/>
-                <w:i w:val="0"/>
+                <w:bCs w:val="0"/>
+                <w:i w:val="0"/>
+                <w:iCs w:val="0"/>
                 <w:smallCaps w:val="0"/>
                 <w:strike w:val="0"/>
                 <w:color w:val="000000"/>
@@ -7025,7 +7433,9 @@
               <w:rPr>
                 <w:rFonts w:ascii="Calibri" w:cs="Calibri" w:eastAsia="Calibri" w:hAnsi="Calibri"/>
                 <w:b w:val="0"/>
-                <w:i w:val="0"/>
+                <w:bCs w:val="0"/>
+                <w:i w:val="0"/>
+                <w:iCs w:val="0"/>
                 <w:smallCaps w:val="0"/>
                 <w:strike w:val="0"/>
                 <w:color w:val="000000"/>
@@ -7074,7 +7484,9 @@
               <w:rPr>
                 <w:rFonts w:ascii="Calibri" w:cs="Calibri" w:eastAsia="Calibri" w:hAnsi="Calibri"/>
                 <w:b w:val="0"/>
-                <w:i w:val="0"/>
+                <w:bCs w:val="0"/>
+                <w:i w:val="0"/>
+                <w:iCs w:val="0"/>
                 <w:smallCaps w:val="0"/>
                 <w:strike w:val="0"/>
                 <w:color w:val="000000"/>
@@ -7089,7 +7501,9 @@
               <w:rPr>
                 <w:rFonts w:ascii="Calibri" w:cs="Calibri" w:eastAsia="Calibri" w:hAnsi="Calibri"/>
                 <w:b w:val="0"/>
-                <w:i w:val="0"/>
+                <w:bCs w:val="0"/>
+                <w:i w:val="0"/>
+                <w:iCs w:val="0"/>
                 <w:smallCaps w:val="0"/>
                 <w:strike w:val="0"/>
                 <w:color w:val="000000"/>
@@ -7131,7 +7545,9 @@
               <w:rPr>
                 <w:rFonts w:ascii="Calibri" w:cs="Calibri" w:eastAsia="Calibri" w:hAnsi="Calibri"/>
                 <w:b w:val="0"/>
-                <w:i w:val="0"/>
+                <w:bCs w:val="0"/>
+                <w:i w:val="0"/>
+                <w:iCs w:val="0"/>
                 <w:smallCaps w:val="0"/>
                 <w:strike w:val="0"/>
                 <w:color w:val="000000"/>
@@ -7146,7 +7562,9 @@
               <w:rPr>
                 <w:rFonts w:ascii="Calibri" w:cs="Calibri" w:eastAsia="Calibri" w:hAnsi="Calibri"/>
                 <w:b w:val="0"/>
-                <w:i w:val="0"/>
+                <w:bCs w:val="0"/>
+                <w:i w:val="0"/>
+                <w:iCs w:val="0"/>
                 <w:smallCaps w:val="0"/>
                 <w:strike w:val="0"/>
                 <w:color w:val="000000"/>
@@ -7190,7 +7608,9 @@
               <w:rPr>
                 <w:rFonts w:ascii="Calibri" w:cs="Calibri" w:eastAsia="Calibri" w:hAnsi="Calibri"/>
                 <w:b w:val="0"/>
-                <w:i w:val="0"/>
+                <w:bCs w:val="0"/>
+                <w:i w:val="0"/>
+                <w:iCs w:val="0"/>
                 <w:smallCaps w:val="0"/>
                 <w:strike w:val="0"/>
                 <w:color w:val="000000"/>
@@ -7205,7 +7625,9 @@
               <w:rPr>
                 <w:rFonts w:ascii="Calibri" w:cs="Calibri" w:eastAsia="Calibri" w:hAnsi="Calibri"/>
                 <w:b w:val="0"/>
-                <w:i w:val="0"/>
+                <w:bCs w:val="0"/>
+                <w:i w:val="0"/>
+                <w:iCs w:val="0"/>
                 <w:smallCaps w:val="0"/>
                 <w:strike w:val="0"/>
                 <w:color w:val="000000"/>
@@ -7252,7 +7674,9 @@
         <w:rPr>
           <w:rFonts w:ascii="Cambria" w:cs="Cambria" w:eastAsia="Cambria" w:hAnsi="Cambria"/>
           <w:b w:val="1"/>
+          <w:bCs w:val="1"/>
           <w:i w:val="1"/>
+          <w:iCs w:val="1"/>
           <w:smallCaps w:val="0"/>
           <w:strike w:val="0"/>
           <w:color w:val="4f81bd"/>
@@ -7269,7 +7693,9 @@
         <w:rPr>
           <w:rFonts w:ascii="Cambria" w:cs="Cambria" w:eastAsia="Cambria" w:hAnsi="Cambria"/>
           <w:b w:val="1"/>
+          <w:bCs w:val="1"/>
           <w:i w:val="1"/>
+          <w:iCs w:val="1"/>
           <w:smallCaps w:val="0"/>
           <w:strike w:val="0"/>
           <w:color w:val="4f81bd"/>
@@ -7303,7 +7729,9 @@
         <w:rPr>
           <w:rFonts w:ascii="Calibri" w:cs="Calibri" w:eastAsia="Calibri" w:hAnsi="Calibri"/>
           <w:b w:val="0"/>
-          <w:i w:val="0"/>
+          <w:bCs w:val="0"/>
+          <w:i w:val="0"/>
+          <w:iCs w:val="0"/>
           <w:smallCaps w:val="0"/>
           <w:strike w:val="0"/>
           <w:color w:val="000000"/>
@@ -7318,7 +7746,9 @@
         <w:rPr>
           <w:rFonts w:ascii="Calibri" w:cs="Calibri" w:eastAsia="Calibri" w:hAnsi="Calibri"/>
           <w:b w:val="0"/>
-          <w:i w:val="0"/>
+          <w:bCs w:val="0"/>
+          <w:i w:val="0"/>
+          <w:iCs w:val="0"/>
           <w:smallCaps w:val="0"/>
           <w:strike w:val="0"/>
           <w:color w:val="000000"/>
@@ -7380,11 +7810,13 @@
             <w:pPr>
               <w:rPr>
                 <w:b w:val="1"/>
+                <w:bCs w:val="1"/>
               </w:rPr>
             </w:pPr>
             <w:r>
               <w:rPr>
                 <w:b w:val="1"/>
+                <w:bCs w:val="1"/>
                 <w:rtl w:val="0"/>
               </w:rPr>
               <w:t xml:space="preserve">Tipo de Caso de uso</w:t>
@@ -7404,11 +7836,13 @@
             <w:pPr>
               <w:rPr>
                 <w:b w:val="1"/>
+                <w:bCs w:val="1"/>
               </w:rPr>
             </w:pPr>
             <w:r>
               <w:rPr>
                 <w:b w:val="1"/>
+                <w:bCs w:val="1"/>
                 <w:rtl w:val="0"/>
               </w:rPr>
               <w:t xml:space="preserve">Descripción – Compuesto por</w:t>
@@ -7431,11 +7865,13 @@
               <w:jc w:val="center"/>
               <w:rPr>
                 <w:b w:val="1"/>
+                <w:bCs w:val="1"/>
               </w:rPr>
             </w:pPr>
             <w:r>
               <w:rPr>
                 <w:b w:val="1"/>
+                <w:bCs w:val="1"/>
                 <w:rtl w:val="0"/>
               </w:rPr>
               <w:t xml:space="preserve">Factor</w:t>
@@ -7476,7 +7912,9 @@
               <w:rPr>
                 <w:rFonts w:ascii="Calibri" w:cs="Calibri" w:eastAsia="Calibri" w:hAnsi="Calibri"/>
                 <w:b w:val="0"/>
-                <w:i w:val="0"/>
+                <w:bCs w:val="0"/>
+                <w:i w:val="0"/>
+                <w:iCs w:val="0"/>
                 <w:smallCaps w:val="0"/>
                 <w:strike w:val="0"/>
                 <w:color w:val="000000"/>
@@ -7491,7 +7929,9 @@
               <w:rPr>
                 <w:rFonts w:ascii="Calibri" w:cs="Calibri" w:eastAsia="Calibri" w:hAnsi="Calibri"/>
                 <w:b w:val="0"/>
-                <w:i w:val="0"/>
+                <w:bCs w:val="0"/>
+                <w:i w:val="0"/>
+                <w:iCs w:val="0"/>
                 <w:smallCaps w:val="0"/>
                 <w:strike w:val="0"/>
                 <w:color w:val="000000"/>
@@ -7533,7 +7973,9 @@
               <w:rPr>
                 <w:rFonts w:ascii="Calibri" w:cs="Calibri" w:eastAsia="Calibri" w:hAnsi="Calibri"/>
                 <w:b w:val="0"/>
-                <w:i w:val="0"/>
+                <w:bCs w:val="0"/>
+                <w:i w:val="0"/>
+                <w:iCs w:val="0"/>
                 <w:smallCaps w:val="0"/>
                 <w:strike w:val="0"/>
                 <w:color w:val="000000"/>
@@ -7548,7 +7990,9 @@
               <w:rPr>
                 <w:rFonts w:ascii="Calibri" w:cs="Calibri" w:eastAsia="Calibri" w:hAnsi="Calibri"/>
                 <w:b w:val="0"/>
-                <w:i w:val="0"/>
+                <w:bCs w:val="0"/>
+                <w:i w:val="0"/>
+                <w:iCs w:val="0"/>
                 <w:smallCaps w:val="0"/>
                 <w:strike w:val="0"/>
                 <w:color w:val="000000"/>
@@ -7592,7 +8036,9 @@
               <w:rPr>
                 <w:rFonts w:ascii="Calibri" w:cs="Calibri" w:eastAsia="Calibri" w:hAnsi="Calibri"/>
                 <w:b w:val="0"/>
-                <w:i w:val="0"/>
+                <w:bCs w:val="0"/>
+                <w:i w:val="0"/>
+                <w:iCs w:val="0"/>
                 <w:smallCaps w:val="0"/>
                 <w:strike w:val="0"/>
                 <w:color w:val="000000"/>
@@ -7607,7 +8053,9 @@
               <w:rPr>
                 <w:rFonts w:ascii="Calibri" w:cs="Calibri" w:eastAsia="Calibri" w:hAnsi="Calibri"/>
                 <w:b w:val="0"/>
-                <w:i w:val="0"/>
+                <w:bCs w:val="0"/>
+                <w:i w:val="0"/>
+                <w:iCs w:val="0"/>
                 <w:smallCaps w:val="0"/>
                 <w:strike w:val="0"/>
                 <w:color w:val="000000"/>
@@ -7656,7 +8104,9 @@
               <w:rPr>
                 <w:rFonts w:ascii="Calibri" w:cs="Calibri" w:eastAsia="Calibri" w:hAnsi="Calibri"/>
                 <w:b w:val="0"/>
-                <w:i w:val="0"/>
+                <w:bCs w:val="0"/>
+                <w:i w:val="0"/>
+                <w:iCs w:val="0"/>
                 <w:smallCaps w:val="0"/>
                 <w:strike w:val="0"/>
                 <w:color w:val="000000"/>
@@ -7671,7 +8121,9 @@
               <w:rPr>
                 <w:rFonts w:ascii="Calibri" w:cs="Calibri" w:eastAsia="Calibri" w:hAnsi="Calibri"/>
                 <w:b w:val="0"/>
-                <w:i w:val="0"/>
+                <w:bCs w:val="0"/>
+                <w:i w:val="0"/>
+                <w:iCs w:val="0"/>
                 <w:smallCaps w:val="0"/>
                 <w:strike w:val="0"/>
                 <w:color w:val="000000"/>
@@ -7713,7 +8165,9 @@
               <w:rPr>
                 <w:rFonts w:ascii="Calibri" w:cs="Calibri" w:eastAsia="Calibri" w:hAnsi="Calibri"/>
                 <w:b w:val="0"/>
-                <w:i w:val="0"/>
+                <w:bCs w:val="0"/>
+                <w:i w:val="0"/>
+                <w:iCs w:val="0"/>
                 <w:smallCaps w:val="0"/>
                 <w:strike w:val="0"/>
                 <w:color w:val="000000"/>
@@ -7728,7 +8182,9 @@
               <w:rPr>
                 <w:rFonts w:ascii="Calibri" w:cs="Calibri" w:eastAsia="Calibri" w:hAnsi="Calibri"/>
                 <w:b w:val="0"/>
-                <w:i w:val="0"/>
+                <w:bCs w:val="0"/>
+                <w:i w:val="0"/>
+                <w:iCs w:val="0"/>
                 <w:smallCaps w:val="0"/>
                 <w:strike w:val="0"/>
                 <w:color w:val="000000"/>
@@ -7772,7 +8228,9 @@
               <w:rPr>
                 <w:rFonts w:ascii="Calibri" w:cs="Calibri" w:eastAsia="Calibri" w:hAnsi="Calibri"/>
                 <w:b w:val="0"/>
-                <w:i w:val="0"/>
+                <w:bCs w:val="0"/>
+                <w:i w:val="0"/>
+                <w:iCs w:val="0"/>
                 <w:smallCaps w:val="0"/>
                 <w:strike w:val="0"/>
                 <w:color w:val="000000"/>
@@ -7787,7 +8245,9 @@
               <w:rPr>
                 <w:rFonts w:ascii="Calibri" w:cs="Calibri" w:eastAsia="Calibri" w:hAnsi="Calibri"/>
                 <w:b w:val="0"/>
-                <w:i w:val="0"/>
+                <w:bCs w:val="0"/>
+                <w:i w:val="0"/>
+                <w:iCs w:val="0"/>
                 <w:smallCaps w:val="0"/>
                 <w:strike w:val="0"/>
                 <w:color w:val="000000"/>
@@ -7836,7 +8296,9 @@
               <w:rPr>
                 <w:rFonts w:ascii="Calibri" w:cs="Calibri" w:eastAsia="Calibri" w:hAnsi="Calibri"/>
                 <w:b w:val="0"/>
-                <w:i w:val="0"/>
+                <w:bCs w:val="0"/>
+                <w:i w:val="0"/>
+                <w:iCs w:val="0"/>
                 <w:smallCaps w:val="0"/>
                 <w:strike w:val="0"/>
                 <w:color w:val="000000"/>
@@ -7851,7 +8313,9 @@
               <w:rPr>
                 <w:rFonts w:ascii="Calibri" w:cs="Calibri" w:eastAsia="Calibri" w:hAnsi="Calibri"/>
                 <w:b w:val="0"/>
-                <w:i w:val="0"/>
+                <w:bCs w:val="0"/>
+                <w:i w:val="0"/>
+                <w:iCs w:val="0"/>
                 <w:smallCaps w:val="0"/>
                 <w:strike w:val="0"/>
                 <w:color w:val="000000"/>
@@ -7893,7 +8357,9 @@
               <w:rPr>
                 <w:rFonts w:ascii="Calibri" w:cs="Calibri" w:eastAsia="Calibri" w:hAnsi="Calibri"/>
                 <w:b w:val="0"/>
-                <w:i w:val="0"/>
+                <w:bCs w:val="0"/>
+                <w:i w:val="0"/>
+                <w:iCs w:val="0"/>
                 <w:smallCaps w:val="0"/>
                 <w:strike w:val="0"/>
                 <w:color w:val="000000"/>
@@ -7908,7 +8374,9 @@
               <w:rPr>
                 <w:rFonts w:ascii="Calibri" w:cs="Calibri" w:eastAsia="Calibri" w:hAnsi="Calibri"/>
                 <w:b w:val="0"/>
-                <w:i w:val="0"/>
+                <w:bCs w:val="0"/>
+                <w:i w:val="0"/>
+                <w:iCs w:val="0"/>
                 <w:smallCaps w:val="0"/>
                 <w:strike w:val="0"/>
                 <w:color w:val="000000"/>
@@ -7952,7 +8420,9 @@
               <w:rPr>
                 <w:rFonts w:ascii="Calibri" w:cs="Calibri" w:eastAsia="Calibri" w:hAnsi="Calibri"/>
                 <w:b w:val="0"/>
-                <w:i w:val="0"/>
+                <w:bCs w:val="0"/>
+                <w:i w:val="0"/>
+                <w:iCs w:val="0"/>
                 <w:smallCaps w:val="0"/>
                 <w:strike w:val="0"/>
                 <w:color w:val="000000"/>
@@ -7967,7 +8437,9 @@
               <w:rPr>
                 <w:rFonts w:ascii="Calibri" w:cs="Calibri" w:eastAsia="Calibri" w:hAnsi="Calibri"/>
                 <w:b w:val="0"/>
-                <w:i w:val="0"/>
+                <w:bCs w:val="0"/>
+                <w:i w:val="0"/>
+                <w:iCs w:val="0"/>
                 <w:smallCaps w:val="0"/>
                 <w:strike w:val="0"/>
                 <w:color w:val="000000"/>
@@ -8015,7 +8487,9 @@
         <w:rPr>
           <w:rFonts w:ascii="Calibri" w:cs="Calibri" w:eastAsia="Calibri" w:hAnsi="Calibri"/>
           <w:b w:val="0"/>
-          <w:i w:val="0"/>
+          <w:bCs w:val="0"/>
+          <w:i w:val="0"/>
+          <w:iCs w:val="0"/>
           <w:smallCaps w:val="0"/>
           <w:strike w:val="0"/>
           <w:color w:val="000000"/>
@@ -8030,7 +8504,9 @@
         <w:rPr>
           <w:rFonts w:ascii="Calibri" w:cs="Calibri" w:eastAsia="Calibri" w:hAnsi="Calibri"/>
           <w:b w:val="0"/>
-          <w:i w:val="0"/>
+          <w:bCs w:val="0"/>
+          <w:i w:val="0"/>
+          <w:iCs w:val="0"/>
           <w:smallCaps w:val="0"/>
           <w:strike w:val="0"/>
           <w:color w:val="000000"/>
@@ -8064,7 +8540,9 @@
         <w:rPr>
           <w:rFonts w:ascii="Calibri" w:cs="Calibri" w:eastAsia="Calibri" w:hAnsi="Calibri"/>
           <w:b w:val="0"/>
-          <w:i w:val="0"/>
+          <w:bCs w:val="0"/>
+          <w:i w:val="0"/>
+          <w:iCs w:val="0"/>
           <w:smallCaps w:val="0"/>
           <w:strike w:val="0"/>
           <w:color w:val="000000"/>
@@ -8079,7 +8557,9 @@
         <w:rPr>
           <w:rFonts w:ascii="Calibri" w:cs="Calibri" w:eastAsia="Calibri" w:hAnsi="Calibri"/>
           <w:b w:val="0"/>
-          <w:i w:val="0"/>
+          <w:bCs w:val="0"/>
+          <w:i w:val="0"/>
+          <w:iCs w:val="0"/>
           <w:smallCaps w:val="0"/>
           <w:strike w:val="0"/>
           <w:color w:val="000000"/>
@@ -8113,7 +8593,9 @@
         <w:rPr>
           <w:rFonts w:ascii="Calibri" w:cs="Calibri" w:eastAsia="Calibri" w:hAnsi="Calibri"/>
           <w:b w:val="0"/>
-          <w:i w:val="0"/>
+          <w:bCs w:val="0"/>
+          <w:i w:val="0"/>
+          <w:iCs w:val="0"/>
           <w:smallCaps w:val="0"/>
           <w:strike w:val="0"/>
           <w:color w:val="000000"/>
@@ -8128,7 +8610,9 @@
         <w:rPr>
           <w:rFonts w:ascii="Calibri" w:cs="Calibri" w:eastAsia="Calibri" w:hAnsi="Calibri"/>
           <w:b w:val="0"/>
-          <w:i w:val="0"/>
+          <w:bCs w:val="0"/>
+          <w:i w:val="0"/>
+          <w:iCs w:val="0"/>
           <w:smallCaps w:val="0"/>
           <w:strike w:val="0"/>
           <w:color w:val="000000"/>
@@ -8162,7 +8646,9 @@
         <w:rPr>
           <w:rFonts w:ascii="Calibri" w:cs="Calibri" w:eastAsia="Calibri" w:hAnsi="Calibri"/>
           <w:b w:val="0"/>
-          <w:i w:val="0"/>
+          <w:bCs w:val="0"/>
+          <w:i w:val="0"/>
+          <w:iCs w:val="0"/>
           <w:smallCaps w:val="0"/>
           <w:strike w:val="0"/>
           <w:color w:val="000000"/>
@@ -8177,7 +8663,9 @@
         <w:rPr>
           <w:rFonts w:ascii="Calibri" w:cs="Calibri" w:eastAsia="Calibri" w:hAnsi="Calibri"/>
           <w:b w:val="0"/>
-          <w:i w:val="0"/>
+          <w:bCs w:val="0"/>
+          <w:i w:val="0"/>
+          <w:iCs w:val="0"/>
           <w:smallCaps w:val="0"/>
           <w:strike w:val="0"/>
           <w:color w:val="000000"/>
@@ -8221,7 +8709,9 @@
         <w:rPr>
           <w:rFonts w:ascii="Cambria" w:cs="Cambria" w:eastAsia="Cambria" w:hAnsi="Cambria"/>
           <w:b w:val="1"/>
-          <w:i w:val="0"/>
+          <w:bCs w:val="1"/>
+          <w:i w:val="0"/>
+          <w:iCs w:val="0"/>
           <w:smallCaps w:val="0"/>
           <w:strike w:val="0"/>
           <w:color w:val="4f81bd"/>
@@ -8238,7 +8728,9 @@
         <w:rPr>
           <w:rFonts w:ascii="Cambria" w:cs="Cambria" w:eastAsia="Cambria" w:hAnsi="Cambria"/>
           <w:b w:val="1"/>
-          <w:i w:val="0"/>
+          <w:bCs w:val="1"/>
+          <w:i w:val="0"/>
+          <w:iCs w:val="0"/>
           <w:smallCaps w:val="0"/>
           <w:strike w:val="0"/>
           <w:color w:val="4f81bd"/>
@@ -8272,7 +8764,9 @@
         <w:rPr>
           <w:rFonts w:ascii="Calibri" w:cs="Calibri" w:eastAsia="Calibri" w:hAnsi="Calibri"/>
           <w:b w:val="0"/>
-          <w:i w:val="0"/>
+          <w:bCs w:val="0"/>
+          <w:i w:val="0"/>
+          <w:iCs w:val="0"/>
           <w:smallCaps w:val="0"/>
           <w:strike w:val="0"/>
           <w:color w:val="000000"/>
@@ -8287,7 +8781,9 @@
         <w:rPr>
           <w:rFonts w:ascii="Calibri" w:cs="Calibri" w:eastAsia="Calibri" w:hAnsi="Calibri"/>
           <w:b w:val="0"/>
-          <w:i w:val="0"/>
+          <w:bCs w:val="0"/>
+          <w:i w:val="0"/>
+          <w:iCs w:val="0"/>
           <w:smallCaps w:val="0"/>
           <w:strike w:val="0"/>
           <w:color w:val="000000"/>
@@ -8321,7 +8817,9 @@
         <w:rPr>
           <w:rFonts w:ascii="Calibri" w:cs="Calibri" w:eastAsia="Calibri" w:hAnsi="Calibri"/>
           <w:b w:val="1"/>
-          <w:i w:val="0"/>
+          <w:bCs w:val="1"/>
+          <w:i w:val="0"/>
+          <w:iCs w:val="0"/>
           <w:smallCaps w:val="0"/>
           <w:strike w:val="0"/>
           <w:color w:val="000000"/>
@@ -8336,7 +8834,9 @@
         <w:rPr>
           <w:rFonts w:ascii="Calibri" w:cs="Calibri" w:eastAsia="Calibri" w:hAnsi="Calibri"/>
           <w:b w:val="1"/>
-          <w:i w:val="0"/>
+          <w:bCs w:val="1"/>
+          <w:i w:val="0"/>
+          <w:iCs w:val="0"/>
           <w:smallCaps w:val="0"/>
           <w:strike w:val="0"/>
           <w:color w:val="000000"/>
@@ -8380,7 +8880,9 @@
         <w:rPr>
           <w:rFonts w:ascii="Cambria" w:cs="Cambria" w:eastAsia="Cambria" w:hAnsi="Cambria"/>
           <w:b w:val="1"/>
-          <w:i w:val="0"/>
+          <w:bCs w:val="1"/>
+          <w:i w:val="0"/>
+          <w:iCs w:val="0"/>
           <w:smallCaps w:val="0"/>
           <w:strike w:val="0"/>
           <w:color w:val="4f81bd"/>
@@ -8397,7 +8899,9 @@
         <w:rPr>
           <w:rFonts w:ascii="Cambria" w:cs="Cambria" w:eastAsia="Cambria" w:hAnsi="Cambria"/>
           <w:b w:val="1"/>
-          <w:i w:val="0"/>
+          <w:bCs w:val="1"/>
+          <w:i w:val="0"/>
+          <w:iCs w:val="0"/>
           <w:smallCaps w:val="0"/>
           <w:strike w:val="0"/>
           <w:color w:val="4f81bd"/>
@@ -8431,7 +8935,9 @@
         <w:rPr>
           <w:rFonts w:ascii="Calibri" w:cs="Calibri" w:eastAsia="Calibri" w:hAnsi="Calibri"/>
           <w:b w:val="0"/>
-          <w:i w:val="0"/>
+          <w:bCs w:val="0"/>
+          <w:i w:val="0"/>
+          <w:iCs w:val="0"/>
           <w:smallCaps w:val="0"/>
           <w:strike w:val="0"/>
           <w:color w:val="000000"/>
@@ -8446,7 +8952,9 @@
         <w:rPr>
           <w:rFonts w:ascii="Calibri" w:cs="Calibri" w:eastAsia="Calibri" w:hAnsi="Calibri"/>
           <w:b w:val="0"/>
-          <w:i w:val="0"/>
+          <w:bCs w:val="0"/>
+          <w:i w:val="0"/>
+          <w:iCs w:val="0"/>
           <w:smallCaps w:val="0"/>
           <w:strike w:val="0"/>
           <w:color w:val="000000"/>
@@ -8480,7 +8988,9 @@
         <w:rPr>
           <w:rFonts w:ascii="Calibri" w:cs="Calibri" w:eastAsia="Calibri" w:hAnsi="Calibri"/>
           <w:b w:val="0"/>
-          <w:i w:val="0"/>
+          <w:bCs w:val="0"/>
+          <w:i w:val="0"/>
+          <w:iCs w:val="0"/>
           <w:smallCaps w:val="0"/>
           <w:strike w:val="0"/>
           <w:color w:val="000000"/>
@@ -8502,6 +9012,7 @@
         <w:rPr>
           <w:rFonts w:ascii="Cambria" w:cs="Cambria" w:eastAsia="Cambria" w:hAnsi="Cambria"/>
           <w:b w:val="1"/>
+          <w:bCs w:val="1"/>
           <w:color w:val="4f81bd"/>
         </w:rPr>
       </w:pPr>
@@ -8536,7 +9047,9 @@
         <w:rPr>
           <w:rFonts w:ascii="Cambria" w:cs="Cambria" w:eastAsia="Cambria" w:hAnsi="Cambria"/>
           <w:b w:val="1"/>
-          <w:i w:val="0"/>
+          <w:bCs w:val="1"/>
+          <w:i w:val="0"/>
+          <w:iCs w:val="0"/>
           <w:smallCaps w:val="0"/>
           <w:strike w:val="0"/>
           <w:color w:val="4f81bd"/>
@@ -8553,7 +9066,9 @@
         <w:rPr>
           <w:rFonts w:ascii="Cambria" w:cs="Cambria" w:eastAsia="Cambria" w:hAnsi="Cambria"/>
           <w:b w:val="1"/>
-          <w:i w:val="0"/>
+          <w:bCs w:val="1"/>
+          <w:i w:val="0"/>
+          <w:iCs w:val="0"/>
           <w:smallCaps w:val="0"/>
           <w:strike w:val="0"/>
           <w:color w:val="4f81bd"/>
@@ -8587,7 +9102,9 @@
         <w:rPr>
           <w:rFonts w:ascii="Cambria" w:cs="Cambria" w:eastAsia="Cambria" w:hAnsi="Cambria"/>
           <w:b w:val="1"/>
+          <w:bCs w:val="1"/>
           <w:i w:val="1"/>
+          <w:iCs w:val="1"/>
           <w:smallCaps w:val="0"/>
           <w:strike w:val="0"/>
           <w:color w:val="4f81bd"/>
@@ -8604,7 +9121,9 @@
         <w:rPr>
           <w:rFonts w:ascii="Cambria" w:cs="Cambria" w:eastAsia="Cambria" w:hAnsi="Cambria"/>
           <w:b w:val="1"/>
+          <w:bCs w:val="1"/>
           <w:i w:val="1"/>
+          <w:iCs w:val="1"/>
           <w:smallCaps w:val="0"/>
           <w:strike w:val="0"/>
           <w:color w:val="4f81bd"/>
@@ -8683,7 +9202,9 @@
               <w:rPr>
                 <w:rFonts w:ascii="Calibri" w:cs="Calibri" w:eastAsia="Calibri" w:hAnsi="Calibri"/>
                 <w:b w:val="1"/>
-                <w:i w:val="0"/>
+                <w:bCs w:val="1"/>
+                <w:i w:val="0"/>
+                <w:iCs w:val="0"/>
                 <w:smallCaps w:val="0"/>
                 <w:strike w:val="0"/>
                 <w:color w:val="000000"/>
@@ -8698,7 +9219,9 @@
               <w:rPr>
                 <w:rFonts w:ascii="Calibri" w:cs="Calibri" w:eastAsia="Calibri" w:hAnsi="Calibri"/>
                 <w:b w:val="1"/>
-                <w:i w:val="0"/>
+                <w:bCs w:val="1"/>
+                <w:i w:val="0"/>
+                <w:iCs w:val="0"/>
                 <w:smallCaps w:val="0"/>
                 <w:strike w:val="0"/>
                 <w:color w:val="000000"/>
@@ -8742,7 +9265,9 @@
               <w:rPr>
                 <w:rFonts w:ascii="Calibri" w:cs="Calibri" w:eastAsia="Calibri" w:hAnsi="Calibri"/>
                 <w:b w:val="1"/>
-                <w:i w:val="0"/>
+                <w:bCs w:val="1"/>
+                <w:i w:val="0"/>
+                <w:iCs w:val="0"/>
                 <w:smallCaps w:val="0"/>
                 <w:strike w:val="0"/>
                 <w:color w:val="000000"/>
@@ -8757,7 +9282,9 @@
               <w:rPr>
                 <w:rFonts w:ascii="Calibri" w:cs="Calibri" w:eastAsia="Calibri" w:hAnsi="Calibri"/>
                 <w:b w:val="1"/>
-                <w:i w:val="0"/>
+                <w:bCs w:val="1"/>
+                <w:i w:val="0"/>
+                <w:iCs w:val="0"/>
                 <w:smallCaps w:val="0"/>
                 <w:strike w:val="0"/>
                 <w:color w:val="000000"/>
@@ -8803,7 +9330,9 @@
               <w:rPr>
                 <w:rFonts w:ascii="Calibri" w:cs="Calibri" w:eastAsia="Calibri" w:hAnsi="Calibri"/>
                 <w:b w:val="1"/>
-                <w:i w:val="0"/>
+                <w:bCs w:val="1"/>
+                <w:i w:val="0"/>
+                <w:iCs w:val="0"/>
                 <w:smallCaps w:val="0"/>
                 <w:strike w:val="0"/>
                 <w:color w:val="000000"/>
@@ -8818,7 +9347,9 @@
               <w:rPr>
                 <w:rFonts w:ascii="Calibri" w:cs="Calibri" w:eastAsia="Calibri" w:hAnsi="Calibri"/>
                 <w:b w:val="1"/>
-                <w:i w:val="0"/>
+                <w:bCs w:val="1"/>
+                <w:i w:val="0"/>
+                <w:iCs w:val="0"/>
                 <w:smallCaps w:val="0"/>
                 <w:strike w:val="0"/>
                 <w:color w:val="000000"/>
@@ -8867,7 +9398,9 @@
               <w:rPr>
                 <w:rFonts w:ascii="Calibri" w:cs="Calibri" w:eastAsia="Calibri" w:hAnsi="Calibri"/>
                 <w:b w:val="0"/>
-                <w:i w:val="0"/>
+                <w:bCs w:val="0"/>
+                <w:i w:val="0"/>
+                <w:iCs w:val="0"/>
                 <w:smallCaps w:val="0"/>
                 <w:strike w:val="0"/>
                 <w:color w:val="000000"/>
@@ -8882,7 +9415,9 @@
               <w:rPr>
                 <w:rFonts w:ascii="Calibri" w:cs="Calibri" w:eastAsia="Calibri" w:hAnsi="Calibri"/>
                 <w:b w:val="0"/>
-                <w:i w:val="0"/>
+                <w:bCs w:val="0"/>
+                <w:i w:val="0"/>
+                <w:iCs w:val="0"/>
                 <w:smallCaps w:val="0"/>
                 <w:strike w:val="0"/>
                 <w:color w:val="000000"/>
@@ -8924,7 +9459,9 @@
               <w:rPr>
                 <w:rFonts w:ascii="Calibri" w:cs="Calibri" w:eastAsia="Calibri" w:hAnsi="Calibri"/>
                 <w:b w:val="0"/>
-                <w:i w:val="0"/>
+                <w:bCs w:val="0"/>
+                <w:i w:val="0"/>
+                <w:iCs w:val="0"/>
                 <w:smallCaps w:val="0"/>
                 <w:strike w:val="0"/>
                 <w:color w:val="000000"/>
@@ -8939,7 +9476,9 @@
               <w:rPr>
                 <w:rFonts w:ascii="Calibri" w:cs="Calibri" w:eastAsia="Calibri" w:hAnsi="Calibri"/>
                 <w:b w:val="0"/>
-                <w:i w:val="0"/>
+                <w:bCs w:val="0"/>
+                <w:i w:val="0"/>
+                <w:iCs w:val="0"/>
                 <w:smallCaps w:val="0"/>
                 <w:strike w:val="0"/>
                 <w:color w:val="000000"/>
@@ -8983,7 +9522,9 @@
               <w:rPr>
                 <w:rFonts w:ascii="Calibri" w:cs="Calibri" w:eastAsia="Calibri" w:hAnsi="Calibri"/>
                 <w:b w:val="0"/>
-                <w:i w:val="0"/>
+                <w:bCs w:val="0"/>
+                <w:i w:val="0"/>
+                <w:iCs w:val="0"/>
                 <w:smallCaps w:val="0"/>
                 <w:strike w:val="0"/>
                 <w:color w:val="000000"/>
@@ -8998,7 +9539,9 @@
               <w:rPr>
                 <w:rFonts w:ascii="Calibri" w:cs="Calibri" w:eastAsia="Calibri" w:hAnsi="Calibri"/>
                 <w:b w:val="0"/>
-                <w:i w:val="0"/>
+                <w:bCs w:val="0"/>
+                <w:i w:val="0"/>
+                <w:iCs w:val="0"/>
                 <w:smallCaps w:val="0"/>
                 <w:strike w:val="0"/>
                 <w:color w:val="000000"/>
@@ -9047,7 +9590,9 @@
               <w:rPr>
                 <w:rFonts w:ascii="Calibri" w:cs="Calibri" w:eastAsia="Calibri" w:hAnsi="Calibri"/>
                 <w:b w:val="0"/>
-                <w:i w:val="0"/>
+                <w:bCs w:val="0"/>
+                <w:i w:val="0"/>
+                <w:iCs w:val="0"/>
                 <w:smallCaps w:val="0"/>
                 <w:strike w:val="0"/>
                 <w:color w:val="000000"/>
@@ -9062,7 +9607,9 @@
               <w:rPr>
                 <w:rFonts w:ascii="Calibri" w:cs="Calibri" w:eastAsia="Calibri" w:hAnsi="Calibri"/>
                 <w:b w:val="0"/>
-                <w:i w:val="0"/>
+                <w:bCs w:val="0"/>
+                <w:i w:val="0"/>
+                <w:iCs w:val="0"/>
                 <w:smallCaps w:val="0"/>
                 <w:strike w:val="0"/>
                 <w:color w:val="000000"/>
@@ -9104,7 +9651,9 @@
               <w:rPr>
                 <w:rFonts w:ascii="Calibri" w:cs="Calibri" w:eastAsia="Calibri" w:hAnsi="Calibri"/>
                 <w:b w:val="0"/>
-                <w:i w:val="0"/>
+                <w:bCs w:val="0"/>
+                <w:i w:val="0"/>
+                <w:iCs w:val="0"/>
                 <w:smallCaps w:val="0"/>
                 <w:strike w:val="0"/>
                 <w:color w:val="000000"/>
@@ -9119,7 +9668,9 @@
               <w:rPr>
                 <w:rFonts w:ascii="Calibri" w:cs="Calibri" w:eastAsia="Calibri" w:hAnsi="Calibri"/>
                 <w:b w:val="0"/>
-                <w:i w:val="0"/>
+                <w:bCs w:val="0"/>
+                <w:i w:val="0"/>
+                <w:iCs w:val="0"/>
                 <w:smallCaps w:val="0"/>
                 <w:strike w:val="0"/>
                 <w:color w:val="000000"/>
@@ -9163,7 +9714,9 @@
               <w:rPr>
                 <w:rFonts w:ascii="Calibri" w:cs="Calibri" w:eastAsia="Calibri" w:hAnsi="Calibri"/>
                 <w:b w:val="0"/>
-                <w:i w:val="0"/>
+                <w:bCs w:val="0"/>
+                <w:i w:val="0"/>
+                <w:iCs w:val="0"/>
                 <w:smallCaps w:val="0"/>
                 <w:strike w:val="0"/>
                 <w:color w:val="000000"/>
@@ -9178,7 +9731,9 @@
               <w:rPr>
                 <w:rFonts w:ascii="Calibri" w:cs="Calibri" w:eastAsia="Calibri" w:hAnsi="Calibri"/>
                 <w:b w:val="0"/>
-                <w:i w:val="0"/>
+                <w:bCs w:val="0"/>
+                <w:i w:val="0"/>
+                <w:iCs w:val="0"/>
                 <w:smallCaps w:val="0"/>
                 <w:strike w:val="0"/>
                 <w:color w:val="000000"/>
@@ -9227,7 +9782,9 @@
               <w:rPr>
                 <w:rFonts w:ascii="Calibri" w:cs="Calibri" w:eastAsia="Calibri" w:hAnsi="Calibri"/>
                 <w:b w:val="0"/>
-                <w:i w:val="0"/>
+                <w:bCs w:val="0"/>
+                <w:i w:val="0"/>
+                <w:iCs w:val="0"/>
                 <w:smallCaps w:val="0"/>
                 <w:strike w:val="0"/>
                 <w:color w:val="000000"/>
@@ -9242,7 +9799,9 @@
               <w:rPr>
                 <w:rFonts w:ascii="Calibri" w:cs="Calibri" w:eastAsia="Calibri" w:hAnsi="Calibri"/>
                 <w:b w:val="0"/>
-                <w:i w:val="0"/>
+                <w:bCs w:val="0"/>
+                <w:i w:val="0"/>
+                <w:iCs w:val="0"/>
                 <w:smallCaps w:val="0"/>
                 <w:strike w:val="0"/>
                 <w:color w:val="000000"/>
@@ -9284,7 +9843,9 @@
               <w:rPr>
                 <w:rFonts w:ascii="Calibri" w:cs="Calibri" w:eastAsia="Calibri" w:hAnsi="Calibri"/>
                 <w:b w:val="0"/>
-                <w:i w:val="0"/>
+                <w:bCs w:val="0"/>
+                <w:i w:val="0"/>
+                <w:iCs w:val="0"/>
                 <w:smallCaps w:val="0"/>
                 <w:strike w:val="0"/>
                 <w:color w:val="000000"/>
@@ -9299,7 +9860,9 @@
               <w:rPr>
                 <w:rFonts w:ascii="Calibri" w:cs="Calibri" w:eastAsia="Calibri" w:hAnsi="Calibri"/>
                 <w:b w:val="0"/>
-                <w:i w:val="0"/>
+                <w:bCs w:val="0"/>
+                <w:i w:val="0"/>
+                <w:iCs w:val="0"/>
                 <w:smallCaps w:val="0"/>
                 <w:strike w:val="0"/>
                 <w:color w:val="000000"/>
@@ -9343,7 +9906,9 @@
               <w:rPr>
                 <w:rFonts w:ascii="Calibri" w:cs="Calibri" w:eastAsia="Calibri" w:hAnsi="Calibri"/>
                 <w:b w:val="0"/>
-                <w:i w:val="0"/>
+                <w:bCs w:val="0"/>
+                <w:i w:val="0"/>
+                <w:iCs w:val="0"/>
                 <w:smallCaps w:val="0"/>
                 <w:strike w:val="0"/>
                 <w:color w:val="000000"/>
@@ -9358,7 +9923,9 @@
               <w:rPr>
                 <w:rFonts w:ascii="Calibri" w:cs="Calibri" w:eastAsia="Calibri" w:hAnsi="Calibri"/>
                 <w:b w:val="0"/>
-                <w:i w:val="0"/>
+                <w:bCs w:val="0"/>
+                <w:i w:val="0"/>
+                <w:iCs w:val="0"/>
                 <w:smallCaps w:val="0"/>
                 <w:strike w:val="0"/>
                 <w:color w:val="000000"/>
@@ -9407,7 +9974,9 @@
               <w:rPr>
                 <w:rFonts w:ascii="Calibri" w:cs="Calibri" w:eastAsia="Calibri" w:hAnsi="Calibri"/>
                 <w:b w:val="0"/>
-                <w:i w:val="0"/>
+                <w:bCs w:val="0"/>
+                <w:i w:val="0"/>
+                <w:iCs w:val="0"/>
                 <w:smallCaps w:val="0"/>
                 <w:strike w:val="0"/>
                 <w:color w:val="000000"/>
@@ -9422,7 +9991,9 @@
               <w:rPr>
                 <w:rFonts w:ascii="Calibri" w:cs="Calibri" w:eastAsia="Calibri" w:hAnsi="Calibri"/>
                 <w:b w:val="0"/>
-                <w:i w:val="0"/>
+                <w:bCs w:val="0"/>
+                <w:i w:val="0"/>
+                <w:iCs w:val="0"/>
                 <w:smallCaps w:val="0"/>
                 <w:strike w:val="0"/>
                 <w:color w:val="000000"/>
@@ -9464,7 +10035,9 @@
               <w:rPr>
                 <w:rFonts w:ascii="Calibri" w:cs="Calibri" w:eastAsia="Calibri" w:hAnsi="Calibri"/>
                 <w:b w:val="0"/>
-                <w:i w:val="0"/>
+                <w:bCs w:val="0"/>
+                <w:i w:val="0"/>
+                <w:iCs w:val="0"/>
                 <w:smallCaps w:val="0"/>
                 <w:strike w:val="0"/>
                 <w:color w:val="000000"/>
@@ -9479,7 +10052,9 @@
               <w:rPr>
                 <w:rFonts w:ascii="Calibri" w:cs="Calibri" w:eastAsia="Calibri" w:hAnsi="Calibri"/>
                 <w:b w:val="0"/>
-                <w:i w:val="0"/>
+                <w:bCs w:val="0"/>
+                <w:i w:val="0"/>
+                <w:iCs w:val="0"/>
                 <w:smallCaps w:val="0"/>
                 <w:strike w:val="0"/>
                 <w:color w:val="000000"/>
@@ -9523,7 +10098,9 @@
               <w:rPr>
                 <w:rFonts w:ascii="Calibri" w:cs="Calibri" w:eastAsia="Calibri" w:hAnsi="Calibri"/>
                 <w:b w:val="0"/>
-                <w:i w:val="0"/>
+                <w:bCs w:val="0"/>
+                <w:i w:val="0"/>
+                <w:iCs w:val="0"/>
                 <w:smallCaps w:val="0"/>
                 <w:strike w:val="0"/>
                 <w:color w:val="000000"/>
@@ -9538,7 +10115,9 @@
               <w:rPr>
                 <w:rFonts w:ascii="Calibri" w:cs="Calibri" w:eastAsia="Calibri" w:hAnsi="Calibri"/>
                 <w:b w:val="0"/>
-                <w:i w:val="0"/>
+                <w:bCs w:val="0"/>
+                <w:i w:val="0"/>
+                <w:iCs w:val="0"/>
                 <w:smallCaps w:val="0"/>
                 <w:strike w:val="0"/>
                 <w:color w:val="000000"/>
@@ -9587,7 +10166,9 @@
               <w:rPr>
                 <w:rFonts w:ascii="Calibri" w:cs="Calibri" w:eastAsia="Calibri" w:hAnsi="Calibri"/>
                 <w:b w:val="0"/>
-                <w:i w:val="0"/>
+                <w:bCs w:val="0"/>
+                <w:i w:val="0"/>
+                <w:iCs w:val="0"/>
                 <w:smallCaps w:val="0"/>
                 <w:strike w:val="0"/>
                 <w:color w:val="000000"/>
@@ -9602,7 +10183,9 @@
               <w:rPr>
                 <w:rFonts w:ascii="Calibri" w:cs="Calibri" w:eastAsia="Calibri" w:hAnsi="Calibri"/>
                 <w:b w:val="0"/>
-                <w:i w:val="0"/>
+                <w:bCs w:val="0"/>
+                <w:i w:val="0"/>
+                <w:iCs w:val="0"/>
                 <w:smallCaps w:val="0"/>
                 <w:strike w:val="0"/>
                 <w:color w:val="000000"/>
@@ -9644,7 +10227,9 @@
               <w:rPr>
                 <w:rFonts w:ascii="Calibri" w:cs="Calibri" w:eastAsia="Calibri" w:hAnsi="Calibri"/>
                 <w:b w:val="0"/>
-                <w:i w:val="0"/>
+                <w:bCs w:val="0"/>
+                <w:i w:val="0"/>
+                <w:iCs w:val="0"/>
                 <w:smallCaps w:val="0"/>
                 <w:strike w:val="0"/>
                 <w:color w:val="000000"/>
@@ -9659,7 +10244,9 @@
               <w:rPr>
                 <w:rFonts w:ascii="Calibri" w:cs="Calibri" w:eastAsia="Calibri" w:hAnsi="Calibri"/>
                 <w:b w:val="0"/>
-                <w:i w:val="0"/>
+                <w:bCs w:val="0"/>
+                <w:i w:val="0"/>
+                <w:iCs w:val="0"/>
                 <w:smallCaps w:val="0"/>
                 <w:strike w:val="0"/>
                 <w:color w:val="000000"/>
@@ -9703,7 +10290,9 @@
               <w:rPr>
                 <w:rFonts w:ascii="Calibri" w:cs="Calibri" w:eastAsia="Calibri" w:hAnsi="Calibri"/>
                 <w:b w:val="0"/>
-                <w:i w:val="0"/>
+                <w:bCs w:val="0"/>
+                <w:i w:val="0"/>
+                <w:iCs w:val="0"/>
                 <w:smallCaps w:val="0"/>
                 <w:strike w:val="0"/>
                 <w:color w:val="000000"/>
@@ -9718,7 +10307,9 @@
               <w:rPr>
                 <w:rFonts w:ascii="Calibri" w:cs="Calibri" w:eastAsia="Calibri" w:hAnsi="Calibri"/>
                 <w:b w:val="0"/>
-                <w:i w:val="0"/>
+                <w:bCs w:val="0"/>
+                <w:i w:val="0"/>
+                <w:iCs w:val="0"/>
                 <w:smallCaps w:val="0"/>
                 <w:strike w:val="0"/>
                 <w:color w:val="000000"/>
@@ -9767,7 +10358,9 @@
               <w:rPr>
                 <w:rFonts w:ascii="Calibri" w:cs="Calibri" w:eastAsia="Calibri" w:hAnsi="Calibri"/>
                 <w:b w:val="0"/>
-                <w:i w:val="0"/>
+                <w:bCs w:val="0"/>
+                <w:i w:val="0"/>
+                <w:iCs w:val="0"/>
                 <w:smallCaps w:val="0"/>
                 <w:strike w:val="0"/>
                 <w:color w:val="000000"/>
@@ -9782,7 +10375,9 @@
               <w:rPr>
                 <w:rFonts w:ascii="Calibri" w:cs="Calibri" w:eastAsia="Calibri" w:hAnsi="Calibri"/>
                 <w:b w:val="0"/>
-                <w:i w:val="0"/>
+                <w:bCs w:val="0"/>
+                <w:i w:val="0"/>
+                <w:iCs w:val="0"/>
                 <w:smallCaps w:val="0"/>
                 <w:strike w:val="0"/>
                 <w:color w:val="000000"/>
@@ -9824,7 +10419,9 @@
               <w:rPr>
                 <w:rFonts w:ascii="Calibri" w:cs="Calibri" w:eastAsia="Calibri" w:hAnsi="Calibri"/>
                 <w:b w:val="0"/>
-                <w:i w:val="0"/>
+                <w:bCs w:val="0"/>
+                <w:i w:val="0"/>
+                <w:iCs w:val="0"/>
                 <w:smallCaps w:val="0"/>
                 <w:strike w:val="0"/>
                 <w:color w:val="000000"/>
@@ -9839,7 +10436,9 @@
               <w:rPr>
                 <w:rFonts w:ascii="Calibri" w:cs="Calibri" w:eastAsia="Calibri" w:hAnsi="Calibri"/>
                 <w:b w:val="0"/>
-                <w:i w:val="0"/>
+                <w:bCs w:val="0"/>
+                <w:i w:val="0"/>
+                <w:iCs w:val="0"/>
                 <w:smallCaps w:val="0"/>
                 <w:strike w:val="0"/>
                 <w:color w:val="000000"/>
@@ -9883,7 +10482,9 @@
               <w:rPr>
                 <w:rFonts w:ascii="Calibri" w:cs="Calibri" w:eastAsia="Calibri" w:hAnsi="Calibri"/>
                 <w:b w:val="0"/>
-                <w:i w:val="0"/>
+                <w:bCs w:val="0"/>
+                <w:i w:val="0"/>
+                <w:iCs w:val="0"/>
                 <w:smallCaps w:val="0"/>
                 <w:strike w:val="0"/>
                 <w:color w:val="000000"/>
@@ -9898,7 +10499,9 @@
               <w:rPr>
                 <w:rFonts w:ascii="Calibri" w:cs="Calibri" w:eastAsia="Calibri" w:hAnsi="Calibri"/>
                 <w:b w:val="0"/>
-                <w:i w:val="0"/>
+                <w:bCs w:val="0"/>
+                <w:i w:val="0"/>
+                <w:iCs w:val="0"/>
                 <w:smallCaps w:val="0"/>
                 <w:strike w:val="0"/>
                 <w:color w:val="000000"/>
@@ -9947,7 +10550,9 @@
               <w:rPr>
                 <w:rFonts w:ascii="Calibri" w:cs="Calibri" w:eastAsia="Calibri" w:hAnsi="Calibri"/>
                 <w:b w:val="0"/>
-                <w:i w:val="0"/>
+                <w:bCs w:val="0"/>
+                <w:i w:val="0"/>
+                <w:iCs w:val="0"/>
                 <w:smallCaps w:val="0"/>
                 <w:strike w:val="0"/>
                 <w:color w:val="000000"/>
@@ -9962,7 +10567,9 @@
               <w:rPr>
                 <w:rFonts w:ascii="Calibri" w:cs="Calibri" w:eastAsia="Calibri" w:hAnsi="Calibri"/>
                 <w:b w:val="0"/>
-                <w:i w:val="0"/>
+                <w:bCs w:val="0"/>
+                <w:i w:val="0"/>
+                <w:iCs w:val="0"/>
                 <w:smallCaps w:val="0"/>
                 <w:strike w:val="0"/>
                 <w:color w:val="000000"/>
@@ -10004,7 +10611,9 @@
               <w:rPr>
                 <w:rFonts w:ascii="Calibri" w:cs="Calibri" w:eastAsia="Calibri" w:hAnsi="Calibri"/>
                 <w:b w:val="0"/>
-                <w:i w:val="0"/>
+                <w:bCs w:val="0"/>
+                <w:i w:val="0"/>
+                <w:iCs w:val="0"/>
                 <w:smallCaps w:val="0"/>
                 <w:strike w:val="0"/>
                 <w:color w:val="000000"/>
@@ -10019,7 +10628,9 @@
               <w:rPr>
                 <w:rFonts w:ascii="Calibri" w:cs="Calibri" w:eastAsia="Calibri" w:hAnsi="Calibri"/>
                 <w:b w:val="0"/>
-                <w:i w:val="0"/>
+                <w:bCs w:val="0"/>
+                <w:i w:val="0"/>
+                <w:iCs w:val="0"/>
                 <w:smallCaps w:val="0"/>
                 <w:strike w:val="0"/>
                 <w:color w:val="000000"/>
@@ -10063,7 +10674,9 @@
               <w:rPr>
                 <w:rFonts w:ascii="Calibri" w:cs="Calibri" w:eastAsia="Calibri" w:hAnsi="Calibri"/>
                 <w:b w:val="0"/>
-                <w:i w:val="0"/>
+                <w:bCs w:val="0"/>
+                <w:i w:val="0"/>
+                <w:iCs w:val="0"/>
                 <w:smallCaps w:val="0"/>
                 <w:strike w:val="0"/>
                 <w:color w:val="000000"/>
@@ -10078,7 +10691,9 @@
               <w:rPr>
                 <w:rFonts w:ascii="Calibri" w:cs="Calibri" w:eastAsia="Calibri" w:hAnsi="Calibri"/>
                 <w:b w:val="0"/>
-                <w:i w:val="0"/>
+                <w:bCs w:val="0"/>
+                <w:i w:val="0"/>
+                <w:iCs w:val="0"/>
                 <w:smallCaps w:val="0"/>
                 <w:strike w:val="0"/>
                 <w:color w:val="000000"/>
@@ -10127,7 +10742,9 @@
               <w:rPr>
                 <w:rFonts w:ascii="Calibri" w:cs="Calibri" w:eastAsia="Calibri" w:hAnsi="Calibri"/>
                 <w:b w:val="0"/>
-                <w:i w:val="0"/>
+                <w:bCs w:val="0"/>
+                <w:i w:val="0"/>
+                <w:iCs w:val="0"/>
                 <w:smallCaps w:val="0"/>
                 <w:strike w:val="0"/>
                 <w:color w:val="000000"/>
@@ -10142,7 +10759,9 @@
               <w:rPr>
                 <w:rFonts w:ascii="Calibri" w:cs="Calibri" w:eastAsia="Calibri" w:hAnsi="Calibri"/>
                 <w:b w:val="0"/>
-                <w:i w:val="0"/>
+                <w:bCs w:val="0"/>
+                <w:i w:val="0"/>
+                <w:iCs w:val="0"/>
                 <w:smallCaps w:val="0"/>
                 <w:strike w:val="0"/>
                 <w:color w:val="000000"/>
@@ -10184,7 +10803,9 @@
               <w:rPr>
                 <w:rFonts w:ascii="Calibri" w:cs="Calibri" w:eastAsia="Calibri" w:hAnsi="Calibri"/>
                 <w:b w:val="0"/>
-                <w:i w:val="0"/>
+                <w:bCs w:val="0"/>
+                <w:i w:val="0"/>
+                <w:iCs w:val="0"/>
                 <w:smallCaps w:val="0"/>
                 <w:strike w:val="0"/>
                 <w:color w:val="000000"/>
@@ -10199,7 +10820,9 @@
               <w:rPr>
                 <w:rFonts w:ascii="Calibri" w:cs="Calibri" w:eastAsia="Calibri" w:hAnsi="Calibri"/>
                 <w:b w:val="0"/>
-                <w:i w:val="0"/>
+                <w:bCs w:val="0"/>
+                <w:i w:val="0"/>
+                <w:iCs w:val="0"/>
                 <w:smallCaps w:val="0"/>
                 <w:strike w:val="0"/>
                 <w:color w:val="000000"/>
@@ -10243,7 +10866,9 @@
               <w:rPr>
                 <w:rFonts w:ascii="Calibri" w:cs="Calibri" w:eastAsia="Calibri" w:hAnsi="Calibri"/>
                 <w:b w:val="0"/>
-                <w:i w:val="0"/>
+                <w:bCs w:val="0"/>
+                <w:i w:val="0"/>
+                <w:iCs w:val="0"/>
                 <w:smallCaps w:val="0"/>
                 <w:strike w:val="0"/>
                 <w:color w:val="000000"/>
@@ -10258,7 +10883,9 @@
               <w:rPr>
                 <w:rFonts w:ascii="Calibri" w:cs="Calibri" w:eastAsia="Calibri" w:hAnsi="Calibri"/>
                 <w:b w:val="0"/>
-                <w:i w:val="0"/>
+                <w:bCs w:val="0"/>
+                <w:i w:val="0"/>
+                <w:iCs w:val="0"/>
                 <w:smallCaps w:val="0"/>
                 <w:strike w:val="0"/>
                 <w:color w:val="000000"/>
@@ -10307,7 +10934,9 @@
               <w:rPr>
                 <w:rFonts w:ascii="Calibri" w:cs="Calibri" w:eastAsia="Calibri" w:hAnsi="Calibri"/>
                 <w:b w:val="0"/>
-                <w:i w:val="0"/>
+                <w:bCs w:val="0"/>
+                <w:i w:val="0"/>
+                <w:iCs w:val="0"/>
                 <w:smallCaps w:val="0"/>
                 <w:strike w:val="0"/>
                 <w:color w:val="000000"/>
@@ -10322,7 +10951,9 @@
               <w:rPr>
                 <w:rFonts w:ascii="Calibri" w:cs="Calibri" w:eastAsia="Calibri" w:hAnsi="Calibri"/>
                 <w:b w:val="0"/>
-                <w:i w:val="0"/>
+                <w:bCs w:val="0"/>
+                <w:i w:val="0"/>
+                <w:iCs w:val="0"/>
                 <w:smallCaps w:val="0"/>
                 <w:strike w:val="0"/>
                 <w:color w:val="000000"/>
@@ -10364,7 +10995,9 @@
               <w:rPr>
                 <w:rFonts w:ascii="Calibri" w:cs="Calibri" w:eastAsia="Calibri" w:hAnsi="Calibri"/>
                 <w:b w:val="0"/>
-                <w:i w:val="0"/>
+                <w:bCs w:val="0"/>
+                <w:i w:val="0"/>
+                <w:iCs w:val="0"/>
                 <w:smallCaps w:val="0"/>
                 <w:strike w:val="0"/>
                 <w:color w:val="000000"/>
@@ -10379,7 +11012,9 @@
               <w:rPr>
                 <w:rFonts w:ascii="Calibri" w:cs="Calibri" w:eastAsia="Calibri" w:hAnsi="Calibri"/>
                 <w:b w:val="0"/>
-                <w:i w:val="0"/>
+                <w:bCs w:val="0"/>
+                <w:i w:val="0"/>
+                <w:iCs w:val="0"/>
                 <w:smallCaps w:val="0"/>
                 <w:strike w:val="0"/>
                 <w:color w:val="000000"/>
@@ -10423,7 +11058,9 @@
               <w:rPr>
                 <w:rFonts w:ascii="Calibri" w:cs="Calibri" w:eastAsia="Calibri" w:hAnsi="Calibri"/>
                 <w:b w:val="0"/>
-                <w:i w:val="0"/>
+                <w:bCs w:val="0"/>
+                <w:i w:val="0"/>
+                <w:iCs w:val="0"/>
                 <w:smallCaps w:val="0"/>
                 <w:strike w:val="0"/>
                 <w:color w:val="000000"/>
@@ -10438,7 +11075,9 @@
               <w:rPr>
                 <w:rFonts w:ascii="Calibri" w:cs="Calibri" w:eastAsia="Calibri" w:hAnsi="Calibri"/>
                 <w:b w:val="0"/>
-                <w:i w:val="0"/>
+                <w:bCs w:val="0"/>
+                <w:i w:val="0"/>
+                <w:iCs w:val="0"/>
                 <w:smallCaps w:val="0"/>
                 <w:strike w:val="0"/>
                 <w:color w:val="000000"/>
@@ -10487,7 +11126,9 @@
               <w:rPr>
                 <w:rFonts w:ascii="Calibri" w:cs="Calibri" w:eastAsia="Calibri" w:hAnsi="Calibri"/>
                 <w:b w:val="0"/>
-                <w:i w:val="0"/>
+                <w:bCs w:val="0"/>
+                <w:i w:val="0"/>
+                <w:iCs w:val="0"/>
                 <w:smallCaps w:val="0"/>
                 <w:strike w:val="0"/>
                 <w:color w:val="000000"/>
@@ -10502,7 +11143,9 @@
               <w:rPr>
                 <w:rFonts w:ascii="Calibri" w:cs="Calibri" w:eastAsia="Calibri" w:hAnsi="Calibri"/>
                 <w:b w:val="0"/>
-                <w:i w:val="0"/>
+                <w:bCs w:val="0"/>
+                <w:i w:val="0"/>
+                <w:iCs w:val="0"/>
                 <w:smallCaps w:val="0"/>
                 <w:strike w:val="0"/>
                 <w:color w:val="000000"/>
@@ -10544,7 +11187,9 @@
               <w:rPr>
                 <w:rFonts w:ascii="Calibri" w:cs="Calibri" w:eastAsia="Calibri" w:hAnsi="Calibri"/>
                 <w:b w:val="0"/>
-                <w:i w:val="0"/>
+                <w:bCs w:val="0"/>
+                <w:i w:val="0"/>
+                <w:iCs w:val="0"/>
                 <w:smallCaps w:val="0"/>
                 <w:strike w:val="0"/>
                 <w:color w:val="000000"/>
@@ -10559,7 +11204,9 @@
               <w:rPr>
                 <w:rFonts w:ascii="Calibri" w:cs="Calibri" w:eastAsia="Calibri" w:hAnsi="Calibri"/>
                 <w:b w:val="0"/>
-                <w:i w:val="0"/>
+                <w:bCs w:val="0"/>
+                <w:i w:val="0"/>
+                <w:iCs w:val="0"/>
                 <w:smallCaps w:val="0"/>
                 <w:strike w:val="0"/>
                 <w:color w:val="000000"/>
@@ -10603,7 +11250,9 @@
               <w:rPr>
                 <w:rFonts w:ascii="Calibri" w:cs="Calibri" w:eastAsia="Calibri" w:hAnsi="Calibri"/>
                 <w:b w:val="0"/>
-                <w:i w:val="0"/>
+                <w:bCs w:val="0"/>
+                <w:i w:val="0"/>
+                <w:iCs w:val="0"/>
                 <w:smallCaps w:val="0"/>
                 <w:strike w:val="0"/>
                 <w:color w:val="000000"/>
@@ -10618,7 +11267,9 @@
               <w:rPr>
                 <w:rFonts w:ascii="Calibri" w:cs="Calibri" w:eastAsia="Calibri" w:hAnsi="Calibri"/>
                 <w:b w:val="0"/>
-                <w:i w:val="0"/>
+                <w:bCs w:val="0"/>
+                <w:i w:val="0"/>
+                <w:iCs w:val="0"/>
                 <w:smallCaps w:val="0"/>
                 <w:strike w:val="0"/>
                 <w:color w:val="000000"/>
@@ -10667,7 +11318,9 @@
               <w:rPr>
                 <w:rFonts w:ascii="Calibri" w:cs="Calibri" w:eastAsia="Calibri" w:hAnsi="Calibri"/>
                 <w:b w:val="0"/>
-                <w:i w:val="0"/>
+                <w:bCs w:val="0"/>
+                <w:i w:val="0"/>
+                <w:iCs w:val="0"/>
                 <w:smallCaps w:val="0"/>
                 <w:strike w:val="0"/>
                 <w:color w:val="000000"/>
@@ -10682,7 +11335,9 @@
               <w:rPr>
                 <w:rFonts w:ascii="Calibri" w:cs="Calibri" w:eastAsia="Calibri" w:hAnsi="Calibri"/>
                 <w:b w:val="0"/>
-                <w:i w:val="0"/>
+                <w:bCs w:val="0"/>
+                <w:i w:val="0"/>
+                <w:iCs w:val="0"/>
                 <w:smallCaps w:val="0"/>
                 <w:strike w:val="0"/>
                 <w:color w:val="000000"/>
@@ -10724,7 +11379,9 @@
               <w:rPr>
                 <w:rFonts w:ascii="Calibri" w:cs="Calibri" w:eastAsia="Calibri" w:hAnsi="Calibri"/>
                 <w:b w:val="0"/>
-                <w:i w:val="0"/>
+                <w:bCs w:val="0"/>
+                <w:i w:val="0"/>
+                <w:iCs w:val="0"/>
                 <w:smallCaps w:val="0"/>
                 <w:strike w:val="0"/>
                 <w:color w:val="000000"/>
@@ -10739,7 +11396,9 @@
               <w:rPr>
                 <w:rFonts w:ascii="Calibri" w:cs="Calibri" w:eastAsia="Calibri" w:hAnsi="Calibri"/>
                 <w:b w:val="0"/>
-                <w:i w:val="0"/>
+                <w:bCs w:val="0"/>
+                <w:i w:val="0"/>
+                <w:iCs w:val="0"/>
                 <w:smallCaps w:val="0"/>
                 <w:strike w:val="0"/>
                 <w:color w:val="000000"/>
@@ -10783,7 +11442,9 @@
               <w:rPr>
                 <w:rFonts w:ascii="Calibri" w:cs="Calibri" w:eastAsia="Calibri" w:hAnsi="Calibri"/>
                 <w:b w:val="0"/>
-                <w:i w:val="0"/>
+                <w:bCs w:val="0"/>
+                <w:i w:val="0"/>
+                <w:iCs w:val="0"/>
                 <w:smallCaps w:val="0"/>
                 <w:strike w:val="0"/>
                 <w:color w:val="000000"/>
@@ -10798,7 +11459,9 @@
               <w:rPr>
                 <w:rFonts w:ascii="Calibri" w:cs="Calibri" w:eastAsia="Calibri" w:hAnsi="Calibri"/>
                 <w:b w:val="0"/>
-                <w:i w:val="0"/>
+                <w:bCs w:val="0"/>
+                <w:i w:val="0"/>
+                <w:iCs w:val="0"/>
                 <w:smallCaps w:val="0"/>
                 <w:strike w:val="0"/>
                 <w:color w:val="000000"/>
@@ -10847,7 +11510,9 @@
               <w:rPr>
                 <w:rFonts w:ascii="Calibri" w:cs="Calibri" w:eastAsia="Calibri" w:hAnsi="Calibri"/>
                 <w:b w:val="0"/>
-                <w:i w:val="0"/>
+                <w:bCs w:val="0"/>
+                <w:i w:val="0"/>
+                <w:iCs w:val="0"/>
                 <w:smallCaps w:val="0"/>
                 <w:strike w:val="0"/>
                 <w:color w:val="000000"/>
@@ -10862,7 +11527,9 @@
               <w:rPr>
                 <w:rFonts w:ascii="Calibri" w:cs="Calibri" w:eastAsia="Calibri" w:hAnsi="Calibri"/>
                 <w:b w:val="0"/>
-                <w:i w:val="0"/>
+                <w:bCs w:val="0"/>
+                <w:i w:val="0"/>
+                <w:iCs w:val="0"/>
                 <w:smallCaps w:val="0"/>
                 <w:strike w:val="0"/>
                 <w:color w:val="000000"/>
@@ -10904,7 +11571,9 @@
               <w:rPr>
                 <w:rFonts w:ascii="Calibri" w:cs="Calibri" w:eastAsia="Calibri" w:hAnsi="Calibri"/>
                 <w:b w:val="0"/>
-                <w:i w:val="0"/>
+                <w:bCs w:val="0"/>
+                <w:i w:val="0"/>
+                <w:iCs w:val="0"/>
                 <w:smallCaps w:val="0"/>
                 <w:strike w:val="0"/>
                 <w:color w:val="000000"/>
@@ -10919,7 +11588,9 @@
               <w:rPr>
                 <w:rFonts w:ascii="Calibri" w:cs="Calibri" w:eastAsia="Calibri" w:hAnsi="Calibri"/>
                 <w:b w:val="0"/>
-                <w:i w:val="0"/>
+                <w:bCs w:val="0"/>
+                <w:i w:val="0"/>
+                <w:iCs w:val="0"/>
                 <w:smallCaps w:val="0"/>
                 <w:strike w:val="0"/>
                 <w:color w:val="000000"/>
@@ -10963,7 +11634,9 @@
               <w:rPr>
                 <w:rFonts w:ascii="Calibri" w:cs="Calibri" w:eastAsia="Calibri" w:hAnsi="Calibri"/>
                 <w:b w:val="0"/>
-                <w:i w:val="0"/>
+                <w:bCs w:val="0"/>
+                <w:i w:val="0"/>
+                <w:iCs w:val="0"/>
                 <w:smallCaps w:val="0"/>
                 <w:strike w:val="0"/>
                 <w:color w:val="000000"/>
@@ -10978,7 +11651,9 @@
               <w:rPr>
                 <w:rFonts w:ascii="Calibri" w:cs="Calibri" w:eastAsia="Calibri" w:hAnsi="Calibri"/>
                 <w:b w:val="0"/>
-                <w:i w:val="0"/>
+                <w:bCs w:val="0"/>
+                <w:i w:val="0"/>
+                <w:iCs w:val="0"/>
                 <w:smallCaps w:val="0"/>
                 <w:strike w:val="0"/>
                 <w:color w:val="000000"/>
@@ -11027,7 +11702,9 @@
               <w:rPr>
                 <w:rFonts w:ascii="Calibri" w:cs="Calibri" w:eastAsia="Calibri" w:hAnsi="Calibri"/>
                 <w:b w:val="0"/>
-                <w:i w:val="0"/>
+                <w:bCs w:val="0"/>
+                <w:i w:val="0"/>
+                <w:iCs w:val="0"/>
                 <w:smallCaps w:val="0"/>
                 <w:strike w:val="0"/>
                 <w:color w:val="000000"/>
@@ -11042,7 +11719,9 @@
               <w:rPr>
                 <w:rFonts w:ascii="Calibri" w:cs="Calibri" w:eastAsia="Calibri" w:hAnsi="Calibri"/>
                 <w:b w:val="0"/>
-                <w:i w:val="0"/>
+                <w:bCs w:val="0"/>
+                <w:i w:val="0"/>
+                <w:iCs w:val="0"/>
                 <w:smallCaps w:val="0"/>
                 <w:strike w:val="0"/>
                 <w:color w:val="000000"/>
@@ -11084,7 +11763,9 @@
               <w:rPr>
                 <w:rFonts w:ascii="Calibri" w:cs="Calibri" w:eastAsia="Calibri" w:hAnsi="Calibri"/>
                 <w:b w:val="0"/>
-                <w:i w:val="0"/>
+                <w:bCs w:val="0"/>
+                <w:i w:val="0"/>
+                <w:iCs w:val="0"/>
                 <w:smallCaps w:val="0"/>
                 <w:strike w:val="0"/>
                 <w:color w:val="000000"/>
@@ -11099,7 +11780,9 @@
               <w:rPr>
                 <w:rFonts w:ascii="Calibri" w:cs="Calibri" w:eastAsia="Calibri" w:hAnsi="Calibri"/>
                 <w:b w:val="0"/>
-                <w:i w:val="0"/>
+                <w:bCs w:val="0"/>
+                <w:i w:val="0"/>
+                <w:iCs w:val="0"/>
                 <w:smallCaps w:val="0"/>
                 <w:strike w:val="0"/>
                 <w:color w:val="000000"/>
@@ -11143,7 +11826,9 @@
               <w:rPr>
                 <w:rFonts w:ascii="Calibri" w:cs="Calibri" w:eastAsia="Calibri" w:hAnsi="Calibri"/>
                 <w:b w:val="0"/>
-                <w:i w:val="0"/>
+                <w:bCs w:val="0"/>
+                <w:i w:val="0"/>
+                <w:iCs w:val="0"/>
                 <w:smallCaps w:val="0"/>
                 <w:strike w:val="0"/>
                 <w:color w:val="000000"/>
@@ -11158,7 +11843,9 @@
               <w:rPr>
                 <w:rFonts w:ascii="Calibri" w:cs="Calibri" w:eastAsia="Calibri" w:hAnsi="Calibri"/>
                 <w:b w:val="0"/>
-                <w:i w:val="0"/>
+                <w:bCs w:val="0"/>
+                <w:i w:val="0"/>
+                <w:iCs w:val="0"/>
                 <w:smallCaps w:val="0"/>
                 <w:strike w:val="0"/>
                 <w:color w:val="000000"/>
@@ -11206,7 +11893,9 @@
         <w:rPr>
           <w:rFonts w:ascii="Cambria" w:cs="Cambria" w:eastAsia="Cambria" w:hAnsi="Cambria"/>
           <w:b w:val="1"/>
+          <w:bCs w:val="1"/>
           <w:i w:val="1"/>
+          <w:iCs w:val="1"/>
           <w:smallCaps w:val="0"/>
           <w:strike w:val="0"/>
           <w:color w:val="4f81bd"/>
@@ -11223,7 +11912,9 @@
         <w:rPr>
           <w:rFonts w:ascii="Cambria" w:cs="Cambria" w:eastAsia="Cambria" w:hAnsi="Cambria"/>
           <w:b w:val="1"/>
+          <w:bCs w:val="1"/>
           <w:i w:val="1"/>
+          <w:iCs w:val="1"/>
           <w:smallCaps w:val="0"/>
           <w:strike w:val="0"/>
           <w:color w:val="4f81bd"/>
@@ -11257,7 +11948,9 @@
         <w:rPr>
           <w:rFonts w:ascii="Calibri" w:cs="Calibri" w:eastAsia="Calibri" w:hAnsi="Calibri"/>
           <w:b w:val="0"/>
-          <w:i w:val="0"/>
+          <w:bCs w:val="0"/>
+          <w:i w:val="0"/>
+          <w:iCs w:val="0"/>
           <w:smallCaps w:val="0"/>
           <w:strike w:val="0"/>
           <w:color w:val="000000"/>
@@ -11272,7 +11965,9 @@
         <w:rPr>
           <w:rFonts w:ascii="Calibri" w:cs="Calibri" w:eastAsia="Calibri" w:hAnsi="Calibri"/>
           <w:b w:val="0"/>
-          <w:i w:val="0"/>
+          <w:bCs w:val="0"/>
+          <w:i w:val="0"/>
+          <w:iCs w:val="0"/>
           <w:smallCaps w:val="0"/>
           <w:strike w:val="0"/>
           <w:color w:val="000000"/>
@@ -11313,7 +12008,9 @@
         <w:rPr>
           <w:rFonts w:ascii="Calibri" w:cs="Calibri" w:eastAsia="Calibri" w:hAnsi="Calibri"/>
           <w:b w:val="0"/>
-          <w:i w:val="0"/>
+          <w:bCs w:val="0"/>
+          <w:i w:val="0"/>
+          <w:iCs w:val="0"/>
           <w:smallCaps w:val="0"/>
           <w:strike w:val="0"/>
           <w:color w:val="000000"/>
@@ -11354,7 +12051,9 @@
         <w:rPr>
           <w:rFonts w:ascii="Calibri" w:cs="Calibri" w:eastAsia="Calibri" w:hAnsi="Calibri"/>
           <w:b w:val="0"/>
-          <w:i w:val="0"/>
+          <w:bCs w:val="0"/>
+          <w:i w:val="0"/>
+          <w:iCs w:val="0"/>
           <w:smallCaps w:val="0"/>
           <w:strike w:val="0"/>
           <w:color w:val="000000"/>
@@ -11395,7 +12094,9 @@
         <w:rPr>
           <w:rFonts w:ascii="Calibri" w:cs="Calibri" w:eastAsia="Calibri" w:hAnsi="Calibri"/>
           <w:b w:val="0"/>
-          <w:i w:val="0"/>
+          <w:bCs w:val="0"/>
+          <w:i w:val="0"/>
+          <w:iCs w:val="0"/>
           <w:smallCaps w:val="0"/>
           <w:strike w:val="0"/>
           <w:color w:val="000000"/>
@@ -11429,7 +12130,9 @@
         <w:rPr>
           <w:rFonts w:ascii="Calibri" w:cs="Calibri" w:eastAsia="Calibri" w:hAnsi="Calibri"/>
           <w:b w:val="0"/>
-          <w:i w:val="0"/>
+          <w:bCs w:val="0"/>
+          <w:i w:val="0"/>
+          <w:iCs w:val="0"/>
           <w:smallCaps w:val="0"/>
           <w:strike w:val="0"/>
           <w:color w:val="000000"/>
@@ -11466,7 +12169,9 @@
         <w:rPr>
           <w:rFonts w:ascii="Calibri" w:cs="Calibri" w:eastAsia="Calibri" w:hAnsi="Calibri"/>
           <w:b w:val="0"/>
-          <w:i w:val="0"/>
+          <w:bCs w:val="0"/>
+          <w:i w:val="0"/>
+          <w:iCs w:val="0"/>
           <w:smallCaps w:val="0"/>
           <w:strike w:val="0"/>
           <w:color w:val="000000"/>
@@ -11481,7 +12186,9 @@
         <w:rPr>
           <w:rFonts w:ascii="Calibri" w:cs="Calibri" w:eastAsia="Calibri" w:hAnsi="Calibri"/>
           <w:b w:val="0"/>
-          <w:i w:val="0"/>
+          <w:bCs w:val="0"/>
+          <w:i w:val="0"/>
+          <w:iCs w:val="0"/>
           <w:smallCaps w:val="0"/>
           <w:strike w:val="0"/>
           <w:color w:val="000000"/>
@@ -11515,7 +12222,9 @@
         <w:rPr>
           <w:rFonts w:ascii="Calibri" w:cs="Calibri" w:eastAsia="Calibri" w:hAnsi="Calibri"/>
           <w:b w:val="0"/>
-          <w:i w:val="0"/>
+          <w:bCs w:val="0"/>
+          <w:i w:val="0"/>
+          <w:iCs w:val="0"/>
           <w:smallCaps w:val="0"/>
           <w:strike w:val="0"/>
           <w:color w:val="000000"/>
@@ -11530,7 +12239,9 @@
         <w:rPr>
           <w:rFonts w:ascii="Calibri" w:cs="Calibri" w:eastAsia="Calibri" w:hAnsi="Calibri"/>
           <w:b w:val="0"/>
-          <w:i w:val="0"/>
+          <w:bCs w:val="0"/>
+          <w:i w:val="0"/>
+          <w:iCs w:val="0"/>
           <w:smallCaps w:val="0"/>
           <w:strike w:val="0"/>
           <w:color w:val="000000"/>
@@ -11564,7 +12275,9 @@
         <w:rPr>
           <w:rFonts w:ascii="Calibri" w:cs="Calibri" w:eastAsia="Calibri" w:hAnsi="Calibri"/>
           <w:b w:val="0"/>
-          <w:i w:val="0"/>
+          <w:bCs w:val="0"/>
+          <w:i w:val="0"/>
+          <w:iCs w:val="0"/>
           <w:smallCaps w:val="0"/>
           <w:strike w:val="0"/>
           <w:color w:val="000000"/>
@@ -11579,7 +12292,9 @@
         <w:rPr>
           <w:rFonts w:ascii="Calibri" w:cs="Calibri" w:eastAsia="Calibri" w:hAnsi="Calibri"/>
           <w:b w:val="0"/>
-          <w:i w:val="0"/>
+          <w:bCs w:val="0"/>
+          <w:i w:val="0"/>
+          <w:iCs w:val="0"/>
           <w:smallCaps w:val="0"/>
           <w:strike w:val="0"/>
           <w:color w:val="000000"/>
@@ -11613,7 +12328,9 @@
         <w:rPr>
           <w:rFonts w:ascii="Calibri" w:cs="Calibri" w:eastAsia="Calibri" w:hAnsi="Calibri"/>
           <w:b w:val="0"/>
-          <w:i w:val="0"/>
+          <w:bCs w:val="0"/>
+          <w:i w:val="0"/>
+          <w:iCs w:val="0"/>
           <w:smallCaps w:val="0"/>
           <w:strike w:val="0"/>
           <w:color w:val="000000"/>
@@ -11628,7 +12345,9 @@
         <w:rPr>
           <w:rFonts w:ascii="Calibri" w:cs="Calibri" w:eastAsia="Calibri" w:hAnsi="Calibri"/>
           <w:b w:val="0"/>
-          <w:i w:val="0"/>
+          <w:bCs w:val="0"/>
+          <w:i w:val="0"/>
+          <w:iCs w:val="0"/>
           <w:smallCaps w:val="0"/>
           <w:strike w:val="0"/>
           <w:color w:val="000000"/>
@@ -11662,7 +12381,9 @@
         <w:rPr>
           <w:rFonts w:ascii="Calibri" w:cs="Calibri" w:eastAsia="Calibri" w:hAnsi="Calibri"/>
           <w:b w:val="0"/>
-          <w:i w:val="0"/>
+          <w:bCs w:val="0"/>
+          <w:i w:val="0"/>
+          <w:iCs w:val="0"/>
           <w:smallCaps w:val="0"/>
           <w:strike w:val="0"/>
           <w:color w:val="000000"/>
@@ -11699,7 +12420,9 @@
         <w:rPr>
           <w:rFonts w:ascii="Cambria" w:cs="Cambria" w:eastAsia="Cambria" w:hAnsi="Cambria"/>
           <w:b w:val="1"/>
-          <w:i w:val="0"/>
+          <w:bCs w:val="1"/>
+          <w:i w:val="0"/>
+          <w:iCs w:val="0"/>
           <w:smallCaps w:val="0"/>
           <w:strike w:val="0"/>
           <w:color w:val="4f81bd"/>
@@ -11716,7 +12439,9 @@
         <w:rPr>
           <w:rFonts w:ascii="Cambria" w:cs="Cambria" w:eastAsia="Cambria" w:hAnsi="Cambria"/>
           <w:b w:val="1"/>
-          <w:i w:val="0"/>
+          <w:bCs w:val="1"/>
+          <w:i w:val="0"/>
+          <w:iCs w:val="0"/>
           <w:smallCaps w:val="0"/>
           <w:strike w:val="0"/>
           <w:color w:val="4f81bd"/>
@@ -11750,7 +12475,9 @@
         <w:rPr>
           <w:rFonts w:ascii="Cambria" w:cs="Cambria" w:eastAsia="Cambria" w:hAnsi="Cambria"/>
           <w:b w:val="1"/>
+          <w:bCs w:val="1"/>
           <w:i w:val="1"/>
+          <w:iCs w:val="1"/>
           <w:smallCaps w:val="0"/>
           <w:strike w:val="0"/>
           <w:color w:val="4f81bd"/>
@@ -11767,7 +12494,9 @@
         <w:rPr>
           <w:rFonts w:ascii="Cambria" w:cs="Cambria" w:eastAsia="Cambria" w:hAnsi="Cambria"/>
           <w:b w:val="1"/>
+          <w:bCs w:val="1"/>
           <w:i w:val="1"/>
+          <w:iCs w:val="1"/>
           <w:smallCaps w:val="0"/>
           <w:strike w:val="0"/>
           <w:color w:val="4f81bd"/>
@@ -11847,7 +12576,9 @@
               <w:rPr>
                 <w:rFonts w:ascii="Calibri" w:cs="Calibri" w:eastAsia="Calibri" w:hAnsi="Calibri"/>
                 <w:b w:val="1"/>
-                <w:i w:val="0"/>
+                <w:bCs w:val="1"/>
+                <w:i w:val="0"/>
+                <w:iCs w:val="0"/>
                 <w:smallCaps w:val="0"/>
                 <w:strike w:val="0"/>
                 <w:color w:val="000000"/>
@@ -11862,7 +12593,9 @@
               <w:rPr>
                 <w:rFonts w:ascii="Calibri" w:cs="Calibri" w:eastAsia="Calibri" w:hAnsi="Calibri"/>
                 <w:b w:val="1"/>
-                <w:i w:val="0"/>
+                <w:bCs w:val="1"/>
+                <w:i w:val="0"/>
+                <w:iCs w:val="0"/>
                 <w:smallCaps w:val="0"/>
                 <w:strike w:val="0"/>
                 <w:color w:val="000000"/>
@@ -11906,7 +12639,9 @@
               <w:rPr>
                 <w:rFonts w:ascii="Calibri" w:cs="Calibri" w:eastAsia="Calibri" w:hAnsi="Calibri"/>
                 <w:b w:val="1"/>
-                <w:i w:val="0"/>
+                <w:bCs w:val="1"/>
+                <w:i w:val="0"/>
+                <w:iCs w:val="0"/>
                 <w:smallCaps w:val="0"/>
                 <w:strike w:val="0"/>
                 <w:color w:val="000000"/>
@@ -11921,7 +12656,9 @@
               <w:rPr>
                 <w:rFonts w:ascii="Calibri" w:cs="Calibri" w:eastAsia="Calibri" w:hAnsi="Calibri"/>
                 <w:b w:val="1"/>
-                <w:i w:val="0"/>
+                <w:bCs w:val="1"/>
+                <w:i w:val="0"/>
+                <w:iCs w:val="0"/>
                 <w:smallCaps w:val="0"/>
                 <w:strike w:val="0"/>
                 <w:color w:val="000000"/>
@@ -11967,7 +12704,9 @@
               <w:rPr>
                 <w:rFonts w:ascii="Calibri" w:cs="Calibri" w:eastAsia="Calibri" w:hAnsi="Calibri"/>
                 <w:b w:val="1"/>
-                <w:i w:val="0"/>
+                <w:bCs w:val="1"/>
+                <w:i w:val="0"/>
+                <w:iCs w:val="0"/>
                 <w:smallCaps w:val="0"/>
                 <w:strike w:val="0"/>
                 <w:color w:val="000000"/>
@@ -11982,7 +12721,9 @@
               <w:rPr>
                 <w:rFonts w:ascii="Calibri" w:cs="Calibri" w:eastAsia="Calibri" w:hAnsi="Calibri"/>
                 <w:b w:val="1"/>
-                <w:i w:val="0"/>
+                <w:bCs w:val="1"/>
+                <w:i w:val="0"/>
+                <w:iCs w:val="0"/>
                 <w:smallCaps w:val="0"/>
                 <w:strike w:val="0"/>
                 <w:color w:val="000000"/>
@@ -12031,7 +12772,9 @@
               <w:rPr>
                 <w:rFonts w:ascii="Calibri" w:cs="Calibri" w:eastAsia="Calibri" w:hAnsi="Calibri"/>
                 <w:b w:val="0"/>
-                <w:i w:val="0"/>
+                <w:bCs w:val="0"/>
+                <w:i w:val="0"/>
+                <w:iCs w:val="0"/>
                 <w:smallCaps w:val="0"/>
                 <w:strike w:val="0"/>
                 <w:color w:val="000000"/>
@@ -12046,7 +12789,9 @@
               <w:rPr>
                 <w:rFonts w:ascii="Calibri" w:cs="Calibri" w:eastAsia="Calibri" w:hAnsi="Calibri"/>
                 <w:b w:val="0"/>
-                <w:i w:val="0"/>
+                <w:bCs w:val="0"/>
+                <w:i w:val="0"/>
+                <w:iCs w:val="0"/>
                 <w:smallCaps w:val="0"/>
                 <w:strike w:val="0"/>
                 <w:color w:val="000000"/>
@@ -12088,7 +12833,9 @@
               <w:rPr>
                 <w:rFonts w:ascii="Calibri" w:cs="Calibri" w:eastAsia="Calibri" w:hAnsi="Calibri"/>
                 <w:b w:val="0"/>
-                <w:i w:val="0"/>
+                <w:bCs w:val="0"/>
+                <w:i w:val="0"/>
+                <w:iCs w:val="0"/>
                 <w:smallCaps w:val="0"/>
                 <w:strike w:val="0"/>
                 <w:color w:val="000000"/>
@@ -12103,7 +12850,9 @@
               <w:rPr>
                 <w:rFonts w:ascii="Calibri" w:cs="Calibri" w:eastAsia="Calibri" w:hAnsi="Calibri"/>
                 <w:b w:val="0"/>
-                <w:i w:val="0"/>
+                <w:bCs w:val="0"/>
+                <w:i w:val="0"/>
+                <w:iCs w:val="0"/>
                 <w:smallCaps w:val="0"/>
                 <w:strike w:val="0"/>
                 <w:color w:val="000000"/>
@@ -12147,7 +12896,9 @@
               <w:rPr>
                 <w:rFonts w:ascii="Calibri" w:cs="Calibri" w:eastAsia="Calibri" w:hAnsi="Calibri"/>
                 <w:b w:val="0"/>
-                <w:i w:val="0"/>
+                <w:bCs w:val="0"/>
+                <w:i w:val="0"/>
+                <w:iCs w:val="0"/>
                 <w:smallCaps w:val="0"/>
                 <w:strike w:val="0"/>
                 <w:color w:val="000000"/>
@@ -12162,7 +12913,9 @@
               <w:rPr>
                 <w:rFonts w:ascii="Calibri" w:cs="Calibri" w:eastAsia="Calibri" w:hAnsi="Calibri"/>
                 <w:b w:val="0"/>
-                <w:i w:val="0"/>
+                <w:bCs w:val="0"/>
+                <w:i w:val="0"/>
+                <w:iCs w:val="0"/>
                 <w:smallCaps w:val="0"/>
                 <w:strike w:val="0"/>
                 <w:color w:val="000000"/>
@@ -12211,7 +12964,9 @@
               <w:rPr>
                 <w:rFonts w:ascii="Calibri" w:cs="Calibri" w:eastAsia="Calibri" w:hAnsi="Calibri"/>
                 <w:b w:val="0"/>
-                <w:i w:val="0"/>
+                <w:bCs w:val="0"/>
+                <w:i w:val="0"/>
+                <w:iCs w:val="0"/>
                 <w:smallCaps w:val="0"/>
                 <w:strike w:val="0"/>
                 <w:color w:val="000000"/>
@@ -12226,7 +12981,9 @@
               <w:rPr>
                 <w:rFonts w:ascii="Calibri" w:cs="Calibri" w:eastAsia="Calibri" w:hAnsi="Calibri"/>
                 <w:b w:val="0"/>
-                <w:i w:val="0"/>
+                <w:bCs w:val="0"/>
+                <w:i w:val="0"/>
+                <w:iCs w:val="0"/>
                 <w:smallCaps w:val="0"/>
                 <w:strike w:val="0"/>
                 <w:color w:val="000000"/>
@@ -12268,7 +13025,9 @@
               <w:rPr>
                 <w:rFonts w:ascii="Calibri" w:cs="Calibri" w:eastAsia="Calibri" w:hAnsi="Calibri"/>
                 <w:b w:val="0"/>
-                <w:i w:val="0"/>
+                <w:bCs w:val="0"/>
+                <w:i w:val="0"/>
+                <w:iCs w:val="0"/>
                 <w:smallCaps w:val="0"/>
                 <w:strike w:val="0"/>
                 <w:color w:val="000000"/>
@@ -12283,7 +13042,9 @@
               <w:rPr>
                 <w:rFonts w:ascii="Calibri" w:cs="Calibri" w:eastAsia="Calibri" w:hAnsi="Calibri"/>
                 <w:b w:val="0"/>
-                <w:i w:val="0"/>
+                <w:bCs w:val="0"/>
+                <w:i w:val="0"/>
+                <w:iCs w:val="0"/>
                 <w:smallCaps w:val="0"/>
                 <w:strike w:val="0"/>
                 <w:color w:val="000000"/>
@@ -12327,7 +13088,9 @@
               <w:rPr>
                 <w:rFonts w:ascii="Calibri" w:cs="Calibri" w:eastAsia="Calibri" w:hAnsi="Calibri"/>
                 <w:b w:val="0"/>
-                <w:i w:val="0"/>
+                <w:bCs w:val="0"/>
+                <w:i w:val="0"/>
+                <w:iCs w:val="0"/>
                 <w:smallCaps w:val="0"/>
                 <w:strike w:val="0"/>
                 <w:color w:val="000000"/>
@@ -12342,7 +13105,9 @@
               <w:rPr>
                 <w:rFonts w:ascii="Calibri" w:cs="Calibri" w:eastAsia="Calibri" w:hAnsi="Calibri"/>
                 <w:b w:val="0"/>
-                <w:i w:val="0"/>
+                <w:bCs w:val="0"/>
+                <w:i w:val="0"/>
+                <w:iCs w:val="0"/>
                 <w:smallCaps w:val="0"/>
                 <w:strike w:val="0"/>
                 <w:color w:val="000000"/>
@@ -12391,7 +13156,9 @@
               <w:rPr>
                 <w:rFonts w:ascii="Calibri" w:cs="Calibri" w:eastAsia="Calibri" w:hAnsi="Calibri"/>
                 <w:b w:val="0"/>
-                <w:i w:val="0"/>
+                <w:bCs w:val="0"/>
+                <w:i w:val="0"/>
+                <w:iCs w:val="0"/>
                 <w:smallCaps w:val="0"/>
                 <w:strike w:val="0"/>
                 <w:color w:val="000000"/>
@@ -12406,7 +13173,9 @@
               <w:rPr>
                 <w:rFonts w:ascii="Calibri" w:cs="Calibri" w:eastAsia="Calibri" w:hAnsi="Calibri"/>
                 <w:b w:val="0"/>
-                <w:i w:val="0"/>
+                <w:bCs w:val="0"/>
+                <w:i w:val="0"/>
+                <w:iCs w:val="0"/>
                 <w:smallCaps w:val="0"/>
                 <w:strike w:val="0"/>
                 <w:color w:val="000000"/>
@@ -12448,7 +13217,9 @@
               <w:rPr>
                 <w:rFonts w:ascii="Calibri" w:cs="Calibri" w:eastAsia="Calibri" w:hAnsi="Calibri"/>
                 <w:b w:val="0"/>
-                <w:i w:val="0"/>
+                <w:bCs w:val="0"/>
+                <w:i w:val="0"/>
+                <w:iCs w:val="0"/>
                 <w:smallCaps w:val="0"/>
                 <w:strike w:val="0"/>
                 <w:color w:val="000000"/>
@@ -12463,7 +13234,9 @@
               <w:rPr>
                 <w:rFonts w:ascii="Calibri" w:cs="Calibri" w:eastAsia="Calibri" w:hAnsi="Calibri"/>
                 <w:b w:val="0"/>
-                <w:i w:val="0"/>
+                <w:bCs w:val="0"/>
+                <w:i w:val="0"/>
+                <w:iCs w:val="0"/>
                 <w:smallCaps w:val="0"/>
                 <w:strike w:val="0"/>
                 <w:color w:val="000000"/>
@@ -12507,7 +13280,9 @@
               <w:rPr>
                 <w:rFonts w:ascii="Calibri" w:cs="Calibri" w:eastAsia="Calibri" w:hAnsi="Calibri"/>
                 <w:b w:val="0"/>
-                <w:i w:val="0"/>
+                <w:bCs w:val="0"/>
+                <w:i w:val="0"/>
+                <w:iCs w:val="0"/>
                 <w:smallCaps w:val="0"/>
                 <w:strike w:val="0"/>
                 <w:color w:val="000000"/>
@@ -12522,7 +13297,9 @@
               <w:rPr>
                 <w:rFonts w:ascii="Calibri" w:cs="Calibri" w:eastAsia="Calibri" w:hAnsi="Calibri"/>
                 <w:b w:val="0"/>
-                <w:i w:val="0"/>
+                <w:bCs w:val="0"/>
+                <w:i w:val="0"/>
+                <w:iCs w:val="0"/>
                 <w:smallCaps w:val="0"/>
                 <w:strike w:val="0"/>
                 <w:color w:val="000000"/>
@@ -12571,7 +13348,9 @@
               <w:rPr>
                 <w:rFonts w:ascii="Calibri" w:cs="Calibri" w:eastAsia="Calibri" w:hAnsi="Calibri"/>
                 <w:b w:val="0"/>
-                <w:i w:val="0"/>
+                <w:bCs w:val="0"/>
+                <w:i w:val="0"/>
+                <w:iCs w:val="0"/>
                 <w:smallCaps w:val="0"/>
                 <w:strike w:val="0"/>
                 <w:color w:val="000000"/>
@@ -12586,7 +13365,9 @@
               <w:rPr>
                 <w:rFonts w:ascii="Calibri" w:cs="Calibri" w:eastAsia="Calibri" w:hAnsi="Calibri"/>
                 <w:b w:val="0"/>
-                <w:i w:val="0"/>
+                <w:bCs w:val="0"/>
+                <w:i w:val="0"/>
+                <w:iCs w:val="0"/>
                 <w:smallCaps w:val="0"/>
                 <w:strike w:val="0"/>
                 <w:color w:val="000000"/>
@@ -12628,7 +13409,9 @@
               <w:rPr>
                 <w:rFonts w:ascii="Calibri" w:cs="Calibri" w:eastAsia="Calibri" w:hAnsi="Calibri"/>
                 <w:b w:val="0"/>
-                <w:i w:val="0"/>
+                <w:bCs w:val="0"/>
+                <w:i w:val="0"/>
+                <w:iCs w:val="0"/>
                 <w:smallCaps w:val="0"/>
                 <w:strike w:val="0"/>
                 <w:color w:val="000000"/>
@@ -12643,7 +13426,9 @@
               <w:rPr>
                 <w:rFonts w:ascii="Calibri" w:cs="Calibri" w:eastAsia="Calibri" w:hAnsi="Calibri"/>
                 <w:b w:val="0"/>
-                <w:i w:val="0"/>
+                <w:bCs w:val="0"/>
+                <w:i w:val="0"/>
+                <w:iCs w:val="0"/>
                 <w:smallCaps w:val="0"/>
                 <w:strike w:val="0"/>
                 <w:color w:val="000000"/>
@@ -12687,7 +13472,9 @@
               <w:rPr>
                 <w:rFonts w:ascii="Calibri" w:cs="Calibri" w:eastAsia="Calibri" w:hAnsi="Calibri"/>
                 <w:b w:val="0"/>
-                <w:i w:val="0"/>
+                <w:bCs w:val="0"/>
+                <w:i w:val="0"/>
+                <w:iCs w:val="0"/>
                 <w:smallCaps w:val="0"/>
                 <w:strike w:val="0"/>
                 <w:color w:val="000000"/>
@@ -12702,7 +13489,9 @@
               <w:rPr>
                 <w:rFonts w:ascii="Calibri" w:cs="Calibri" w:eastAsia="Calibri" w:hAnsi="Calibri"/>
                 <w:b w:val="0"/>
-                <w:i w:val="0"/>
+                <w:bCs w:val="0"/>
+                <w:i w:val="0"/>
+                <w:iCs w:val="0"/>
                 <w:smallCaps w:val="0"/>
                 <w:strike w:val="0"/>
                 <w:color w:val="000000"/>
@@ -12751,7 +13540,9 @@
               <w:rPr>
                 <w:rFonts w:ascii="Calibri" w:cs="Calibri" w:eastAsia="Calibri" w:hAnsi="Calibri"/>
                 <w:b w:val="0"/>
-                <w:i w:val="0"/>
+                <w:bCs w:val="0"/>
+                <w:i w:val="0"/>
+                <w:iCs w:val="0"/>
                 <w:smallCaps w:val="0"/>
                 <w:strike w:val="0"/>
                 <w:color w:val="000000"/>
@@ -12766,7 +13557,9 @@
               <w:rPr>
                 <w:rFonts w:ascii="Calibri" w:cs="Calibri" w:eastAsia="Calibri" w:hAnsi="Calibri"/>
                 <w:b w:val="0"/>
-                <w:i w:val="0"/>
+                <w:bCs w:val="0"/>
+                <w:i w:val="0"/>
+                <w:iCs w:val="0"/>
                 <w:smallCaps w:val="0"/>
                 <w:strike w:val="0"/>
                 <w:color w:val="000000"/>
@@ -12808,7 +13601,9 @@
               <w:rPr>
                 <w:rFonts w:ascii="Calibri" w:cs="Calibri" w:eastAsia="Calibri" w:hAnsi="Calibri"/>
                 <w:b w:val="0"/>
-                <w:i w:val="0"/>
+                <w:bCs w:val="0"/>
+                <w:i w:val="0"/>
+                <w:iCs w:val="0"/>
                 <w:smallCaps w:val="0"/>
                 <w:strike w:val="0"/>
                 <w:color w:val="000000"/>
@@ -12823,7 +13618,9 @@
               <w:rPr>
                 <w:rFonts w:ascii="Calibri" w:cs="Calibri" w:eastAsia="Calibri" w:hAnsi="Calibri"/>
                 <w:b w:val="0"/>
-                <w:i w:val="0"/>
+                <w:bCs w:val="0"/>
+                <w:i w:val="0"/>
+                <w:iCs w:val="0"/>
                 <w:smallCaps w:val="0"/>
                 <w:strike w:val="0"/>
                 <w:color w:val="000000"/>
@@ -12867,7 +13664,9 @@
               <w:rPr>
                 <w:rFonts w:ascii="Calibri" w:cs="Calibri" w:eastAsia="Calibri" w:hAnsi="Calibri"/>
                 <w:b w:val="0"/>
-                <w:i w:val="0"/>
+                <w:bCs w:val="0"/>
+                <w:i w:val="0"/>
+                <w:iCs w:val="0"/>
                 <w:smallCaps w:val="0"/>
                 <w:strike w:val="0"/>
                 <w:color w:val="000000"/>
@@ -12882,7 +13681,9 @@
               <w:rPr>
                 <w:rFonts w:ascii="Calibri" w:cs="Calibri" w:eastAsia="Calibri" w:hAnsi="Calibri"/>
                 <w:b w:val="0"/>
-                <w:i w:val="0"/>
+                <w:bCs w:val="0"/>
+                <w:i w:val="0"/>
+                <w:iCs w:val="0"/>
                 <w:smallCaps w:val="0"/>
                 <w:strike w:val="0"/>
                 <w:color w:val="000000"/>
@@ -12931,7 +13732,9 @@
               <w:rPr>
                 <w:rFonts w:ascii="Calibri" w:cs="Calibri" w:eastAsia="Calibri" w:hAnsi="Calibri"/>
                 <w:b w:val="0"/>
-                <w:i w:val="0"/>
+                <w:bCs w:val="0"/>
+                <w:i w:val="0"/>
+                <w:iCs w:val="0"/>
                 <w:smallCaps w:val="0"/>
                 <w:strike w:val="0"/>
                 <w:color w:val="000000"/>
@@ -12946,7 +13749,9 @@
               <w:rPr>
                 <w:rFonts w:ascii="Calibri" w:cs="Calibri" w:eastAsia="Calibri" w:hAnsi="Calibri"/>
                 <w:b w:val="0"/>
-                <w:i w:val="0"/>
+                <w:bCs w:val="0"/>
+                <w:i w:val="0"/>
+                <w:iCs w:val="0"/>
                 <w:smallCaps w:val="0"/>
                 <w:strike w:val="0"/>
                 <w:color w:val="000000"/>
@@ -12988,7 +13793,9 @@
               <w:rPr>
                 <w:rFonts w:ascii="Calibri" w:cs="Calibri" w:eastAsia="Calibri" w:hAnsi="Calibri"/>
                 <w:b w:val="0"/>
-                <w:i w:val="0"/>
+                <w:bCs w:val="0"/>
+                <w:i w:val="0"/>
+                <w:iCs w:val="0"/>
                 <w:smallCaps w:val="0"/>
                 <w:strike w:val="0"/>
                 <w:color w:val="000000"/>
@@ -13003,7 +13810,9 @@
               <w:rPr>
                 <w:rFonts w:ascii="Calibri" w:cs="Calibri" w:eastAsia="Calibri" w:hAnsi="Calibri"/>
                 <w:b w:val="0"/>
-                <w:i w:val="0"/>
+                <w:bCs w:val="0"/>
+                <w:i w:val="0"/>
+                <w:iCs w:val="0"/>
                 <w:smallCaps w:val="0"/>
                 <w:strike w:val="0"/>
                 <w:color w:val="000000"/>
@@ -13047,7 +13856,9 @@
               <w:rPr>
                 <w:rFonts w:ascii="Calibri" w:cs="Calibri" w:eastAsia="Calibri" w:hAnsi="Calibri"/>
                 <w:b w:val="0"/>
-                <w:i w:val="0"/>
+                <w:bCs w:val="0"/>
+                <w:i w:val="0"/>
+                <w:iCs w:val="0"/>
                 <w:smallCaps w:val="0"/>
                 <w:strike w:val="0"/>
                 <w:color w:val="000000"/>
@@ -13062,7 +13873,9 @@
               <w:rPr>
                 <w:rFonts w:ascii="Calibri" w:cs="Calibri" w:eastAsia="Calibri" w:hAnsi="Calibri"/>
                 <w:b w:val="0"/>
-                <w:i w:val="0"/>
+                <w:bCs w:val="0"/>
+                <w:i w:val="0"/>
+                <w:iCs w:val="0"/>
                 <w:smallCaps w:val="0"/>
                 <w:strike w:val="0"/>
                 <w:color w:val="000000"/>
@@ -13111,7 +13924,9 @@
               <w:rPr>
                 <w:rFonts w:ascii="Calibri" w:cs="Calibri" w:eastAsia="Calibri" w:hAnsi="Calibri"/>
                 <w:b w:val="0"/>
-                <w:i w:val="0"/>
+                <w:bCs w:val="0"/>
+                <w:i w:val="0"/>
+                <w:iCs w:val="0"/>
                 <w:smallCaps w:val="0"/>
                 <w:strike w:val="0"/>
                 <w:color w:val="000000"/>
@@ -13126,7 +13941,9 @@
               <w:rPr>
                 <w:rFonts w:ascii="Calibri" w:cs="Calibri" w:eastAsia="Calibri" w:hAnsi="Calibri"/>
                 <w:b w:val="0"/>
-                <w:i w:val="0"/>
+                <w:bCs w:val="0"/>
+                <w:i w:val="0"/>
+                <w:iCs w:val="0"/>
                 <w:smallCaps w:val="0"/>
                 <w:strike w:val="0"/>
                 <w:color w:val="000000"/>
@@ -13168,7 +13985,9 @@
               <w:rPr>
                 <w:rFonts w:ascii="Calibri" w:cs="Calibri" w:eastAsia="Calibri" w:hAnsi="Calibri"/>
                 <w:b w:val="0"/>
-                <w:i w:val="0"/>
+                <w:bCs w:val="0"/>
+                <w:i w:val="0"/>
+                <w:iCs w:val="0"/>
                 <w:smallCaps w:val="0"/>
                 <w:strike w:val="0"/>
                 <w:color w:val="000000"/>
@@ -13183,7 +14002,9 @@
               <w:rPr>
                 <w:rFonts w:ascii="Calibri" w:cs="Calibri" w:eastAsia="Calibri" w:hAnsi="Calibri"/>
                 <w:b w:val="0"/>
-                <w:i w:val="0"/>
+                <w:bCs w:val="0"/>
+                <w:i w:val="0"/>
+                <w:iCs w:val="0"/>
                 <w:smallCaps w:val="0"/>
                 <w:strike w:val="0"/>
                 <w:color w:val="000000"/>
@@ -13227,7 +14048,9 @@
               <w:rPr>
                 <w:rFonts w:ascii="Calibri" w:cs="Calibri" w:eastAsia="Calibri" w:hAnsi="Calibri"/>
                 <w:b w:val="0"/>
-                <w:i w:val="0"/>
+                <w:bCs w:val="0"/>
+                <w:i w:val="0"/>
+                <w:iCs w:val="0"/>
                 <w:smallCaps w:val="0"/>
                 <w:strike w:val="0"/>
                 <w:color w:val="000000"/>
@@ -13242,7 +14065,9 @@
               <w:rPr>
                 <w:rFonts w:ascii="Calibri" w:cs="Calibri" w:eastAsia="Calibri" w:hAnsi="Calibri"/>
                 <w:b w:val="0"/>
-                <w:i w:val="0"/>
+                <w:bCs w:val="0"/>
+                <w:i w:val="0"/>
+                <w:iCs w:val="0"/>
                 <w:smallCaps w:val="0"/>
                 <w:strike w:val="0"/>
                 <w:color w:val="000000"/>
@@ -13291,7 +14116,9 @@
               <w:rPr>
                 <w:rFonts w:ascii="Calibri" w:cs="Calibri" w:eastAsia="Calibri" w:hAnsi="Calibri"/>
                 <w:b w:val="0"/>
-                <w:i w:val="0"/>
+                <w:bCs w:val="0"/>
+                <w:i w:val="0"/>
+                <w:iCs w:val="0"/>
                 <w:smallCaps w:val="0"/>
                 <w:strike w:val="0"/>
                 <w:color w:val="000000"/>
@@ -13306,7 +14133,9 @@
               <w:rPr>
                 <w:rFonts w:ascii="Calibri" w:cs="Calibri" w:eastAsia="Calibri" w:hAnsi="Calibri"/>
                 <w:b w:val="0"/>
-                <w:i w:val="0"/>
+                <w:bCs w:val="0"/>
+                <w:i w:val="0"/>
+                <w:iCs w:val="0"/>
                 <w:smallCaps w:val="0"/>
                 <w:strike w:val="0"/>
                 <w:color w:val="000000"/>
@@ -13348,7 +14177,9 @@
               <w:rPr>
                 <w:rFonts w:ascii="Calibri" w:cs="Calibri" w:eastAsia="Calibri" w:hAnsi="Calibri"/>
                 <w:b w:val="0"/>
-                <w:i w:val="0"/>
+                <w:bCs w:val="0"/>
+                <w:i w:val="0"/>
+                <w:iCs w:val="0"/>
                 <w:smallCaps w:val="0"/>
                 <w:strike w:val="0"/>
                 <w:color w:val="000000"/>
@@ -13363,7 +14194,9 @@
               <w:rPr>
                 <w:rFonts w:ascii="Calibri" w:cs="Calibri" w:eastAsia="Calibri" w:hAnsi="Calibri"/>
                 <w:b w:val="0"/>
-                <w:i w:val="0"/>
+                <w:bCs w:val="0"/>
+                <w:i w:val="0"/>
+                <w:iCs w:val="0"/>
                 <w:smallCaps w:val="0"/>
                 <w:strike w:val="0"/>
                 <w:color w:val="000000"/>
@@ -13407,7 +14240,9 @@
               <w:rPr>
                 <w:rFonts w:ascii="Calibri" w:cs="Calibri" w:eastAsia="Calibri" w:hAnsi="Calibri"/>
                 <w:b w:val="0"/>
-                <w:i w:val="0"/>
+                <w:bCs w:val="0"/>
+                <w:i w:val="0"/>
+                <w:iCs w:val="0"/>
                 <w:smallCaps w:val="0"/>
                 <w:strike w:val="0"/>
                 <w:color w:val="000000"/>
@@ -13422,7 +14257,9 @@
               <w:rPr>
                 <w:rFonts w:ascii="Calibri" w:cs="Calibri" w:eastAsia="Calibri" w:hAnsi="Calibri"/>
                 <w:b w:val="0"/>
-                <w:i w:val="0"/>
+                <w:bCs w:val="0"/>
+                <w:i w:val="0"/>
+                <w:iCs w:val="0"/>
                 <w:smallCaps w:val="0"/>
                 <w:strike w:val="0"/>
                 <w:color w:val="000000"/>
@@ -13459,7 +14296,9 @@
         <w:rPr>
           <w:rFonts w:ascii="Cambria" w:cs="Cambria" w:eastAsia="Cambria" w:hAnsi="Cambria"/>
           <w:b w:val="1"/>
+          <w:bCs w:val="1"/>
           <w:i w:val="1"/>
+          <w:iCs w:val="1"/>
           <w:smallCaps w:val="0"/>
           <w:strike w:val="0"/>
           <w:color w:val="4f81bd"/>
@@ -13476,7 +14315,9 @@
         <w:rPr>
           <w:rFonts w:ascii="Cambria" w:cs="Cambria" w:eastAsia="Cambria" w:hAnsi="Cambria"/>
           <w:b w:val="1"/>
+          <w:bCs w:val="1"/>
           <w:i w:val="1"/>
+          <w:iCs w:val="1"/>
           <w:smallCaps w:val="0"/>
           <w:strike w:val="0"/>
           <w:color w:val="4f81bd"/>
@@ -13511,7 +14352,9 @@
         <w:rPr>
           <w:rFonts w:ascii="Calibri" w:cs="Calibri" w:eastAsia="Calibri" w:hAnsi="Calibri"/>
           <w:b w:val="0"/>
-          <w:i w:val="0"/>
+          <w:bCs w:val="0"/>
+          <w:i w:val="0"/>
+          <w:iCs w:val="0"/>
           <w:smallCaps w:val="0"/>
           <w:strike w:val="0"/>
           <w:color w:val="000000"/>
@@ -13526,7 +14369,9 @@
         <w:rPr>
           <w:rFonts w:ascii="Calibri" w:cs="Calibri" w:eastAsia="Calibri" w:hAnsi="Calibri"/>
           <w:b w:val="0"/>
-          <w:i w:val="0"/>
+          <w:bCs w:val="0"/>
+          <w:i w:val="0"/>
+          <w:iCs w:val="0"/>
           <w:smallCaps w:val="0"/>
           <w:strike w:val="0"/>
           <w:color w:val="000000"/>
@@ -13560,7 +14405,9 @@
         <w:rPr>
           <w:rFonts w:ascii="Calibri" w:cs="Calibri" w:eastAsia="Calibri" w:hAnsi="Calibri"/>
           <w:b w:val="0"/>
-          <w:i w:val="0"/>
+          <w:bCs w:val="0"/>
+          <w:i w:val="0"/>
+          <w:iCs w:val="0"/>
           <w:smallCaps w:val="0"/>
           <w:strike w:val="0"/>
           <w:color w:val="000000"/>
@@ -13597,7 +14444,9 @@
         <w:rPr>
           <w:rFonts w:ascii="Calibri" w:cs="Calibri" w:eastAsia="Calibri" w:hAnsi="Calibri"/>
           <w:b w:val="1"/>
-          <w:i w:val="0"/>
+          <w:bCs w:val="1"/>
+          <w:i w:val="0"/>
+          <w:iCs w:val="0"/>
           <w:smallCaps w:val="0"/>
           <w:strike w:val="0"/>
           <w:color w:val="000000"/>
@@ -13612,7 +14461,9 @@
         <w:rPr>
           <w:rFonts w:ascii="Calibri" w:cs="Calibri" w:eastAsia="Calibri" w:hAnsi="Calibri"/>
           <w:b w:val="1"/>
-          <w:i w:val="0"/>
+          <w:bCs w:val="1"/>
+          <w:i w:val="0"/>
+          <w:iCs w:val="0"/>
           <w:smallCaps w:val="0"/>
           <w:strike w:val="0"/>
           <w:color w:val="000000"/>
@@ -13646,7 +14497,9 @@
         <w:rPr>
           <w:rFonts w:ascii="Calibri" w:cs="Calibri" w:eastAsia="Calibri" w:hAnsi="Calibri"/>
           <w:b w:val="0"/>
-          <w:i w:val="0"/>
+          <w:bCs w:val="0"/>
+          <w:i w:val="0"/>
+          <w:iCs w:val="0"/>
           <w:smallCaps w:val="0"/>
           <w:strike w:val="0"/>
           <w:color w:val="000000"/>
@@ -13661,7 +14514,9 @@
         <w:rPr>
           <w:rFonts w:ascii="Calibri" w:cs="Calibri" w:eastAsia="Calibri" w:hAnsi="Calibri"/>
           <w:b w:val="0"/>
-          <w:i w:val="0"/>
+          <w:bCs w:val="0"/>
+          <w:i w:val="0"/>
+          <w:iCs w:val="0"/>
           <w:smallCaps w:val="0"/>
           <w:strike w:val="0"/>
           <w:color w:val="000000"/>
@@ -13695,7 +14550,9 @@
         <w:rPr>
           <w:rFonts w:ascii="Calibri" w:cs="Calibri" w:eastAsia="Calibri" w:hAnsi="Calibri"/>
           <w:b w:val="0"/>
-          <w:i w:val="0"/>
+          <w:bCs w:val="0"/>
+          <w:i w:val="0"/>
+          <w:iCs w:val="0"/>
           <w:smallCaps w:val="0"/>
           <w:strike w:val="0"/>
           <w:color w:val="000000"/>
@@ -13710,7 +14567,9 @@
         <w:rPr>
           <w:rFonts w:ascii="Calibri" w:cs="Calibri" w:eastAsia="Calibri" w:hAnsi="Calibri"/>
           <w:b w:val="0"/>
-          <w:i w:val="0"/>
+          <w:bCs w:val="0"/>
+          <w:i w:val="0"/>
+          <w:iCs w:val="0"/>
           <w:smallCaps w:val="0"/>
           <w:strike w:val="0"/>
           <w:color w:val="000000"/>
@@ -13744,7 +14603,9 @@
         <w:rPr>
           <w:rFonts w:ascii="Calibri" w:cs="Calibri" w:eastAsia="Calibri" w:hAnsi="Calibri"/>
           <w:b w:val="0"/>
-          <w:i w:val="0"/>
+          <w:bCs w:val="0"/>
+          <w:i w:val="0"/>
+          <w:iCs w:val="0"/>
           <w:smallCaps w:val="0"/>
           <w:strike w:val="0"/>
           <w:color w:val="000000"/>
@@ -13759,7 +14620,9 @@
         <w:rPr>
           <w:rFonts w:ascii="Calibri" w:cs="Calibri" w:eastAsia="Calibri" w:hAnsi="Calibri"/>
           <w:b w:val="0"/>
-          <w:i w:val="0"/>
+          <w:bCs w:val="0"/>
+          <w:i w:val="0"/>
+          <w:iCs w:val="0"/>
           <w:smallCaps w:val="0"/>
           <w:strike w:val="0"/>
           <w:color w:val="000000"/>
@@ -13793,7 +14656,9 @@
         <w:rPr>
           <w:rFonts w:ascii="Calibri" w:cs="Calibri" w:eastAsia="Calibri" w:hAnsi="Calibri"/>
           <w:b w:val="0"/>
-          <w:i w:val="0"/>
+          <w:bCs w:val="0"/>
+          <w:i w:val="0"/>
+          <w:iCs w:val="0"/>
           <w:smallCaps w:val="0"/>
           <w:strike w:val="0"/>
           <w:color w:val="000000"/>
@@ -13830,7 +14695,9 @@
         <w:rPr>
           <w:rFonts w:ascii="Calibri" w:cs="Calibri" w:eastAsia="Calibri" w:hAnsi="Calibri"/>
           <w:b w:val="1"/>
-          <w:i w:val="0"/>
+          <w:bCs w:val="1"/>
+          <w:i w:val="0"/>
+          <w:iCs w:val="0"/>
           <w:smallCaps w:val="0"/>
           <w:strike w:val="0"/>
           <w:color w:val="000000"/>
@@ -13845,7 +14712,9 @@
         <w:rPr>
           <w:rFonts w:ascii="Calibri" w:cs="Calibri" w:eastAsia="Calibri" w:hAnsi="Calibri"/>
           <w:b w:val="1"/>
-          <w:i w:val="0"/>
+          <w:bCs w:val="1"/>
+          <w:i w:val="0"/>
+          <w:iCs w:val="0"/>
           <w:smallCaps w:val="0"/>
           <w:strike w:val="0"/>
           <w:color w:val="000000"/>
@@ -13879,7 +14748,9 @@
         <w:rPr>
           <w:rFonts w:ascii="Calibri" w:cs="Calibri" w:eastAsia="Calibri" w:hAnsi="Calibri"/>
           <w:b w:val="0"/>
-          <w:i w:val="0"/>
+          <w:bCs w:val="0"/>
+          <w:i w:val="0"/>
+          <w:iCs w:val="0"/>
           <w:smallCaps w:val="0"/>
           <w:strike w:val="0"/>
           <w:color w:val="000000"/>
@@ -13894,7 +14765,9 @@
         <w:rPr>
           <w:rFonts w:ascii="Calibri" w:cs="Calibri" w:eastAsia="Calibri" w:hAnsi="Calibri"/>
           <w:b w:val="0"/>
-          <w:i w:val="0"/>
+          <w:bCs w:val="0"/>
+          <w:i w:val="0"/>
+          <w:iCs w:val="0"/>
           <w:smallCaps w:val="0"/>
           <w:strike w:val="0"/>
           <w:color w:val="000000"/>
@@ -13928,7 +14801,9 @@
         <w:rPr>
           <w:rFonts w:ascii="Calibri" w:cs="Calibri" w:eastAsia="Calibri" w:hAnsi="Calibri"/>
           <w:b w:val="0"/>
-          <w:i w:val="0"/>
+          <w:bCs w:val="0"/>
+          <w:i w:val="0"/>
+          <w:iCs w:val="0"/>
           <w:smallCaps w:val="0"/>
           <w:strike w:val="0"/>
           <w:color w:val="000000"/>
@@ -13943,7 +14818,9 @@
         <w:rPr>
           <w:rFonts w:ascii="Calibri" w:cs="Calibri" w:eastAsia="Calibri" w:hAnsi="Calibri"/>
           <w:b w:val="0"/>
-          <w:i w:val="0"/>
+          <w:bCs w:val="0"/>
+          <w:i w:val="0"/>
+          <w:iCs w:val="0"/>
           <w:smallCaps w:val="0"/>
           <w:strike w:val="0"/>
           <w:color w:val="000000"/>
@@ -13977,7 +14854,9 @@
         <w:rPr>
           <w:rFonts w:ascii="Calibri" w:cs="Calibri" w:eastAsia="Calibri" w:hAnsi="Calibri"/>
           <w:b w:val="0"/>
-          <w:i w:val="0"/>
+          <w:bCs w:val="0"/>
+          <w:i w:val="0"/>
+          <w:iCs w:val="0"/>
           <w:smallCaps w:val="0"/>
           <w:strike w:val="0"/>
           <w:color w:val="000000"/>
@@ -14014,7 +14893,9 @@
         <w:rPr>
           <w:rFonts w:ascii="Calibri" w:cs="Calibri" w:eastAsia="Calibri" w:hAnsi="Calibri"/>
           <w:b w:val="1"/>
-          <w:i w:val="0"/>
+          <w:bCs w:val="1"/>
+          <w:i w:val="0"/>
+          <w:iCs w:val="0"/>
           <w:smallCaps w:val="0"/>
           <w:strike w:val="0"/>
           <w:color w:val="000000"/>
@@ -14029,7 +14910,9 @@
         <w:rPr>
           <w:rFonts w:ascii="Calibri" w:cs="Calibri" w:eastAsia="Calibri" w:hAnsi="Calibri"/>
           <w:b w:val="1"/>
-          <w:i w:val="0"/>
+          <w:bCs w:val="1"/>
+          <w:i w:val="0"/>
+          <w:iCs w:val="0"/>
           <w:smallCaps w:val="0"/>
           <w:strike w:val="0"/>
           <w:color w:val="000000"/>
@@ -14063,7 +14946,9 @@
         <w:rPr>
           <w:rFonts w:ascii="Calibri" w:cs="Calibri" w:eastAsia="Calibri" w:hAnsi="Calibri"/>
           <w:b w:val="0"/>
-          <w:i w:val="0"/>
+          <w:bCs w:val="0"/>
+          <w:i w:val="0"/>
+          <w:iCs w:val="0"/>
           <w:smallCaps w:val="0"/>
           <w:strike w:val="0"/>
           <w:color w:val="000000"/>
@@ -14078,7 +14963,9 @@
         <w:rPr>
           <w:rFonts w:ascii="Calibri" w:cs="Calibri" w:eastAsia="Calibri" w:hAnsi="Calibri"/>
           <w:b w:val="0"/>
-          <w:i w:val="0"/>
+          <w:bCs w:val="0"/>
+          <w:i w:val="0"/>
+          <w:iCs w:val="0"/>
           <w:smallCaps w:val="0"/>
           <w:strike w:val="0"/>
           <w:color w:val="000000"/>
@@ -14112,7 +14999,9 @@
         <w:rPr>
           <w:rFonts w:ascii="Calibri" w:cs="Calibri" w:eastAsia="Calibri" w:hAnsi="Calibri"/>
           <w:b w:val="0"/>
-          <w:i w:val="0"/>
+          <w:bCs w:val="0"/>
+          <w:i w:val="0"/>
+          <w:iCs w:val="0"/>
           <w:smallCaps w:val="0"/>
           <w:strike w:val="0"/>
           <w:color w:val="000000"/>
@@ -14127,7 +15016,9 @@
         <w:rPr>
           <w:rFonts w:ascii="Calibri" w:cs="Calibri" w:eastAsia="Calibri" w:hAnsi="Calibri"/>
           <w:b w:val="0"/>
-          <w:i w:val="0"/>
+          <w:bCs w:val="0"/>
+          <w:i w:val="0"/>
+          <w:iCs w:val="0"/>
           <w:smallCaps w:val="0"/>
           <w:strike w:val="0"/>
           <w:color w:val="000000"/>
@@ -14161,7 +15052,9 @@
         <w:rPr>
           <w:rFonts w:ascii="Calibri" w:cs="Calibri" w:eastAsia="Calibri" w:hAnsi="Calibri"/>
           <w:b w:val="0"/>
-          <w:i w:val="0"/>
+          <w:bCs w:val="0"/>
+          <w:i w:val="0"/>
+          <w:iCs w:val="0"/>
           <w:smallCaps w:val="0"/>
           <w:strike w:val="0"/>
           <w:color w:val="000000"/>
@@ -14198,7 +15091,9 @@
         <w:rPr>
           <w:rFonts w:ascii="Calibri" w:cs="Calibri" w:eastAsia="Calibri" w:hAnsi="Calibri"/>
           <w:b w:val="1"/>
-          <w:i w:val="0"/>
+          <w:bCs w:val="1"/>
+          <w:i w:val="0"/>
+          <w:iCs w:val="0"/>
           <w:smallCaps w:val="0"/>
           <w:strike w:val="0"/>
           <w:color w:val="000000"/>
@@ -14213,7 +15108,9 @@
         <w:rPr>
           <w:rFonts w:ascii="Calibri" w:cs="Calibri" w:eastAsia="Calibri" w:hAnsi="Calibri"/>
           <w:b w:val="1"/>
-          <w:i w:val="0"/>
+          <w:bCs w:val="1"/>
+          <w:i w:val="0"/>
+          <w:iCs w:val="0"/>
           <w:smallCaps w:val="0"/>
           <w:strike w:val="0"/>
           <w:color w:val="000000"/>
@@ -14247,7 +15144,9 @@
         <w:rPr>
           <w:rFonts w:ascii="Calibri" w:cs="Calibri" w:eastAsia="Calibri" w:hAnsi="Calibri"/>
           <w:b w:val="0"/>
-          <w:i w:val="0"/>
+          <w:bCs w:val="0"/>
+          <w:i w:val="0"/>
+          <w:iCs w:val="0"/>
           <w:smallCaps w:val="0"/>
           <w:strike w:val="0"/>
           <w:color w:val="000000"/>
@@ -14262,7 +15161,9 @@
         <w:rPr>
           <w:rFonts w:ascii="Calibri" w:cs="Calibri" w:eastAsia="Calibri" w:hAnsi="Calibri"/>
           <w:b w:val="0"/>
-          <w:i w:val="0"/>
+          <w:bCs w:val="0"/>
+          <w:i w:val="0"/>
+          <w:iCs w:val="0"/>
           <w:smallCaps w:val="0"/>
           <w:strike w:val="0"/>
           <w:color w:val="000000"/>
@@ -14296,7 +15197,9 @@
         <w:rPr>
           <w:rFonts w:ascii="Calibri" w:cs="Calibri" w:eastAsia="Calibri" w:hAnsi="Calibri"/>
           <w:b w:val="0"/>
-          <w:i w:val="0"/>
+          <w:bCs w:val="0"/>
+          <w:i w:val="0"/>
+          <w:iCs w:val="0"/>
           <w:smallCaps w:val="0"/>
           <w:strike w:val="0"/>
           <w:color w:val="000000"/>
@@ -14311,7 +15214,9 @@
         <w:rPr>
           <w:rFonts w:ascii="Calibri" w:cs="Calibri" w:eastAsia="Calibri" w:hAnsi="Calibri"/>
           <w:b w:val="0"/>
-          <w:i w:val="0"/>
+          <w:bCs w:val="0"/>
+          <w:i w:val="0"/>
+          <w:iCs w:val="0"/>
           <w:smallCaps w:val="0"/>
           <w:strike w:val="0"/>
           <w:color w:val="000000"/>
@@ -14345,7 +15250,9 @@
         <w:rPr>
           <w:rFonts w:ascii="Calibri" w:cs="Calibri" w:eastAsia="Calibri" w:hAnsi="Calibri"/>
           <w:b w:val="0"/>
-          <w:i w:val="0"/>
+          <w:bCs w:val="0"/>
+          <w:i w:val="0"/>
+          <w:iCs w:val="0"/>
           <w:smallCaps w:val="0"/>
           <w:strike w:val="0"/>
           <w:color w:val="000000"/>
@@ -14382,7 +15289,9 @@
         <w:rPr>
           <w:rFonts w:ascii="Calibri" w:cs="Calibri" w:eastAsia="Calibri" w:hAnsi="Calibri"/>
           <w:b w:val="1"/>
-          <w:i w:val="0"/>
+          <w:bCs w:val="1"/>
+          <w:i w:val="0"/>
+          <w:iCs w:val="0"/>
           <w:smallCaps w:val="0"/>
           <w:strike w:val="0"/>
           <w:color w:val="000000"/>
@@ -14397,7 +15306,9 @@
         <w:rPr>
           <w:rFonts w:ascii="Calibri" w:cs="Calibri" w:eastAsia="Calibri" w:hAnsi="Calibri"/>
           <w:b w:val="1"/>
-          <w:i w:val="0"/>
+          <w:bCs w:val="1"/>
+          <w:i w:val="0"/>
+          <w:iCs w:val="0"/>
           <w:smallCaps w:val="0"/>
           <w:strike w:val="0"/>
           <w:color w:val="000000"/>
@@ -14431,7 +15342,9 @@
         <w:rPr>
           <w:rFonts w:ascii="Calibri" w:cs="Calibri" w:eastAsia="Calibri" w:hAnsi="Calibri"/>
           <w:b w:val="0"/>
-          <w:i w:val="0"/>
+          <w:bCs w:val="0"/>
+          <w:i w:val="0"/>
+          <w:iCs w:val="0"/>
           <w:smallCaps w:val="0"/>
           <w:strike w:val="0"/>
           <w:color w:val="000000"/>
@@ -14446,7 +15359,9 @@
         <w:rPr>
           <w:rFonts w:ascii="Calibri" w:cs="Calibri" w:eastAsia="Calibri" w:hAnsi="Calibri"/>
           <w:b w:val="0"/>
-          <w:i w:val="0"/>
+          <w:bCs w:val="0"/>
+          <w:i w:val="0"/>
+          <w:iCs w:val="0"/>
           <w:smallCaps w:val="0"/>
           <w:strike w:val="0"/>
           <w:color w:val="000000"/>
@@ -14480,7 +15395,9 @@
         <w:rPr>
           <w:rFonts w:ascii="Calibri" w:cs="Calibri" w:eastAsia="Calibri" w:hAnsi="Calibri"/>
           <w:b w:val="0"/>
-          <w:i w:val="0"/>
+          <w:bCs w:val="0"/>
+          <w:i w:val="0"/>
+          <w:iCs w:val="0"/>
           <w:smallCaps w:val="0"/>
           <w:strike w:val="0"/>
           <w:color w:val="000000"/>
@@ -14495,7 +15412,9 @@
         <w:rPr>
           <w:rFonts w:ascii="Calibri" w:cs="Calibri" w:eastAsia="Calibri" w:hAnsi="Calibri"/>
           <w:b w:val="0"/>
-          <w:i w:val="0"/>
+          <w:bCs w:val="0"/>
+          <w:i w:val="0"/>
+          <w:iCs w:val="0"/>
           <w:smallCaps w:val="0"/>
           <w:strike w:val="0"/>
           <w:color w:val="000000"/>
@@ -14529,7 +15448,9 @@
         <w:rPr>
           <w:rFonts w:ascii="Calibri" w:cs="Calibri" w:eastAsia="Calibri" w:hAnsi="Calibri"/>
           <w:b w:val="0"/>
-          <w:i w:val="0"/>
+          <w:bCs w:val="0"/>
+          <w:i w:val="0"/>
+          <w:iCs w:val="0"/>
           <w:smallCaps w:val="0"/>
           <w:strike w:val="0"/>
           <w:color w:val="000000"/>
@@ -14566,7 +15487,9 @@
         <w:rPr>
           <w:rFonts w:ascii="Calibri" w:cs="Calibri" w:eastAsia="Calibri" w:hAnsi="Calibri"/>
           <w:b w:val="0"/>
-          <w:i w:val="0"/>
+          <w:bCs w:val="0"/>
+          <w:i w:val="0"/>
+          <w:iCs w:val="0"/>
           <w:smallCaps w:val="0"/>
           <w:strike w:val="0"/>
           <w:color w:val="000000"/>
@@ -14581,7 +15504,9 @@
         <w:rPr>
           <w:rFonts w:ascii="Calibri" w:cs="Calibri" w:eastAsia="Calibri" w:hAnsi="Calibri"/>
           <w:b w:val="0"/>
-          <w:i w:val="0"/>
+          <w:bCs w:val="0"/>
+          <w:i w:val="0"/>
+          <w:iCs w:val="0"/>
           <w:smallCaps w:val="0"/>
           <w:strike w:val="0"/>
           <w:color w:val="000000"/>
@@ -14615,7 +15540,9 @@
         <w:rPr>
           <w:rFonts w:ascii="Calibri" w:cs="Calibri" w:eastAsia="Calibri" w:hAnsi="Calibri"/>
           <w:b w:val="0"/>
-          <w:i w:val="0"/>
+          <w:bCs w:val="0"/>
+          <w:i w:val="0"/>
+          <w:iCs w:val="0"/>
           <w:smallCaps w:val="0"/>
           <w:strike w:val="0"/>
           <w:color w:val="000000"/>
@@ -14630,7 +15557,9 @@
         <w:rPr>
           <w:rFonts w:ascii="Calibri" w:cs="Calibri" w:eastAsia="Calibri" w:hAnsi="Calibri"/>
           <w:b w:val="0"/>
-          <w:i w:val="0"/>
+          <w:bCs w:val="0"/>
+          <w:i w:val="0"/>
+          <w:iCs w:val="0"/>
           <w:smallCaps w:val="0"/>
           <w:strike w:val="0"/>
           <w:color w:val="000000"/>
@@ -14664,7 +15593,9 @@
         <w:rPr>
           <w:rFonts w:ascii="Calibri" w:cs="Calibri" w:eastAsia="Calibri" w:hAnsi="Calibri"/>
           <w:b w:val="0"/>
-          <w:i w:val="0"/>
+          <w:bCs w:val="0"/>
+          <w:i w:val="0"/>
+          <w:iCs w:val="0"/>
           <w:smallCaps w:val="0"/>
           <w:strike w:val="0"/>
           <w:color w:val="000000"/>
@@ -14679,7 +15610,9 @@
         <w:rPr>
           <w:rFonts w:ascii="Calibri" w:cs="Calibri" w:eastAsia="Calibri" w:hAnsi="Calibri"/>
           <w:b w:val="0"/>
-          <w:i w:val="0"/>
+          <w:bCs w:val="0"/>
+          <w:i w:val="0"/>
+          <w:iCs w:val="0"/>
           <w:smallCaps w:val="0"/>
           <w:strike w:val="0"/>
           <w:color w:val="000000"/>
@@ -14713,7 +15646,9 @@
         <w:rPr>
           <w:rFonts w:ascii="Calibri" w:cs="Calibri" w:eastAsia="Calibri" w:hAnsi="Calibri"/>
           <w:b w:val="0"/>
-          <w:i w:val="0"/>
+          <w:bCs w:val="0"/>
+          <w:i w:val="0"/>
+          <w:iCs w:val="0"/>
           <w:smallCaps w:val="0"/>
           <w:strike w:val="0"/>
           <w:color w:val="000000"/>
@@ -14728,7 +15663,9 @@
         <w:rPr>
           <w:rFonts w:ascii="Calibri" w:cs="Calibri" w:eastAsia="Calibri" w:hAnsi="Calibri"/>
           <w:b w:val="0"/>
-          <w:i w:val="0"/>
+          <w:bCs w:val="0"/>
+          <w:i w:val="0"/>
+          <w:iCs w:val="0"/>
           <w:smallCaps w:val="0"/>
           <w:strike w:val="0"/>
           <w:color w:val="000000"/>
@@ -14776,7 +15713,9 @@
         <w:rPr>
           <w:rFonts w:ascii="Cambria" w:cs="Cambria" w:eastAsia="Cambria" w:hAnsi="Cambria"/>
           <w:b w:val="1"/>
-          <w:i w:val="0"/>
+          <w:bCs w:val="1"/>
+          <w:i w:val="0"/>
+          <w:iCs w:val="0"/>
           <w:smallCaps w:val="0"/>
           <w:strike w:val="0"/>
           <w:color w:val="4f81bd"/>
@@ -14793,7 +15732,9 @@
         <w:rPr>
           <w:rFonts w:ascii="Cambria" w:cs="Cambria" w:eastAsia="Cambria" w:hAnsi="Cambria"/>
           <w:b w:val="1"/>
-          <w:i w:val="0"/>
+          <w:bCs w:val="1"/>
+          <w:i w:val="0"/>
+          <w:iCs w:val="0"/>
           <w:smallCaps w:val="0"/>
           <w:strike w:val="0"/>
           <w:color w:val="4f81bd"/>
@@ -14827,7 +15768,9 @@
         <w:rPr>
           <w:rFonts w:ascii="Calibri" w:cs="Calibri" w:eastAsia="Calibri" w:hAnsi="Calibri"/>
           <w:b w:val="0"/>
-          <w:i w:val="0"/>
+          <w:bCs w:val="0"/>
+          <w:i w:val="0"/>
+          <w:iCs w:val="0"/>
           <w:smallCaps w:val="0"/>
           <w:strike w:val="0"/>
           <w:color w:val="000000"/>
@@ -14842,7 +15785,9 @@
         <w:rPr>
           <w:rFonts w:ascii="Calibri" w:cs="Calibri" w:eastAsia="Calibri" w:hAnsi="Calibri"/>
           <w:b w:val="0"/>
-          <w:i w:val="0"/>
+          <w:bCs w:val="0"/>
+          <w:i w:val="0"/>
+          <w:iCs w:val="0"/>
           <w:smallCaps w:val="0"/>
           <w:strike w:val="0"/>
           <w:color w:val="000000"/>
@@ -14876,7 +15821,9 @@
         <w:rPr>
           <w:rFonts w:ascii="Calibri" w:cs="Calibri" w:eastAsia="Calibri" w:hAnsi="Calibri"/>
           <w:b w:val="1"/>
-          <w:i w:val="0"/>
+          <w:bCs w:val="1"/>
+          <w:i w:val="0"/>
+          <w:iCs w:val="0"/>
           <w:smallCaps w:val="0"/>
           <w:strike w:val="0"/>
           <w:color w:val="000000"/>
@@ -14891,7 +15838,9 @@
         <w:rPr>
           <w:rFonts w:ascii="Calibri" w:cs="Calibri" w:eastAsia="Calibri" w:hAnsi="Calibri"/>
           <w:b w:val="1"/>
-          <w:i w:val="0"/>
+          <w:bCs w:val="1"/>
+          <w:i w:val="0"/>
+          <w:iCs w:val="0"/>
           <w:smallCaps w:val="0"/>
           <w:strike w:val="0"/>
           <w:color w:val="000000"/>
@@ -14925,7 +15874,9 @@
         <w:rPr>
           <w:rFonts w:ascii="Calibri" w:cs="Calibri" w:eastAsia="Calibri" w:hAnsi="Calibri"/>
           <w:b w:val="0"/>
-          <w:i w:val="0"/>
+          <w:bCs w:val="0"/>
+          <w:i w:val="0"/>
+          <w:iCs w:val="0"/>
           <w:smallCaps w:val="0"/>
           <w:strike w:val="0"/>
           <w:color w:val="000000"/>
@@ -14947,6 +15898,7 @@
         <w:rPr>
           <w:rFonts w:ascii="Cambria" w:cs="Cambria" w:eastAsia="Cambria" w:hAnsi="Cambria"/>
           <w:b w:val="1"/>
+          <w:bCs w:val="1"/>
           <w:color w:val="4f81bd"/>
           <w:sz w:val="26"/>
           <w:szCs w:val="26"/>
@@ -14983,7 +15935,9 @@
         <w:rPr>
           <w:rFonts w:ascii="Cambria" w:cs="Cambria" w:eastAsia="Cambria" w:hAnsi="Cambria"/>
           <w:b w:val="1"/>
-          <w:i w:val="0"/>
+          <w:bCs w:val="1"/>
+          <w:i w:val="0"/>
+          <w:iCs w:val="0"/>
           <w:smallCaps w:val="0"/>
           <w:strike w:val="0"/>
           <w:color w:val="4f81bd"/>
@@ -15000,7 +15954,9 @@
         <w:rPr>
           <w:rFonts w:ascii="Cambria" w:cs="Cambria" w:eastAsia="Cambria" w:hAnsi="Cambria"/>
           <w:b w:val="1"/>
-          <w:i w:val="0"/>
+          <w:bCs w:val="1"/>
+          <w:i w:val="0"/>
+          <w:iCs w:val="0"/>
           <w:smallCaps w:val="0"/>
           <w:strike w:val="0"/>
           <w:color w:val="4f81bd"/>
@@ -15034,7 +15990,9 @@
         <w:rPr>
           <w:rFonts w:ascii="Calibri" w:cs="Calibri" w:eastAsia="Calibri" w:hAnsi="Calibri"/>
           <w:b w:val="0"/>
-          <w:i w:val="0"/>
+          <w:bCs w:val="0"/>
+          <w:i w:val="0"/>
+          <w:iCs w:val="0"/>
           <w:smallCaps w:val="0"/>
           <w:strike w:val="0"/>
           <w:color w:val="000000"/>
@@ -15049,7 +16007,9 @@
         <w:rPr>
           <w:rFonts w:ascii="Calibri" w:cs="Calibri" w:eastAsia="Calibri" w:hAnsi="Calibri"/>
           <w:b w:val="0"/>
-          <w:i w:val="0"/>
+          <w:bCs w:val="0"/>
+          <w:i w:val="0"/>
+          <w:iCs w:val="0"/>
           <w:smallCaps w:val="0"/>
           <w:strike w:val="0"/>
           <w:color w:val="000000"/>
@@ -15083,7 +16043,9 @@
         <w:rPr>
           <w:rFonts w:ascii="Calibri" w:cs="Calibri" w:eastAsia="Calibri" w:hAnsi="Calibri"/>
           <w:b w:val="0"/>
-          <w:i w:val="0"/>
+          <w:bCs w:val="0"/>
+          <w:i w:val="0"/>
+          <w:iCs w:val="0"/>
           <w:smallCaps w:val="0"/>
           <w:strike w:val="0"/>
           <w:color w:val="000000"/>
@@ -15098,7 +16060,9 @@
         <w:rPr>
           <w:rFonts w:ascii="Calibri" w:cs="Calibri" w:eastAsia="Calibri" w:hAnsi="Calibri"/>
           <w:b w:val="0"/>
-          <w:i w:val="0"/>
+          <w:bCs w:val="0"/>
+          <w:i w:val="0"/>
+          <w:iCs w:val="0"/>
           <w:smallCaps w:val="0"/>
           <w:strike w:val="0"/>
           <w:color w:val="000000"/>
@@ -15120,6 +16084,7 @@
         <w:spacing w:after="60" w:before="120" w:lineRule="auto"/>
         <w:rPr>
           <w:b w:val="1"/>
+          <w:bCs w:val="1"/>
         </w:rPr>
       </w:pPr>
       <w:r>
@@ -15148,7 +16113,9 @@
         <w:rPr>
           <w:rFonts w:ascii="Cambria" w:cs="Cambria" w:eastAsia="Cambria" w:hAnsi="Cambria"/>
           <w:b w:val="1"/>
-          <w:i w:val="0"/>
+          <w:bCs w:val="1"/>
+          <w:i w:val="0"/>
+          <w:iCs w:val="0"/>
           <w:smallCaps w:val="0"/>
           <w:strike w:val="0"/>
           <w:color w:val="4f81bd"/>
@@ -15165,7 +16132,9 @@
         <w:rPr>
           <w:rFonts w:ascii="Cambria" w:cs="Cambria" w:eastAsia="Cambria" w:hAnsi="Cambria"/>
           <w:b w:val="1"/>
-          <w:i w:val="0"/>
+          <w:bCs w:val="1"/>
+          <w:i w:val="0"/>
+          <w:iCs w:val="0"/>
           <w:smallCaps w:val="0"/>
           <w:strike w:val="0"/>
           <w:color w:val="4f81bd"/>
@@ -15199,7 +16168,9 @@
         <w:rPr>
           <w:rFonts w:ascii="Calibri" w:cs="Calibri" w:eastAsia="Calibri" w:hAnsi="Calibri"/>
           <w:b w:val="0"/>
-          <w:i w:val="0"/>
+          <w:bCs w:val="0"/>
+          <w:i w:val="0"/>
+          <w:iCs w:val="0"/>
           <w:smallCaps w:val="0"/>
           <w:strike w:val="0"/>
           <w:color w:val="000000"/>
@@ -15214,7 +16185,9 @@
         <w:rPr>
           <w:rFonts w:ascii="Calibri" w:cs="Calibri" w:eastAsia="Calibri" w:hAnsi="Calibri"/>
           <w:b w:val="0"/>
-          <w:i w:val="0"/>
+          <w:bCs w:val="0"/>
+          <w:i w:val="0"/>
+          <w:iCs w:val="0"/>
           <w:smallCaps w:val="0"/>
           <w:strike w:val="0"/>
           <w:color w:val="000000"/>
@@ -15248,7 +16221,9 @@
         <w:rPr>
           <w:rFonts w:ascii="Calibri" w:cs="Calibri" w:eastAsia="Calibri" w:hAnsi="Calibri"/>
           <w:b w:val="0"/>
-          <w:i w:val="0"/>
+          <w:bCs w:val="0"/>
+          <w:i w:val="0"/>
+          <w:iCs w:val="0"/>
           <w:smallCaps w:val="0"/>
           <w:strike w:val="0"/>
           <w:color w:val="000000"/>
@@ -15263,7 +16238,9 @@
         <w:rPr>
           <w:rFonts w:ascii="Calibri" w:cs="Calibri" w:eastAsia="Calibri" w:hAnsi="Calibri"/>
           <w:b w:val="0"/>
-          <w:i w:val="0"/>
+          <w:bCs w:val="0"/>
+          <w:i w:val="0"/>
+          <w:iCs w:val="0"/>
           <w:smallCaps w:val="0"/>
           <w:strike w:val="0"/>
           <w:color w:val="000000"/>
@@ -15297,7 +16274,9 @@
         <w:rPr>
           <w:rFonts w:ascii="Calibri" w:cs="Calibri" w:eastAsia="Calibri" w:hAnsi="Calibri"/>
           <w:b w:val="0"/>
-          <w:i w:val="0"/>
+          <w:bCs w:val="0"/>
+          <w:i w:val="0"/>
+          <w:iCs w:val="0"/>
           <w:smallCaps w:val="0"/>
           <w:strike w:val="0"/>
           <w:color w:val="000000"/>
@@ -15312,7 +16291,9 @@
         <w:rPr>
           <w:rFonts w:ascii="Calibri" w:cs="Calibri" w:eastAsia="Calibri" w:hAnsi="Calibri"/>
           <w:b w:val="0"/>
-          <w:i w:val="0"/>
+          <w:bCs w:val="0"/>
+          <w:i w:val="0"/>
+          <w:iCs w:val="0"/>
           <w:smallCaps w:val="0"/>
           <w:strike w:val="0"/>
           <w:color w:val="000000"/>
@@ -15346,7 +16327,9 @@
         <w:rPr>
           <w:rFonts w:ascii="Calibri" w:cs="Calibri" w:eastAsia="Calibri" w:hAnsi="Calibri"/>
           <w:b w:val="0"/>
-          <w:i w:val="0"/>
+          <w:bCs w:val="0"/>
+          <w:i w:val="0"/>
+          <w:iCs w:val="0"/>
           <w:smallCaps w:val="0"/>
           <w:strike w:val="0"/>
           <w:color w:val="000000"/>
@@ -15361,7 +16344,9 @@
         <w:rPr>
           <w:rFonts w:ascii="Calibri" w:cs="Calibri" w:eastAsia="Calibri" w:hAnsi="Calibri"/>
           <w:b w:val="0"/>
-          <w:i w:val="0"/>
+          <w:bCs w:val="0"/>
+          <w:i w:val="0"/>
+          <w:iCs w:val="0"/>
           <w:smallCaps w:val="0"/>
           <w:strike w:val="0"/>
           <w:color w:val="000000"/>
@@ -15395,7 +16380,9 @@
         <w:rPr>
           <w:rFonts w:ascii="Calibri" w:cs="Calibri" w:eastAsia="Calibri" w:hAnsi="Calibri"/>
           <w:b w:val="0"/>
-          <w:i w:val="0"/>
+          <w:bCs w:val="0"/>
+          <w:i w:val="0"/>
+          <w:iCs w:val="0"/>
           <w:smallCaps w:val="0"/>
           <w:strike w:val="0"/>
           <w:color w:val="000000"/>
@@ -15410,7 +16397,9 @@
         <w:rPr>
           <w:rFonts w:ascii="Calibri" w:cs="Calibri" w:eastAsia="Calibri" w:hAnsi="Calibri"/>
           <w:b w:val="0"/>
-          <w:i w:val="0"/>
+          <w:bCs w:val="0"/>
+          <w:i w:val="0"/>
+          <w:iCs w:val="0"/>
           <w:smallCaps w:val="0"/>
           <w:strike w:val="0"/>
           <w:color w:val="000000"/>
@@ -15444,7 +16433,9 @@
         <w:rPr>
           <w:rFonts w:ascii="Calibri" w:cs="Calibri" w:eastAsia="Calibri" w:hAnsi="Calibri"/>
           <w:b w:val="0"/>
-          <w:i w:val="0"/>
+          <w:bCs w:val="0"/>
+          <w:i w:val="0"/>
+          <w:iCs w:val="0"/>
           <w:smallCaps w:val="0"/>
           <w:strike w:val="0"/>
           <w:color w:val="000000"/>
@@ -15459,7 +16450,9 @@
         <w:rPr>
           <w:rFonts w:ascii="Calibri" w:cs="Calibri" w:eastAsia="Calibri" w:hAnsi="Calibri"/>
           <w:b w:val="0"/>
-          <w:i w:val="0"/>
+          <w:bCs w:val="0"/>
+          <w:i w:val="0"/>
+          <w:iCs w:val="0"/>
           <w:smallCaps w:val="0"/>
           <w:strike w:val="0"/>
           <w:color w:val="000000"/>
@@ -15500,7 +16493,9 @@
         <w:rPr>
           <w:rFonts w:ascii="Calibri" w:cs="Calibri" w:eastAsia="Calibri" w:hAnsi="Calibri"/>
           <w:b w:val="0"/>
-          <w:i w:val="0"/>
+          <w:bCs w:val="0"/>
+          <w:i w:val="0"/>
+          <w:iCs w:val="0"/>
           <w:smallCaps w:val="0"/>
           <w:strike w:val="0"/>
           <w:color w:val="000000"/>
@@ -15541,7 +16536,9 @@
         <w:rPr>
           <w:rFonts w:ascii="Calibri" w:cs="Calibri" w:eastAsia="Calibri" w:hAnsi="Calibri"/>
           <w:b w:val="0"/>
-          <w:i w:val="0"/>
+          <w:bCs w:val="0"/>
+          <w:i w:val="0"/>
+          <w:iCs w:val="0"/>
           <w:smallCaps w:val="0"/>
           <w:strike w:val="0"/>
           <w:color w:val="000000"/>
@@ -15582,7 +16579,9 @@
         <w:rPr>
           <w:rFonts w:ascii="Calibri" w:cs="Calibri" w:eastAsia="Calibri" w:hAnsi="Calibri"/>
           <w:b w:val="0"/>
-          <w:i w:val="0"/>
+          <w:bCs w:val="0"/>
+          <w:i w:val="0"/>
+          <w:iCs w:val="0"/>
           <w:smallCaps w:val="0"/>
           <w:strike w:val="0"/>
           <w:color w:val="000000"/>
@@ -15616,7 +16615,9 @@
         <w:rPr>
           <w:rFonts w:ascii="Calibri" w:cs="Calibri" w:eastAsia="Calibri" w:hAnsi="Calibri"/>
           <w:b w:val="0"/>
-          <w:i w:val="0"/>
+          <w:bCs w:val="0"/>
+          <w:i w:val="0"/>
+          <w:iCs w:val="0"/>
           <w:smallCaps w:val="0"/>
           <w:strike w:val="0"/>
           <w:color w:val="000000"/>
@@ -15631,7 +16632,9 @@
         <w:rPr>
           <w:rFonts w:ascii="Calibri" w:cs="Calibri" w:eastAsia="Calibri" w:hAnsi="Calibri"/>
           <w:b w:val="0"/>
-          <w:i w:val="0"/>
+          <w:bCs w:val="0"/>
+          <w:i w:val="0"/>
+          <w:iCs w:val="0"/>
           <w:smallCaps w:val="0"/>
           <w:strike w:val="0"/>
           <w:color w:val="000000"/>
@@ -15659,11 +16662,13 @@
       <w:pPr>
         <w:rPr>
           <w:b w:val="1"/>
+          <w:bCs w:val="1"/>
         </w:rPr>
       </w:pPr>
       <w:r>
         <w:rPr>
           <w:b w:val="1"/>
+          <w:bCs w:val="1"/>
           <w:rtl w:val="0"/>
         </w:rPr>
         <w:t xml:space="preserve">  </w:t>
@@ -15673,6 +16678,7 @@
       <w:pPr>
         <w:rPr>
           <w:b w:val="1"/>
+          <w:bCs w:val="1"/>
         </w:rPr>
       </w:pPr>
       <w:r>
@@ -15704,7 +16710,9 @@
         <w:rPr>
           <w:rFonts w:ascii="Cambria" w:cs="Cambria" w:eastAsia="Cambria" w:hAnsi="Cambria"/>
           <w:b w:val="0"/>
-          <w:i w:val="0"/>
+          <w:bCs w:val="0"/>
+          <w:i w:val="0"/>
+          <w:iCs w:val="0"/>
           <w:smallCaps w:val="0"/>
           <w:strike w:val="0"/>
           <w:color w:val="366091"/>
@@ -16239,7 +17247,9 @@
       <w:rPr>
         <w:rFonts w:ascii="Cambria" w:cs="Cambria" w:eastAsia="Cambria" w:hAnsi="Cambria"/>
         <w:b w:val="0"/>
+        <w:bCs w:val="0"/>
         <w:i w:val="0"/>
+        <w:iCs w:val="0"/>
         <w:smallCaps w:val="0"/>
         <w:strike w:val="0"/>
         <w:color w:val="000000"/>
@@ -16254,7 +17264,9 @@
       <w:rPr>
         <w:rFonts w:ascii="Cambria" w:cs="Cambria" w:eastAsia="Cambria" w:hAnsi="Cambria"/>
         <w:b w:val="0"/>
+        <w:bCs w:val="0"/>
         <w:i w:val="0"/>
+        <w:iCs w:val="0"/>
         <w:smallCaps w:val="0"/>
         <w:strike w:val="0"/>
         <w:color w:val="000000"/>
@@ -16293,7 +17305,9 @@
       <w:rPr>
         <w:rFonts w:ascii="Cambria" w:cs="Cambria" w:eastAsia="Cambria" w:hAnsi="Cambria"/>
         <w:b w:val="0"/>
+        <w:bCs w:val="0"/>
         <w:i w:val="0"/>
+        <w:iCs w:val="0"/>
         <w:smallCaps w:val="0"/>
         <w:strike w:val="0"/>
         <w:color w:val="000000"/>
@@ -16308,7 +17322,9 @@
       <w:rPr>
         <w:rFonts w:ascii="Cambria" w:cs="Cambria" w:eastAsia="Cambria" w:hAnsi="Cambria"/>
         <w:b w:val="0"/>
+        <w:bCs w:val="0"/>
         <w:i w:val="0"/>
+        <w:iCs w:val="0"/>
         <w:smallCaps w:val="0"/>
         <w:strike w:val="0"/>
         <w:color w:val="000000"/>
@@ -16363,7 +17379,9 @@
       <w:rPr>
         <w:rFonts w:ascii="Cambria" w:cs="Cambria" w:eastAsia="Cambria" w:hAnsi="Cambria"/>
         <w:b w:val="0"/>
+        <w:bCs w:val="0"/>
         <w:i w:val="0"/>
+        <w:iCs w:val="0"/>
         <w:smallCaps w:val="0"/>
         <w:strike w:val="0"/>
         <w:color w:val="000000"/>
@@ -16418,7 +17436,9 @@
       <w:rPr>
         <w:rFonts w:ascii="Cambria" w:cs="Cambria" w:eastAsia="Cambria" w:hAnsi="Cambria"/>
         <w:b w:val="0"/>
+        <w:bCs w:val="0"/>
         <w:i w:val="0"/>
+        <w:iCs w:val="0"/>
         <w:smallCaps w:val="0"/>
         <w:strike w:val="0"/>
         <w:color w:val="000000"/>
@@ -16538,7 +17558,9 @@
       <w:rPr>
         <w:rFonts w:ascii="Cambria" w:cs="Cambria" w:eastAsia="Cambria" w:hAnsi="Cambria"/>
         <w:b w:val="0"/>
+        <w:bCs w:val="0"/>
         <w:i w:val="0"/>
+        <w:iCs w:val="0"/>
         <w:smallCaps w:val="0"/>
         <w:strike w:val="0"/>
         <w:color w:val="000000"/>
@@ -16658,7 +17680,9 @@
       <w:rPr>
         <w:rFonts w:ascii="Cambria" w:cs="Cambria" w:eastAsia="Cambria" w:hAnsi="Cambria"/>
         <w:b w:val="0"/>
+        <w:bCs w:val="0"/>
         <w:i w:val="0"/>
+        <w:iCs w:val="0"/>
         <w:smallCaps w:val="0"/>
         <w:strike w:val="0"/>
         <w:color w:val="000000"/>
@@ -16862,7 +17886,9 @@
       <w:rPr>
         <w:rFonts w:ascii="Cambria" w:cs="Cambria" w:eastAsia="Cambria" w:hAnsi="Cambria"/>
         <w:b w:val="0"/>
+        <w:bCs w:val="0"/>
         <w:i w:val="0"/>
+        <w:iCs w:val="0"/>
         <w:smallCaps w:val="0"/>
         <w:strike w:val="0"/>
         <w:color w:val="000000"/>
@@ -17607,6 +18633,7 @@
     <w:rPr>
       <w:rFonts w:ascii="Cambria" w:cs="Cambria" w:eastAsia="Cambria" w:hAnsi="Cambria"/>
       <w:b w:val="1"/>
+      <w:bCs w:val="1"/>
       <w:color w:val="366091"/>
       <w:sz w:val="28"/>
       <w:szCs w:val="28"/>
@@ -17623,6 +18650,7 @@
     <w:rPr>
       <w:rFonts w:ascii="Cambria" w:cs="Cambria" w:eastAsia="Cambria" w:hAnsi="Cambria"/>
       <w:b w:val="1"/>
+      <w:bCs w:val="1"/>
       <w:color w:val="4f81bd"/>
       <w:sz w:val="26"/>
       <w:szCs w:val="26"/>
@@ -17639,6 +18667,7 @@
     <w:rPr>
       <w:rFonts w:ascii="Cambria" w:cs="Cambria" w:eastAsia="Cambria" w:hAnsi="Cambria"/>
       <w:b w:val="1"/>
+      <w:bCs w:val="1"/>
       <w:color w:val="4f81bd"/>
     </w:rPr>
   </w:style>
@@ -17653,7 +18682,9 @@
     <w:rPr>
       <w:rFonts w:ascii="Cambria" w:cs="Cambria" w:eastAsia="Cambria" w:hAnsi="Cambria"/>
       <w:b w:val="1"/>
+      <w:bCs w:val="1"/>
       <w:i w:val="1"/>
+      <w:iCs w:val="1"/>
       <w:color w:val="4f81bd"/>
     </w:rPr>
   </w:style>
@@ -17669,6 +18700,7 @@
     </w:pPr>
     <w:rPr>
       <w:b w:val="1"/>
+      <w:bCs w:val="1"/>
       <w:sz w:val="22"/>
       <w:szCs w:val="22"/>
     </w:rPr>
@@ -17685,6 +18717,7 @@
     </w:pPr>
     <w:rPr>
       <w:b w:val="1"/>
+      <w:bCs w:val="1"/>
       <w:sz w:val="20"/>
       <w:szCs w:val="20"/>
     </w:rPr>
@@ -17719,6 +18752,7 @@
     <w:rPr>
       <w:rFonts w:ascii="Georgia" w:cs="Georgia" w:eastAsia="Georgia" w:hAnsi="Georgia"/>
       <w:i w:val="1"/>
+      <w:iCs w:val="1"/>
       <w:color w:val="666666"/>
       <w:sz w:val="48"/>
       <w:szCs w:val="48"/>

--- a/Etapa Elaboración - Iteración 2/Plantillas/Plantilla Plan de Estimacion.docx
+++ b/Etapa Elaboración - Iteración 2/Plantillas/Plantilla Plan de Estimacion.docx
@@ -1895,7 +1895,7 @@
     </w:p>
     <w:sdt>
       <w:sdtPr>
-        <w:id w:val="-1709437655"/>
+        <w:id w:val="-1765604731"/>
         <w:docPartObj>
           <w:docPartGallery w:val="Table of Contents"/>
           <w:docPartUnique w:val="1"/>

--- a/Etapa Elaboración - Iteración 2/Plantillas/Plantilla Plan de Estimacion.docx
+++ b/Etapa Elaboración - Iteración 2/Plantillas/Plantilla Plan de Estimacion.docx
@@ -1895,7 +1895,7 @@
     </w:p>
     <w:sdt>
       <w:sdtPr>
-        <w:id w:val="-1765604731"/>
+        <w:id w:val="-1283560227"/>
         <w:docPartObj>
           <w:docPartGallery w:val="Table of Contents"/>
           <w:docPartUnique w:val="1"/>

--- a/Etapa Elaboración - Iteración 2/Plantillas/Plantilla Plan de Estimacion.docx
+++ b/Etapa Elaboración - Iteración 2/Plantillas/Plantilla Plan de Estimacion.docx
@@ -1895,7 +1895,7 @@
     </w:p>
     <w:sdt>
       <w:sdtPr>
-        <w:id w:val="-1283560227"/>
+        <w:id w:val="184336589"/>
         <w:docPartObj>
           <w:docPartGallery w:val="Table of Contents"/>
           <w:docPartUnique w:val="1"/>

--- a/Etapa Elaboración - Iteración 2/Plantillas/Plantilla Plan de Estimacion.docx
+++ b/Etapa Elaboración - Iteración 2/Plantillas/Plantilla Plan de Estimacion.docx
@@ -1895,7 +1895,7 @@
     </w:p>
     <w:sdt>
       <w:sdtPr>
-        <w:id w:val="184336589"/>
+        <w:id w:val="737517754"/>
         <w:docPartObj>
           <w:docPartGallery w:val="Table of Contents"/>
           <w:docPartUnique w:val="1"/>
